--- a/README.docx
+++ b/README.docx
@@ -1,14 +1,14 @@
 
 <file path=word/document.xml><?xml version="1.0" encoding="utf-8"?>
-<w:document xmlns:wpc="http://schemas.microsoft.com/office/word/2010/wordprocessingCanvas" xmlns:cx="http://schemas.microsoft.com/office/drawing/2014/chartex" xmlns:cx1="http://schemas.microsoft.com/office/drawing/2015/9/8/chartex" xmlns:cx2="http://schemas.microsoft.com/office/drawing/2015/10/21/chartex" xmlns:cx3="http://schemas.microsoft.com/office/drawing/2016/5/9/chartex" xmlns:cx4="http://schemas.microsoft.com/office/drawing/2016/5/10/chartex" xmlns:cx5="http://schemas.microsoft.com/office/drawing/2016/5/11/chartex" xmlns:cx6="http://schemas.microsoft.com/office/drawing/2016/5/12/chartex" xmlns:cx7="http://schemas.microsoft.com/office/drawing/2016/5/13/chartex" xmlns:cx8="http://schemas.microsoft.com/office/drawing/2016/5/14/chartex" xmlns:mc="http://schemas.openxmlformats.org/markup-compatibility/2006" xmlns:aink="http://schemas.microsoft.com/office/drawing/2016/ink" xmlns:am3d="http://schemas.microsoft.com/office/drawing/2017/model3d" xmlns:o="urn:schemas-microsoft-com:office:office" xmlns:r="http://schemas.openxmlformats.org/officeDocument/2006/relationships" xmlns:m="http://schemas.openxmlformats.org/officeDocument/2006/math" xmlns:v="urn:schemas-microsoft-com:vml" xmlns:wp14="http://schemas.microsoft.com/office/word/2010/wordprocessingDrawing" xmlns:wp="http://schemas.openxmlformats.org/drawingml/2006/wordprocessingDrawing" xmlns:w10="urn:schemas-microsoft-com:office:word" xmlns:w="http://schemas.openxmlformats.org/wordprocessingml/2006/main" xmlns:w14="http://schemas.microsoft.com/office/word/2010/wordml" xmlns:w15="http://schemas.microsoft.com/office/word/2012/wordml" xmlns:w16cid="http://schemas.microsoft.com/office/word/2016/wordml/cid" xmlns:w16se="http://schemas.microsoft.com/office/word/2015/wordml/symex" xmlns:wpg="http://schemas.microsoft.com/office/word/2010/wordprocessingGroup" xmlns:wpi="http://schemas.microsoft.com/office/word/2010/wordprocessingInk" xmlns:wne="http://schemas.microsoft.com/office/word/2006/wordml" xmlns:wps="http://schemas.microsoft.com/office/word/2010/wordprocessingShape" mc:Ignorable="w14 w15 w16se w16cid wp14">
+<w:document xmlns:w="http://schemas.openxmlformats.org/wordprocessingml/2006/main" xmlns:m="http://schemas.openxmlformats.org/officeDocument/2006/math" xmlns:r="http://schemas.openxmlformats.org/officeDocument/2006/relationships" xmlns:o="urn:schemas-microsoft-com:office:office" xmlns:v="urn:schemas-microsoft-com:vml" xmlns:w10="urn:schemas-microsoft-com:office:word" xmlns:a="http://schemas.openxmlformats.org/drawingml/2006/main" xmlns:pic="http://schemas.openxmlformats.org/drawingml/2006/picture" xmlns:wp="http://schemas.openxmlformats.org/drawingml/2006/wordprocessingDrawing">
   <w:body>
+    <w:bookmarkStart w:id="39" w:name="crystalstacker"/>
     <w:p>
       <w:pPr>
         <w:pStyle w:val="1"/>
       </w:pPr>
-      <w:bookmarkStart w:id="0" w:name="crystalstack"/>
-      <w:r>
-        <w:t>CrystalStack</w:t>
+      <w:r>
+        <w:t xml:space="preserve">CrystalStacker</w:t>
       </w:r>
     </w:p>
     <w:p>
@@ -20,72 +20,83 @@
           <w:b/>
           <w:bCs/>
         </w:rPr>
-        <w:t>CrystalStack</w:t>
-      </w:r>
-      <w:r>
-        <w:t xml:space="preserve"> builds the five classical interlayer stacking arrangements of a 2D covalent organic framework (COF) from a single-layer CIF, through a small Flask web application. Upload one or more monolayers, pick the stacking modes, </w:t>
-      </w:r>
-      <w:r>
-        <w:t>and download ready-to-view CIF files of the resulting bilayers.</w:t>
-      </w:r>
-    </w:p>
+        <w:t xml:space="preserve">CrystalStacker</w:t>
+      </w:r>
+      <w:r>
+        <w:t xml:space="preserve"> </w:t>
+      </w:r>
+      <w:r>
+        <w:t xml:space="preserve">builds the five classical interlayer stacking arrangements of a</w:t>
+      </w:r>
+      <w:r>
+        <w:t xml:space="preserve"> </w:t>
+      </w:r>
+      <w:r>
+        <w:t xml:space="preserve">2D covalent organic framework (COF) from a single-layer CIF, through a small</w:t>
+      </w:r>
+      <w:r>
+        <w:t xml:space="preserve"> </w:t>
+      </w:r>
+      <w:r>
+        <w:t xml:space="preserve">Flask web application. Upload one or more monolayers, pick the stacking modes,</w:t>
+      </w:r>
+      <w:r>
+        <w:t xml:space="preserve"> </w:t>
+      </w:r>
+      <w:r>
+        <w:t xml:space="preserve">and download ready-to-view CIF files of the resulting bilayers.</w:t>
+      </w:r>
+    </w:p>
+    <w:bookmarkStart w:id="20" w:name="what-it-does"/>
     <w:p>
       <w:pPr>
         <w:pStyle w:val="2"/>
       </w:pPr>
-      <w:bookmarkStart w:id="1" w:name="what-it-does"/>
-      <w:r>
-        <w:t>What it does</w:t>
+      <w:r>
+        <w:t xml:space="preserve">What it does</w:t>
       </w:r>
     </w:p>
     <w:tbl>
       <w:tblPr>
         <w:tblStyle w:val="Table"/>
-        <w:tblW w:w="5000" w:type="pct"/>
+        <w:tblW w:type="pct" w:w="5000"/>
         <w:tblLayout w:type="fixed"/>
-        <w:tblLook w:val="0020" w:firstRow="1" w:lastRow="0" w:firstColumn="0" w:lastColumn="0" w:noHBand="0" w:noVBand="0"/>
+        <w:tblLook w:firstRow="1" w:lastRow="0" w:firstColumn="0" w:lastColumn="0" w:noHBand="0" w:noVBand="0" w:val="0020"/>
       </w:tblPr>
       <w:tblGrid>
-        <w:gridCol w:w="2657"/>
-        <w:gridCol w:w="6199"/>
+        <w:gridCol w:w="2376"/>
+        <w:gridCol w:w="5544"/>
       </w:tblGrid>
       <w:tr>
         <w:trPr>
-          <w:cnfStyle w:val="100000000000" w:firstRow="1" w:lastRow="0" w:firstColumn="0" w:lastColumn="0" w:oddVBand="0" w:evenVBand="0" w:oddHBand="0" w:evenHBand="0" w:firstRowFirstColumn="0" w:firstRowLastColumn="0" w:lastRowFirstColumn="0" w:lastRowLastColumn="0"/>
-          <w:tblHeader/>
+          <w:tblHeader w:val="on"/>
         </w:trPr>
         <w:tc>
-          <w:tcPr>
-            <w:tcW w:w="2376" w:type="dxa"/>
-          </w:tcPr>
+          <w:tcPr/>
           <w:p>
             <w:pPr>
               <w:pStyle w:val="Compact"/>
             </w:pPr>
             <w:r>
-              <w:t>Mode</w:t>
+              <w:t xml:space="preserve">Mode</w:t>
             </w:r>
           </w:p>
         </w:tc>
         <w:tc>
-          <w:tcPr>
-            <w:tcW w:w="5544" w:type="dxa"/>
-          </w:tcPr>
+          <w:tcPr/>
           <w:p>
             <w:pPr>
               <w:pStyle w:val="Compact"/>
             </w:pPr>
             <w:r>
-              <w:t>Construction</w:t>
+              <w:t xml:space="preserve">Construction</w:t>
             </w:r>
           </w:p>
         </w:tc>
       </w:tr>
       <w:tr>
         <w:tc>
-          <w:tcPr>
-            <w:tcW w:w="2376" w:type="dxa"/>
-          </w:tcPr>
+          <w:tcPr/>
           <w:p>
             <w:pPr>
               <w:pStyle w:val="Compact"/>
@@ -95,29 +106,25 @@
                 <w:b/>
                 <w:bCs/>
               </w:rPr>
-              <w:t>eclipsed (AA)</w:t>
+              <w:t xml:space="preserve">eclipsed (AA)</w:t>
             </w:r>
           </w:p>
         </w:tc>
         <w:tc>
-          <w:tcPr>
-            <w:tcW w:w="5544" w:type="dxa"/>
-          </w:tcPr>
+          <w:tcPr/>
           <w:p>
             <w:pPr>
               <w:pStyle w:val="Compact"/>
             </w:pPr>
             <w:r>
-              <w:t>second layer directly above the first, zero in-plane offset</w:t>
+              <w:t xml:space="preserve">second layer directly above the first, zero in-plane offset</w:t>
             </w:r>
           </w:p>
         </w:tc>
       </w:tr>
       <w:tr>
         <w:tc>
-          <w:tcPr>
-            <w:tcW w:w="2376" w:type="dxa"/>
-          </w:tcPr>
+          <w:tcPr/>
           <w:p>
             <w:pPr>
               <w:pStyle w:val="Compact"/>
@@ -127,42 +134,41 @@
                 <w:b/>
                 <w:bCs/>
               </w:rPr>
-              <w:t>inclined</w:t>
+              <w:t xml:space="preserve">inclined</w:t>
             </w:r>
           </w:p>
         </w:tc>
         <w:tc>
-          <w:tcPr>
-            <w:tcW w:w="5544" w:type="dxa"/>
-          </w:tcPr>
+          <w:tcPr/>
           <w:p>
             <w:pPr>
               <w:pStyle w:val="Compact"/>
             </w:pPr>
             <w:r>
-              <w:t xml:space="preserve">second layer shifted laterally and lowered; the crystallographic </w:t>
+              <w:t xml:space="preserve">second layer shifted laterally and lowered; the crystallographic</w:t>
+            </w:r>
+            <w:r>
+              <w:t xml:space="preserve"> </w:t>
             </w:r>
             <w:r>
               <w:rPr>
                 <w:i/>
                 <w:iCs/>
               </w:rPr>
-              <w:t>c</w:t>
+              <w:t xml:space="preserve">c</w:t>
             </w:r>
             <w:r>
-              <w:t xml:space="preserve"> axis beco</w:t>
+              <w:t xml:space="preserve"> </w:t>
             </w:r>
             <w:r>
-              <w:t>mes tilted</w:t>
+              <w:t xml:space="preserve">axis becomes tilted</w:t>
             </w:r>
           </w:p>
         </w:tc>
       </w:tr>
       <w:tr>
         <w:tc>
-          <w:tcPr>
-            <w:tcW w:w="2376" w:type="dxa"/>
-          </w:tcPr>
+          <w:tcPr/>
           <w:p>
             <w:pPr>
               <w:pStyle w:val="Compact"/>
@@ -172,14 +178,12 @@
                 <w:b/>
                 <w:bCs/>
               </w:rPr>
-              <w:t>serrated (AA′)</w:t>
+              <w:t xml:space="preserve">serrated (AA′)</w:t>
             </w:r>
           </w:p>
         </w:tc>
         <w:tc>
-          <w:tcPr>
-            <w:tcW w:w="5544" w:type="dxa"/>
-          </w:tcPr>
+          <w:tcPr/>
           <w:p>
             <w:pPr>
               <w:pStyle w:val="Compact"/>
@@ -189,19 +193,20 @@
                 <w:i/>
                 <w:iCs/>
               </w:rPr>
-              <w:t>c</w:t>
+              <w:t xml:space="preserve">c</w:t>
             </w:r>
             <w:r>
-              <w:t xml:space="preserve"> doubled; layers alternate between AA and AA′ positions</w:t>
+              <w:t xml:space="preserve"> </w:t>
+            </w:r>
+            <w:r>
+              <w:t xml:space="preserve">doubled; layers alternate between AA and AA′ positions</w:t>
             </w:r>
           </w:p>
         </w:tc>
       </w:tr>
       <w:tr>
         <w:tc>
-          <w:tcPr>
-            <w:tcW w:w="2376" w:type="dxa"/>
-          </w:tcPr>
+          <w:tcPr/>
           <w:p>
             <w:pPr>
               <w:pStyle w:val="Compact"/>
@@ -211,14 +216,12 @@
                 <w:b/>
                 <w:bCs/>
               </w:rPr>
-              <w:t>staggered (AB)</w:t>
+              <w:t xml:space="preserve">staggered (AB)</w:t>
             </w:r>
           </w:p>
         </w:tc>
         <w:tc>
-          <w:tcPr>
-            <w:tcW w:w="5544" w:type="dxa"/>
-          </w:tcPr>
+          <w:tcPr/>
           <w:p>
             <w:pPr>
               <w:pStyle w:val="Compact"/>
@@ -228,19 +231,20 @@
                 <w:i/>
                 <w:iCs/>
               </w:rPr>
-              <w:t>c</w:t>
+              <w:t xml:space="preserve">c</w:t>
             </w:r>
             <w:r>
-              <w:t xml:space="preserve"> doubled; second layer placed on the pore site of the layer below</w:t>
+              <w:t xml:space="preserve"> </w:t>
+            </w:r>
+            <w:r>
+              <w:t xml:space="preserve">doubled; second layer placed on the pore site of the layer below</w:t>
             </w:r>
           </w:p>
         </w:tc>
       </w:tr>
       <w:tr>
         <w:tc>
-          <w:tcPr>
-            <w:tcW w:w="2376" w:type="dxa"/>
-          </w:tcPr>
+          <w:tcPr/>
           <w:p>
             <w:pPr>
               <w:pStyle w:val="Compact"/>
@@ -250,23 +254,18 @@
                 <w:b/>
                 <w:bCs/>
               </w:rPr>
-              <w:t>rotated</w:t>
+              <w:t xml:space="preserve">rotated</w:t>
             </w:r>
           </w:p>
         </w:tc>
         <w:tc>
-          <w:tcPr>
-            <w:tcW w:w="5544" w:type="dxa"/>
-          </w:tcPr>
+          <w:tcPr/>
           <w:p>
             <w:pPr>
               <w:pStyle w:val="Compact"/>
             </w:pPr>
             <w:r>
-              <w:t>second layer generated by a symmetry operation (transpose by default, 60°–300° r</w:t>
-            </w:r>
-            <w:r>
-              <w:t>otations and mirrors also offered), not by a translation</w:t>
+              <w:t xml:space="preserve">second layer generated by a symmetry operation (transpose by default, 60°–300° rotations and mirrors also offered), not by a translation</w:t>
             </w:r>
           </w:p>
         </w:tc>
@@ -277,7 +276,7 @@
         <w:pStyle w:val="a0"/>
       </w:pPr>
       <w:r>
-        <w:t>Key properties:</w:t>
+        <w:t xml:space="preserve">Key properties:</w:t>
       </w:r>
     </w:p>
     <w:p>
@@ -285,7 +284,7 @@
         <w:pStyle w:val="Compact"/>
         <w:numPr>
           <w:ilvl w:val="0"/>
-          <w:numId w:val="2"/>
+          <w:numId w:val="1001"/>
         </w:numPr>
       </w:pPr>
       <w:r>
@@ -293,10 +292,25 @@
           <w:b/>
           <w:bCs/>
         </w:rPr>
-        <w:t>CIF in, CIF out.</w:t>
-      </w:r>
-      <w:r>
-        <w:t xml:space="preserve"> Input is a P1 CIF of a single layer; every output is written as a standard P1 CIF that opens directly in common crystallographic viewers.</w:t>
+        <w:t xml:space="preserve">CIF in, CIF out.</w:t>
+      </w:r>
+      <w:r>
+        <w:t xml:space="preserve"> </w:t>
+      </w:r>
+      <w:r>
+        <w:t xml:space="preserve">Input is a P1 CIF of a single layer; every output is</w:t>
+      </w:r>
+      <w:r>
+        <w:t xml:space="preserve"> </w:t>
+      </w:r>
+      <w:r>
+        <w:t xml:space="preserve">written as a standard P1 CIF that opens directly in common crystallographic</w:t>
+      </w:r>
+      <w:r>
+        <w:t xml:space="preserve"> </w:t>
+      </w:r>
+      <w:r>
+        <w:t xml:space="preserve">viewers.</w:t>
       </w:r>
     </w:p>
     <w:p>
@@ -304,7 +318,7 @@
         <w:pStyle w:val="Compact"/>
         <w:numPr>
           <w:ilvl w:val="0"/>
-          <w:numId w:val="2"/>
+          <w:numId w:val="1001"/>
         </w:numPr>
       </w:pPr>
       <w:r>
@@ -312,43 +326,70 @@
           <w:b/>
           <w:bCs/>
         </w:rPr>
-        <w:t>Automatic offset selection.</w:t>
-      </w:r>
-      <w:r>
-        <w:t xml:space="preserve"> For hexagonal and square lattices the staggered mode places the upper layer on the pore centre of the lower one; the serrated mode applies the AA′ glide known from the reference systems. Every generated offset reports its provenance (</w:t>
-      </w:r>
-      <w:r>
-        <w:rPr>
-          <w:rStyle w:val="VerbatimChar"/>
-        </w:rPr>
-        <w:t>matched reference</w:t>
-      </w:r>
-      <w:r>
-        <w:t xml:space="preserve">, </w:t>
-      </w:r>
-      <w:r>
-        <w:rPr>
-          <w:rStyle w:val="VerbatimChar"/>
-        </w:rPr>
-        <w:t>ru</w:t>
-      </w:r>
-      <w:r>
-        <w:rPr>
-          <w:rStyle w:val="VerbatimChar"/>
-        </w:rPr>
-        <w:t>le</w:t>
-      </w:r>
-      <w:r>
-        <w:t xml:space="preserve">, </w:t>
-      </w:r>
-      <w:r>
-        <w:rPr>
-          <w:rStyle w:val="VerbatimChar"/>
-        </w:rPr>
-        <w:t>manual</w:t>
-      </w:r>
-      <w:r>
-        <w:t>, …).</w:t>
+        <w:t xml:space="preserve">Automatic offset selection.</w:t>
+      </w:r>
+      <w:r>
+        <w:t xml:space="preserve"> </w:t>
+      </w:r>
+      <w:r>
+        <w:t xml:space="preserve">For hexagonal and square lattices the</w:t>
+      </w:r>
+      <w:r>
+        <w:t xml:space="preserve"> </w:t>
+      </w:r>
+      <w:r>
+        <w:t xml:space="preserve">staggered mode places the upper layer on the pore centre of the lower one;</w:t>
+      </w:r>
+      <w:r>
+        <w:t xml:space="preserve"> </w:t>
+      </w:r>
+      <w:r>
+        <w:t xml:space="preserve">the serrated mode applies the AA′ glide known from the reference</w:t>
+      </w:r>
+      <w:r>
+        <w:t xml:space="preserve"> </w:t>
+      </w:r>
+      <w:r>
+        <w:t xml:space="preserve">systems. Every generated offset reports its provenance</w:t>
+      </w:r>
+      <w:r>
+        <w:t xml:space="preserve"> </w:t>
+      </w:r>
+      <w:r>
+        <w:t xml:space="preserve">(</w:t>
+      </w:r>
+      <w:r>
+        <w:rPr>
+          <w:rStyle w:val="VerbatimChar"/>
+        </w:rPr>
+        <w:t xml:space="preserve">matched reference</w:t>
+      </w:r>
+      <w:r>
+        <w:t xml:space="preserve">,</w:t>
+      </w:r>
+      <w:r>
+        <w:t xml:space="preserve"> </w:t>
+      </w:r>
+      <w:r>
+        <w:rPr>
+          <w:rStyle w:val="VerbatimChar"/>
+        </w:rPr>
+        <w:t xml:space="preserve">rule</w:t>
+      </w:r>
+      <w:r>
+        <w:t xml:space="preserve">,</w:t>
+      </w:r>
+      <w:r>
+        <w:t xml:space="preserve"> </w:t>
+      </w:r>
+      <w:r>
+        <w:rPr>
+          <w:rStyle w:val="VerbatimChar"/>
+        </w:rPr>
+        <w:t xml:space="preserve">manual</w:t>
+      </w:r>
+      <w:r>
+        <w:t xml:space="preserve">, …).</w:t>
       </w:r>
     </w:p>
     <w:p>
@@ -356,7 +397,7 @@
         <w:pStyle w:val="Compact"/>
         <w:numPr>
           <w:ilvl w:val="0"/>
-          <w:numId w:val="2"/>
+          <w:numId w:val="1001"/>
         </w:numPr>
       </w:pPr>
       <w:r>
@@ -364,20 +405,41 @@
           <w:b/>
           <w:bCs/>
         </w:rPr>
-        <w:t>Manual override.</w:t>
-      </w:r>
-      <w:r>
-        <w:t xml:space="preserve"> Fractional or Cartesian offsets can be entered by hand; the inclined mode then derives the tilted </w:t>
+        <w:t xml:space="preserve">Manual override.</w:t>
+      </w:r>
+      <w:r>
+        <w:t xml:space="preserve"> </w:t>
+      </w:r>
+      <w:r>
+        <w:t xml:space="preserve">Fractional or Cartesian offsets can be entered by hand;</w:t>
+      </w:r>
+      <w:r>
+        <w:t xml:space="preserve"> </w:t>
+      </w:r>
+      <w:r>
+        <w:t xml:space="preserve">the inclined mode then derives the tilted</w:t>
+      </w:r>
+      <w:r>
+        <w:t xml:space="preserve"> </w:t>
       </w:r>
       <w:r>
         <w:rPr>
           <w:i/>
           <w:iCs/>
         </w:rPr>
-        <w:t>c</w:t>
-      </w:r>
-      <w:r>
-        <w:t xml:space="preserve"> axis and the tilt angle from the given projection.</w:t>
+        <w:t xml:space="preserve">c</w:t>
+      </w:r>
+      <w:r>
+        <w:t xml:space="preserve"> </w:t>
+      </w:r>
+      <w:r>
+        <w:t xml:space="preserve">axis and the tilt angle from</w:t>
+      </w:r>
+      <w:r>
+        <w:t xml:space="preserve"> </w:t>
+      </w:r>
+      <w:r>
+        <w:t xml:space="preserve">the given projection.</w:t>
       </w:r>
     </w:p>
     <w:p>
@@ -385,7 +447,7 @@
         <w:pStyle w:val="Compact"/>
         <w:numPr>
           <w:ilvl w:val="0"/>
-          <w:numId w:val="2"/>
+          <w:numId w:val="1001"/>
         </w:numPr>
       </w:pPr>
       <w:r>
@@ -393,13 +455,25 @@
           <w:b/>
           <w:bCs/>
         </w:rPr>
-        <w:t>Batch processing.</w:t>
-      </w:r>
-      <w:r>
-        <w:t xml:space="preserve"> Several CIF files can be uploaded at once; all of them</w:t>
-      </w:r>
-      <w:r>
-        <w:t xml:space="preserve"> are processed with the same parameters and the results are bundled into one ZIP, organised in one folder per input file.</w:t>
+        <w:t xml:space="preserve">Batch processing.</w:t>
+      </w:r>
+      <w:r>
+        <w:t xml:space="preserve"> </w:t>
+      </w:r>
+      <w:r>
+        <w:t xml:space="preserve">Several CIF files can be uploaded at once; all of</w:t>
+      </w:r>
+      <w:r>
+        <w:t xml:space="preserve"> </w:t>
+      </w:r>
+      <w:r>
+        <w:t xml:space="preserve">them are processed with the same parameters and the results are bundled</w:t>
+      </w:r>
+      <w:r>
+        <w:t xml:space="preserve"> </w:t>
+      </w:r>
+      <w:r>
+        <w:t xml:space="preserve">into one ZIP, organised in one folder per input file.</w:t>
       </w:r>
     </w:p>
     <w:p>
@@ -407,7 +481,7 @@
         <w:pStyle w:val="Compact"/>
         <w:numPr>
           <w:ilvl w:val="0"/>
-          <w:numId w:val="2"/>
+          <w:numId w:val="1001"/>
         </w:numPr>
       </w:pPr>
       <w:r>
@@ -415,32 +489,50 @@
           <w:b/>
           <w:bCs/>
         </w:rPr>
-        <w:t>Monolayer extraction.</w:t>
-      </w:r>
-      <w:r>
-        <w:t xml:space="preserve"> A multilayer input can additionally be exported as its first sheet alone (</w:t>
-      </w:r>
-      <w:r>
-        <w:rPr>
-          <w:rStyle w:val="VerbatimChar"/>
-        </w:rPr>
-        <w:t>monolayer.cif</w:t>
-      </w:r>
-      <w:r>
-        <w:t xml:space="preserve">), with the </w:t>
+        <w:t xml:space="preserve">Monolayer extraction.</w:t>
+      </w:r>
+      <w:r>
+        <w:t xml:space="preserve"> </w:t>
+      </w:r>
+      <w:r>
+        <w:t xml:space="preserve">A multilayer input can additionally be exported</w:t>
+      </w:r>
+      <w:r>
+        <w:t xml:space="preserve"> </w:t>
+      </w:r>
+      <w:r>
+        <w:t xml:space="preserve">as its first sheet alone (</w:t>
+      </w:r>
+      <w:r>
+        <w:rPr>
+          <w:rStyle w:val="VerbatimChar"/>
+        </w:rPr>
+        <w:t xml:space="preserve">monolayer.cif</w:t>
+      </w:r>
+      <w:r>
+        <w:t xml:space="preserve">), with the</w:t>
+      </w:r>
+      <w:r>
+        <w:t xml:space="preserve"> </w:t>
       </w:r>
       <w:r>
         <w:rPr>
           <w:i/>
           <w:iCs/>
         </w:rPr>
-        <w:t>c</w:t>
-      </w:r>
-      <w:r>
-        <w:t xml:space="preserve"> axis reset </w:t>
-      </w:r>
-      <w:r>
-        <w:t>to a single layer, ready to be stacked again.</w:t>
+        <w:t xml:space="preserve">c</w:t>
+      </w:r>
+      <w:r>
+        <w:t xml:space="preserve"> </w:t>
+      </w:r>
+      <w:r>
+        <w:t xml:space="preserve">axis reset to a</w:t>
+      </w:r>
+      <w:r>
+        <w:t xml:space="preserve"> </w:t>
+      </w:r>
+      <w:r>
+        <w:t xml:space="preserve">single layer, ready to be stacked again.</w:t>
       </w:r>
     </w:p>
     <w:p>
@@ -448,7 +540,7 @@
         <w:pStyle w:val="Compact"/>
         <w:numPr>
           <w:ilvl w:val="0"/>
-          <w:numId w:val="2"/>
+          <w:numId w:val="1001"/>
         </w:numPr>
       </w:pPr>
       <w:r>
@@ -456,36 +548,103 @@
           <w:b/>
           <w:bCs/>
         </w:rPr>
-        <w:t>Symmetry transparency.</w:t>
-      </w:r>
-      <w:r>
-        <w:t xml:space="preserve"> Symmetry operations listed in a CIF are expanded automatically and the expansion is reported (</w:t>
-      </w:r>
-      <w:r>
-        <w:rPr>
-          <w:rStyle w:val="VerbatimChar"/>
-        </w:rPr>
-        <w:t>42 sites x 8 operations -&gt;   336 atoms</w:t>
-      </w:r>
-      <w:r>
-        <w:t xml:space="preserve">). A file that </w:t>
-      </w:r>
-      <w:r>
-        <w:rPr>
-          <w:i/>
-          <w:iCs/>
-        </w:rPr>
-        <w:t>declares</w:t>
-      </w:r>
-      <w:r>
-        <w:t xml:space="preserve"> a space group but lists no oper</w:t>
-      </w:r>
-      <w:r>
-        <w:t xml:space="preserve">ations is rejected with an explanation instead of being silently read as its asymmetric unit; 1D </w:t>
-      </w:r>
-      <w:r>
-        <w:lastRenderedPageBreak/>
-        <w:t>chains and molecular (non-layered) inputs are rejected with a clear message as well.</w:t>
+        <w:t xml:space="preserve">Any stacking direction.</w:t>
+      </w:r>
+      <w:r>
+        <w:t xml:space="preserve"> </w:t>
+      </w:r>
+      <w:r>
+        <w:t xml:space="preserve">A CIF that writes the layer normal along</w:t>
+      </w:r>
+      <w:r>
+        <w:t xml:space="preserve"> </w:t>
+      </w:r>
+      <w:r>
+        <w:rPr>
+          <w:b/>
+          <w:bCs/>
+        </w:rPr>
+        <w:t xml:space="preserve">a</w:t>
+      </w:r>
+      <w:r>
+        <w:t xml:space="preserve"> </w:t>
+      </w:r>
+      <w:r>
+        <w:t xml:space="preserve">or</w:t>
+      </w:r>
+      <w:r>
+        <w:t xml:space="preserve"> </w:t>
+      </w:r>
+      <w:r>
+        <w:rPr>
+          <w:b/>
+          <w:bCs/>
+        </w:rPr>
+        <w:t xml:space="preserve">b</w:t>
+      </w:r>
+      <w:r>
+        <w:t xml:space="preserve"> </w:t>
+      </w:r>
+      <w:r>
+        <w:t xml:space="preserve">instead of</w:t>
+      </w:r>
+      <w:r>
+        <w:t xml:space="preserve"> </w:t>
+      </w:r>
+      <w:r>
+        <w:rPr>
+          <w:b/>
+          <w:bCs/>
+        </w:rPr>
+        <w:t xml:space="preserve">c</w:t>
+      </w:r>
+      <w:r>
+        <w:t xml:space="preserve"> </w:t>
+      </w:r>
+      <w:r>
+        <w:t xml:space="preserve">is recognised from its bond topology and</w:t>
+      </w:r>
+      <w:r>
+        <w:t xml:space="preserve"> </w:t>
+      </w:r>
+      <w:r>
+        <w:t xml:space="preserve">relabelled before anything else happens — the sheets and every Cartesian</w:t>
+      </w:r>
+      <w:r>
+        <w:t xml:space="preserve"> </w:t>
+      </w:r>
+      <w:r>
+        <w:t xml:space="preserve">position are untouched, only the axis names change. The stacking direction</w:t>
+      </w:r>
+      <w:r>
+        <w:t xml:space="preserve"> </w:t>
+      </w:r>
+      <w:r>
+        <w:t xml:space="preserve">is a property of how a file was written down, not of the material, so the</w:t>
+      </w:r>
+      <w:r>
+        <w:t xml:space="preserve"> </w:t>
+      </w:r>
+      <w:r>
+        <w:t xml:space="preserve">relabelling (which is reported, never silent) replaces what used to be a</w:t>
+      </w:r>
+      <w:r>
+        <w:t xml:space="preserve"> </w:t>
+      </w:r>
+      <w:r>
+        <w:t xml:space="preserve">rejection. Structures with no single stacking direction — 3D frameworks,</w:t>
+      </w:r>
+      <w:r>
+        <w:t xml:space="preserve"> </w:t>
+      </w:r>
+      <w:r>
+        <w:t xml:space="preserve">1D chains, molecular crystals — keep being declined, with a message naming</w:t>
+      </w:r>
+      <w:r>
+        <w:t xml:space="preserve"> </w:t>
+      </w:r>
+      <w:r>
+        <w:t xml:space="preserve">what is actually wrong.</w:t>
       </w:r>
     </w:p>
     <w:p>
@@ -493,7 +652,7 @@
         <w:pStyle w:val="Compact"/>
         <w:numPr>
           <w:ilvl w:val="0"/>
-          <w:numId w:val="2"/>
+          <w:numId w:val="1001"/>
         </w:numPr>
       </w:pPr>
       <w:r>
@@ -501,25 +660,62 @@
           <w:b/>
           <w:bCs/>
         </w:rPr>
-        <w:t>Rotated mode is validated, never silent.</w:t>
-      </w:r>
-      <w:r>
-        <w:t xml:space="preserve"> Before a rotation / mirror stacki</w:t>
-      </w:r>
-      <w:r>
-        <w:t>ng is built, the operation is checked against the layer (a PBC residual test) and applied about the nearest symmetry axis — the axes of a 2D net need not sit at the origin. An operation that is no symmetry operation of the layer at all produces a loud warn</w:t>
-      </w:r>
-      <w:r>
-        <w:t xml:space="preserve">ing and an </w:t>
-      </w:r>
-      <w:r>
-        <w:rPr>
-          <w:rStyle w:val="VerbatimChar"/>
-        </w:rPr>
-        <w:t>unvalidated</w:t>
-      </w:r>
-      <w:r>
-        <w:t xml:space="preserve"> provenance flag. A staggered offset that maps atoms exactly onto atoms (node-on-node, typical of non-primitive cells) is diagnosed the same way.</w:t>
+        <w:t xml:space="preserve">Symmetry transparency.</w:t>
+      </w:r>
+      <w:r>
+        <w:t xml:space="preserve"> </w:t>
+      </w:r>
+      <w:r>
+        <w:t xml:space="preserve">Symmetry operations listed in a CIF are expanded</w:t>
+      </w:r>
+      <w:r>
+        <w:t xml:space="preserve"> </w:t>
+      </w:r>
+      <w:r>
+        <w:t xml:space="preserve">automatically and the expansion is reported (</w:t>
+      </w:r>
+      <w:r>
+        <w:rPr>
+          <w:rStyle w:val="VerbatimChar"/>
+        </w:rPr>
+        <w:t xml:space="preserve">42 sites x 8 operations -&gt;   336 atoms</w:t>
+      </w:r>
+      <w:r>
+        <w:t xml:space="preserve">). A file that</w:t>
+      </w:r>
+      <w:r>
+        <w:t xml:space="preserve"> </w:t>
+      </w:r>
+      <w:r>
+        <w:rPr>
+          <w:i/>
+          <w:iCs/>
+        </w:rPr>
+        <w:t xml:space="preserve">declares</w:t>
+      </w:r>
+      <w:r>
+        <w:t xml:space="preserve"> </w:t>
+      </w:r>
+      <w:r>
+        <w:t xml:space="preserve">a space group but lists no operations</w:t>
+      </w:r>
+      <w:r>
+        <w:t xml:space="preserve"> </w:t>
+      </w:r>
+      <w:r>
+        <w:t xml:space="preserve">is rejected with an explanation instead of being silently read as its</w:t>
+      </w:r>
+      <w:r>
+        <w:t xml:space="preserve"> </w:t>
+      </w:r>
+      <w:r>
+        <w:t xml:space="preserve">asymmetric unit; 1D chains and molecular (non-layered) inputs are rejected</w:t>
+      </w:r>
+      <w:r>
+        <w:t xml:space="preserve"> </w:t>
+      </w:r>
+      <w:r>
+        <w:t xml:space="preserve">with a clear message as well.</w:t>
       </w:r>
     </w:p>
     <w:p>
@@ -527,7 +723,7 @@
         <w:pStyle w:val="Compact"/>
         <w:numPr>
           <w:ilvl w:val="0"/>
-          <w:numId w:val="2"/>
+          <w:numId w:val="1001"/>
         </w:numPr>
       </w:pPr>
       <w:r>
@@ -535,41 +731,190 @@
           <w:b/>
           <w:bCs/>
         </w:rPr>
-        <w:t>Validated.</w:t>
-      </w:r>
-      <w:r>
-        <w:t xml:space="preserve"> Offsets and cell parameters reproduce DFT-relaxed reference structures collec</w:t>
-      </w:r>
-      <w:r>
-        <w:t xml:space="preserve">ted in </w:t>
-      </w:r>
-      <w:r>
-        <w:rPr>
-          <w:rStyle w:val="VerbatimChar"/>
-        </w:rPr>
-        <w:t>reference/</w:t>
-      </w:r>
-      <w:r>
-        <w:t xml:space="preserve"> (see below); the regression suite checks them numerically.</w:t>
-      </w:r>
-    </w:p>
+        <w:t xml:space="preserve">Axis conventions are normalised, not guessed at.</w:t>
+      </w:r>
+      <w:r>
+        <w:t xml:space="preserve"> </w:t>
+      </w:r>
+      <w:r>
+        <w:t xml:space="preserve">A CIF whose layers</w:t>
+      </w:r>
+      <w:r>
+        <w:t xml:space="preserve"> </w:t>
+      </w:r>
+      <w:r>
+        <w:t xml:space="preserve">stack along a or b instead of c is relabelled by a cyclic permutation that</w:t>
+      </w:r>
+      <w:r>
+        <w:t xml:space="preserve"> </w:t>
+      </w:r>
+      <w:r>
+        <w:t xml:space="preserve">preserves the cell’s handedness and every atom’s Cartesian coordinate, and</w:t>
+      </w:r>
+      <w:r>
+        <w:t xml:space="preserve"> </w:t>
+      </w:r>
+      <w:r>
+        <w:t xml:space="preserve">the relabelling is reported. Conversely, an input whose atoms are covalently</w:t>
+      </w:r>
+      <w:r>
+        <w:t xml:space="preserve"> </w:t>
+      </w:r>
+      <w:r>
+        <w:t xml:space="preserve">bonded across the c boundary (a 3D framework, not a van der Waals stack) is</w:t>
+      </w:r>
+      <w:r>
+        <w:t xml:space="preserve"> </w:t>
+      </w:r>
+      <w:r>
+        <w:t xml:space="preserve">flagged with the number of crossing bonds instead of being processed</w:t>
+      </w:r>
+      <w:r>
+        <w:t xml:space="preserve"> </w:t>
+      </w:r>
+      <w:r>
+        <w:t xml:space="preserve">silently as a monolayer.</w:t>
+      </w:r>
+    </w:p>
+    <w:p>
+      <w:pPr>
+        <w:pStyle w:val="Compact"/>
+        <w:numPr>
+          <w:ilvl w:val="0"/>
+          <w:numId w:val="1001"/>
+        </w:numPr>
+      </w:pPr>
+      <w:r>
+        <w:rPr>
+          <w:b/>
+          <w:bCs/>
+        </w:rPr>
+        <w:t xml:space="preserve">Rotated mode is validated, never silent.</w:t>
+      </w:r>
+      <w:r>
+        <w:t xml:space="preserve"> </w:t>
+      </w:r>
+      <w:r>
+        <w:t xml:space="preserve">Before a rotation / mirror</w:t>
+      </w:r>
+      <w:r>
+        <w:t xml:space="preserve"> </w:t>
+      </w:r>
+      <w:r>
+        <w:t xml:space="preserve">stacking is built, the operation is checked against the layer (a PBC</w:t>
+      </w:r>
+      <w:r>
+        <w:t xml:space="preserve"> </w:t>
+      </w:r>
+      <w:r>
+        <w:t xml:space="preserve">residual test) and applied about the nearest symmetry axis — the axes of a</w:t>
+      </w:r>
+      <w:r>
+        <w:t xml:space="preserve"> </w:t>
+      </w:r>
+      <w:r>
+        <w:t xml:space="preserve">2D net need not sit at the origin. An operation that is no symmetry</w:t>
+      </w:r>
+      <w:r>
+        <w:t xml:space="preserve"> </w:t>
+      </w:r>
+      <w:r>
+        <w:t xml:space="preserve">operation of the layer at all produces a loud warning and an</w:t>
+      </w:r>
+      <w:r>
+        <w:t xml:space="preserve"> </w:t>
+      </w:r>
+      <w:r>
+        <w:rPr>
+          <w:rStyle w:val="VerbatimChar"/>
+        </w:rPr>
+        <w:t xml:space="preserve">unvalidated</w:t>
+      </w:r>
+      <w:r>
+        <w:t xml:space="preserve"> </w:t>
+      </w:r>
+      <w:r>
+        <w:t xml:space="preserve">provenance flag. A staggered offset that maps atoms exactly</w:t>
+      </w:r>
+      <w:r>
+        <w:t xml:space="preserve"> </w:t>
+      </w:r>
+      <w:r>
+        <w:t xml:space="preserve">onto atoms (node-on-node, typical of non-primitive cells) is diagnosed the</w:t>
+      </w:r>
+      <w:r>
+        <w:t xml:space="preserve"> </w:t>
+      </w:r>
+      <w:r>
+        <w:t xml:space="preserve">same way.</w:t>
+      </w:r>
+    </w:p>
+    <w:p>
+      <w:pPr>
+        <w:pStyle w:val="Compact"/>
+        <w:numPr>
+          <w:ilvl w:val="0"/>
+          <w:numId w:val="1001"/>
+        </w:numPr>
+      </w:pPr>
+      <w:r>
+        <w:rPr>
+          <w:b/>
+          <w:bCs/>
+        </w:rPr>
+        <w:t xml:space="preserve">Validated.</w:t>
+      </w:r>
+      <w:r>
+        <w:t xml:space="preserve"> </w:t>
+      </w:r>
+      <w:r>
+        <w:t xml:space="preserve">Offsets and cell parameters reproduce DFT-relaxed reference</w:t>
+      </w:r>
+      <w:r>
+        <w:t xml:space="preserve"> </w:t>
+      </w:r>
+      <w:r>
+        <w:t xml:space="preserve">structures collected in</w:t>
+      </w:r>
+      <w:r>
+        <w:t xml:space="preserve"> </w:t>
+      </w:r>
+      <w:r>
+        <w:rPr>
+          <w:rStyle w:val="VerbatimChar"/>
+        </w:rPr>
+        <w:t xml:space="preserve">reference/</w:t>
+      </w:r>
+      <w:r>
+        <w:t xml:space="preserve"> </w:t>
+      </w:r>
+      <w:r>
+        <w:t xml:space="preserve">(see below); the regression suite</w:t>
+      </w:r>
+      <w:r>
+        <w:t xml:space="preserve"> </w:t>
+      </w:r>
+      <w:r>
+        <w:t xml:space="preserve">checks them numerically.</w:t>
+      </w:r>
+    </w:p>
+    <w:bookmarkEnd w:id="20"/>
+    <w:bookmarkStart w:id="25" w:name="quick-start"/>
     <w:p>
       <w:pPr>
         <w:pStyle w:val="2"/>
       </w:pPr>
-      <w:bookmarkStart w:id="2" w:name="quick-start"/>
-      <w:bookmarkEnd w:id="1"/>
-      <w:r>
-        <w:t>Quick start</w:t>
-      </w:r>
-    </w:p>
+      <w:r>
+        <w:t xml:space="preserve">Quick start</w:t>
+      </w:r>
+    </w:p>
+    <w:bookmarkStart w:id="21" w:name="windows-single-file-exe-no-python-needed"/>
     <w:p>
       <w:pPr>
         <w:pStyle w:val="3"/>
       </w:pPr>
-      <w:bookmarkStart w:id="3" w:name="windows-single-file-exe-no-python-needed"/>
-      <w:r>
-        <w:t>Windows — single-file exe (no Python needed)</w:t>
+      <w:r>
+        <w:t xml:space="preserve">Windows — single-file exe (no Python needed)</w:t>
       </w:r>
     </w:p>
     <w:p>
@@ -577,38 +922,65 @@
         <w:pStyle w:val="FirstParagraph"/>
       </w:pPr>
       <w:r>
-        <w:t xml:space="preserve">Grab </w:t>
-      </w:r>
-      <w:r>
-        <w:rPr>
-          <w:rStyle w:val="VerbatimChar"/>
-        </w:rPr>
-        <w:t>CrystalStack.exe</w:t>
-      </w:r>
-      <w:r>
-        <w:t xml:space="preserve"> from the repository root, copy it anywhere, and double-click it. It bundles Python, Flask, NumPy and</w:t>
-      </w:r>
-      <w:r>
-        <w:t xml:space="preserve"> SciPy, so the target machine needs nothing installed. The browser opens automatically and generated structures appear in an </w:t>
-      </w:r>
-      <w:r>
-        <w:rPr>
-          <w:rStyle w:val="VerbatimChar"/>
-        </w:rPr>
-        <w:t>outputs/</w:t>
-      </w:r>
-      <w:r>
-        <w:t xml:space="preserve"> folder next to the exe.</w:t>
-      </w:r>
-    </w:p>
+        <w:t xml:space="preserve">Grab</w:t>
+      </w:r>
+      <w:r>
+        <w:t xml:space="preserve"> </w:t>
+      </w:r>
+      <w:r>
+        <w:rPr>
+          <w:rStyle w:val="VerbatimChar"/>
+        </w:rPr>
+        <w:t xml:space="preserve">CrystalStacker.exe</w:t>
+      </w:r>
+      <w:r>
+        <w:t xml:space="preserve"> </w:t>
+      </w:r>
+      <w:r>
+        <w:t xml:space="preserve">from the repository root, copy it anywhere, and</w:t>
+      </w:r>
+      <w:r>
+        <w:t xml:space="preserve"> </w:t>
+      </w:r>
+      <w:r>
+        <w:t xml:space="preserve">double-click it. It bundles Python, Flask, NumPy and SciPy, so the target</w:t>
+      </w:r>
+      <w:r>
+        <w:t xml:space="preserve"> </w:t>
+      </w:r>
+      <w:r>
+        <w:t xml:space="preserve">machine needs nothing installed. The browser opens automatically and generated</w:t>
+      </w:r>
+      <w:r>
+        <w:t xml:space="preserve"> </w:t>
+      </w:r>
+      <w:r>
+        <w:t xml:space="preserve">structures appear in an</w:t>
+      </w:r>
+      <w:r>
+        <w:t xml:space="preserve"> </w:t>
+      </w:r>
+      <w:r>
+        <w:rPr>
+          <w:rStyle w:val="VerbatimChar"/>
+        </w:rPr>
+        <w:t xml:space="preserve">outputs/</w:t>
+      </w:r>
+      <w:r>
+        <w:t xml:space="preserve"> </w:t>
+      </w:r>
+      <w:r>
+        <w:t xml:space="preserve">folder next to the exe.</w:t>
+      </w:r>
+    </w:p>
+    <w:bookmarkEnd w:id="21"/>
+    <w:bookmarkStart w:id="22" w:name="windows-from-source-one-click"/>
     <w:p>
       <w:pPr>
         <w:pStyle w:val="3"/>
       </w:pPr>
-      <w:bookmarkStart w:id="4" w:name="windows-from-source-one-click"/>
-      <w:bookmarkEnd w:id="3"/>
-      <w:r>
-        <w:t>Windows — from source (one-click)</w:t>
+      <w:r>
+        <w:t xml:space="preserve">Windows — from source (one-click)</w:t>
       </w:r>
     </w:p>
     <w:p>
@@ -616,44 +988,68 @@
         <w:pStyle w:val="FirstParagraph"/>
       </w:pPr>
       <w:r>
-        <w:t xml:space="preserve">Double-click </w:t>
-      </w:r>
-      <w:r>
-        <w:rPr>
-          <w:rStyle w:val="VerbatimChar"/>
-        </w:rPr>
-        <w:t>run_webapp.bat</w:t>
-      </w:r>
-      <w:r>
-        <w:t xml:space="preserve"> inside </w:t>
-      </w:r>
-      <w:r>
-        <w:rPr>
-          <w:rStyle w:val="VerbatimChar"/>
-        </w:rPr>
-        <w:t>crystalstack/</w:t>
-      </w:r>
-      <w:r>
-        <w:t xml:space="preserve">. It detects a suitable Python (3.10+), creates a local </w:t>
-      </w:r>
-      <w:r>
-        <w:rPr>
-          <w:rStyle w:val="VerbatimChar"/>
-        </w:rPr>
-        <w:t>.venv</w:t>
-      </w:r>
-      <w:r>
-        <w:t>, installs the dependencies and starts the server; the browser opens automatically.</w:t>
-      </w:r>
-    </w:p>
+        <w:t xml:space="preserve">Double-click</w:t>
+      </w:r>
+      <w:r>
+        <w:t xml:space="preserve"> </w:t>
+      </w:r>
+      <w:r>
+        <w:rPr>
+          <w:rStyle w:val="VerbatimChar"/>
+        </w:rPr>
+        <w:t xml:space="preserve">run_webapp.bat</w:t>
+      </w:r>
+      <w:r>
+        <w:t xml:space="preserve"> </w:t>
+      </w:r>
+      <w:r>
+        <w:t xml:space="preserve">inside</w:t>
+      </w:r>
+      <w:r>
+        <w:t xml:space="preserve"> </w:t>
+      </w:r>
+      <w:r>
+        <w:rPr>
+          <w:rStyle w:val="VerbatimChar"/>
+        </w:rPr>
+        <w:t xml:space="preserve">crystalstacker/</w:t>
+      </w:r>
+      <w:r>
+        <w:t xml:space="preserve">. It detects a suitable</w:t>
+      </w:r>
+      <w:r>
+        <w:t xml:space="preserve"> </w:t>
+      </w:r>
+      <w:r>
+        <w:t xml:space="preserve">Python (3.10+), creates a local</w:t>
+      </w:r>
+      <w:r>
+        <w:t xml:space="preserve"> </w:t>
+      </w:r>
+      <w:r>
+        <w:rPr>
+          <w:rStyle w:val="VerbatimChar"/>
+        </w:rPr>
+        <w:t xml:space="preserve">.venv</w:t>
+      </w:r>
+      <w:r>
+        <w:t xml:space="preserve">, installs the dependencies and starts</w:t>
+      </w:r>
+      <w:r>
+        <w:t xml:space="preserve"> </w:t>
+      </w:r>
+      <w:r>
+        <w:t xml:space="preserve">the server; the browser opens automatically.</w:t>
+      </w:r>
+    </w:p>
+    <w:bookmarkEnd w:id="22"/>
+    <w:bookmarkStart w:id="24" w:name="any-platform"/>
     <w:p>
       <w:pPr>
         <w:pStyle w:val="3"/>
       </w:pPr>
-      <w:bookmarkStart w:id="5" w:name="any-platform"/>
-      <w:bookmarkEnd w:id="4"/>
-      <w:r>
-        <w:t>Any platform</w:t>
+      <w:r>
+        <w:t xml:space="preserve">Any platform</w:t>
       </w:r>
     </w:p>
     <w:p>
@@ -664,7 +1060,7 @@
         <w:rPr>
           <w:rStyle w:val="ExtensionTok"/>
         </w:rPr>
-        <w:t>python</w:t>
+        <w:t xml:space="preserve">python</w:t>
       </w:r>
       <w:r>
         <w:rPr>
@@ -676,7 +1072,7 @@
         <w:rPr>
           <w:rStyle w:val="AttributeTok"/>
         </w:rPr>
-        <w:t>-m</w:t>
+        <w:t xml:space="preserve">-m</w:t>
       </w:r>
       <w:r>
         <w:rPr>
@@ -691,7 +1087,7 @@
         <w:rPr>
           <w:rStyle w:val="CommentTok"/>
         </w:rPr>
-        <w:t># activate the virtual environment, then:</w:t>
+        <w:t xml:space="preserve"># activate the virtual environment, then:</w:t>
       </w:r>
       <w:r>
         <w:br/>
@@ -700,7 +1096,7 @@
         <w:rPr>
           <w:rStyle w:val="ExtensionTok"/>
         </w:rPr>
-        <w:t>pip</w:t>
+        <w:t xml:space="preserve">pip</w:t>
       </w:r>
       <w:r>
         <w:rPr>
@@ -712,7 +1108,7 @@
         <w:rPr>
           <w:rStyle w:val="AttributeTok"/>
         </w:rPr>
-        <w:t>-r</w:t>
+        <w:t xml:space="preserve">-r</w:t>
       </w:r>
       <w:r>
         <w:rPr>
@@ -727,13 +1123,7 @@
         <w:rPr>
           <w:rStyle w:val="ExtensionTok"/>
         </w:rPr>
-        <w:t>pyt</w:t>
-      </w:r>
-      <w:r>
-        <w:rPr>
-          <w:rStyle w:val="ExtensionTok"/>
-        </w:rPr>
-        <w:t>hon</w:t>
+        <w:t xml:space="preserve">python</w:t>
       </w:r>
       <w:r>
         <w:rPr>
@@ -747,29 +1137,41 @@
         <w:pStyle w:val="FirstParagraph"/>
       </w:pPr>
       <w:r>
-        <w:t xml:space="preserve">Then open </w:t>
-      </w:r>
-      <w:hyperlink r:id="rId5">
+        <w:t xml:space="preserve">Then open</w:t>
+      </w:r>
+      <w:r>
+        <w:t xml:space="preserve"> </w:t>
+      </w:r>
+      <w:hyperlink r:id="rId23">
         <w:r>
           <w:rPr>
             <w:rStyle w:val="af"/>
           </w:rPr>
-          <w:t>http://127.0.0.1:5000</w:t>
+          <w:t xml:space="preserve">http://127.0.0.1:5000</w:t>
         </w:r>
       </w:hyperlink>
       <w:r>
-        <w:t xml:space="preserve"> in a browser (a free port is used if 5000 is taken).</w:t>
-      </w:r>
-    </w:p>
+        <w:t xml:space="preserve"> </w:t>
+      </w:r>
+      <w:r>
+        <w:t xml:space="preserve">in a browser (a free port is used if 5000</w:t>
+      </w:r>
+      <w:r>
+        <w:t xml:space="preserve"> </w:t>
+      </w:r>
+      <w:r>
+        <w:t xml:space="preserve">is taken).</w:t>
+      </w:r>
+    </w:p>
+    <w:bookmarkEnd w:id="24"/>
+    <w:bookmarkEnd w:id="25"/>
+    <w:bookmarkStart w:id="26" w:name="usage"/>
     <w:p>
       <w:pPr>
         <w:pStyle w:val="2"/>
       </w:pPr>
-      <w:bookmarkStart w:id="6" w:name="usage"/>
-      <w:bookmarkEnd w:id="2"/>
-      <w:bookmarkEnd w:id="5"/>
-      <w:r>
-        <w:t>Usage</w:t>
+      <w:r>
+        <w:t xml:space="preserve">Usage</w:t>
       </w:r>
     </w:p>
     <w:p>
@@ -777,7 +1179,7 @@
         <w:pStyle w:val="Compact"/>
         <w:numPr>
           <w:ilvl w:val="0"/>
-          <w:numId w:val="3"/>
+          <w:numId w:val="1002"/>
         </w:numPr>
       </w:pPr>
       <w:r>
@@ -785,19 +1187,25 @@
           <w:b/>
           <w:bCs/>
         </w:rPr>
-        <w:t>Upload</w:t>
-      </w:r>
-      <w:r>
-        <w:t xml:space="preserve"> one or more CIFs, each containing one layer (see </w:t>
-      </w:r>
-      <w:r>
-        <w:rPr>
-          <w:rStyle w:val="VerbatimChar"/>
-        </w:rPr>
-        <w:t>examples/</w:t>
-      </w:r>
-      <w:r>
-        <w:t>).</w:t>
+        <w:t xml:space="preserve">Upload</w:t>
+      </w:r>
+      <w:r>
+        <w:t xml:space="preserve"> </w:t>
+      </w:r>
+      <w:r>
+        <w:t xml:space="preserve">one or more CIFs, each containing one layer (see</w:t>
+      </w:r>
+      <w:r>
+        <w:t xml:space="preserve"> </w:t>
+      </w:r>
+      <w:r>
+        <w:rPr>
+          <w:rStyle w:val="VerbatimChar"/>
+        </w:rPr>
+        <w:t xml:space="preserve">examples/</w:t>
+      </w:r>
+      <w:r>
+        <w:t xml:space="preserve">).</w:t>
       </w:r>
     </w:p>
     <w:p>
@@ -805,7 +1213,7 @@
         <w:pStyle w:val="Compact"/>
         <w:numPr>
           <w:ilvl w:val="0"/>
-          <w:numId w:val="3"/>
+          <w:numId w:val="1002"/>
         </w:numPr>
       </w:pPr>
       <w:r>
@@ -813,22 +1221,34 @@
           <w:b/>
           <w:bCs/>
         </w:rPr>
-        <w:t>Choose</w:t>
-      </w:r>
-      <w:r>
-        <w:t xml:space="preserve"> the stacking modes and adjust paramete</w:t>
-      </w:r>
-      <w:r>
-        <w:t xml:space="preserve">rs if needed (layer gap, in-plane offset); for multilayer inputs an extracted </w:t>
-      </w:r>
-      <w:r>
-        <w:rPr>
-          <w:rStyle w:val="VerbatimChar"/>
-        </w:rPr>
-        <w:t>monolayer.cif</w:t>
-      </w:r>
-      <w:r>
-        <w:t xml:space="preserve"> can be requested as well.</w:t>
+        <w:t xml:space="preserve">Choose</w:t>
+      </w:r>
+      <w:r>
+        <w:t xml:space="preserve"> </w:t>
+      </w:r>
+      <w:r>
+        <w:t xml:space="preserve">the stacking modes and adjust parameters if needed</w:t>
+      </w:r>
+      <w:r>
+        <w:t xml:space="preserve"> </w:t>
+      </w:r>
+      <w:r>
+        <w:t xml:space="preserve">(layer gap, in-plane offset); for multilayer inputs an extracted</w:t>
+      </w:r>
+      <w:r>
+        <w:t xml:space="preserve"> </w:t>
+      </w:r>
+      <w:r>
+        <w:rPr>
+          <w:rStyle w:val="VerbatimChar"/>
+        </w:rPr>
+        <w:t xml:space="preserve">monolayer.cif</w:t>
+      </w:r>
+      <w:r>
+        <w:t xml:space="preserve"> </w:t>
+      </w:r>
+      <w:r>
+        <w:t xml:space="preserve">can be requested as well.</w:t>
       </w:r>
     </w:p>
     <w:p>
@@ -836,7 +1256,7 @@
         <w:pStyle w:val="Compact"/>
         <w:numPr>
           <w:ilvl w:val="0"/>
-          <w:numId w:val="3"/>
+          <w:numId w:val="1002"/>
         </w:numPr>
       </w:pPr>
       <w:r>
@@ -844,20 +1264,29 @@
           <w:b/>
           <w:bCs/>
         </w:rPr>
-        <w:t>Read the summary table</w:t>
-      </w:r>
-      <w:r>
-        <w:t xml:space="preserve"> — it is collapsed by default; click </w:t>
+        <w:t xml:space="preserve">Read the summary table</w:t>
+      </w:r>
+      <w:r>
+        <w:t xml:space="preserve"> </w:t>
+      </w:r>
+      <w:r>
+        <w:t xml:space="preserve">— it is collapsed by default; click</w:t>
+      </w:r>
+      <w:r>
+        <w:t xml:space="preserve"> </w:t>
       </w:r>
       <w:r>
         <w:rPr>
           <w:i/>
           <w:iCs/>
         </w:rPr>
-        <w:t>Stacking results table</w:t>
-      </w:r>
-      <w:r>
-        <w:t xml:space="preserve"> to expand it.</w:t>
+        <w:t xml:space="preserve">Stacking results table</w:t>
+      </w:r>
+      <w:r>
+        <w:t xml:space="preserve"> </w:t>
+      </w:r>
+      <w:r>
+        <w:t xml:space="preserve">to expand it.</w:t>
       </w:r>
     </w:p>
     <w:p>
@@ -865,7 +1294,7 @@
         <w:pStyle w:val="Compact"/>
         <w:numPr>
           <w:ilvl w:val="0"/>
-          <w:numId w:val="3"/>
+          <w:numId w:val="1002"/>
         </w:numPr>
       </w:pPr>
       <w:r>
@@ -873,33 +1302,38 @@
           <w:b/>
           <w:bCs/>
         </w:rPr>
-        <w:t>Download</w:t>
-      </w:r>
-      <w:r>
-        <w:t xml:space="preserve"> the generated CIF files, individu</w:t>
-      </w:r>
-      <w:r>
-        <w:t>ally or bundled as a ZIP (</w:t>
-      </w:r>
-      <w:r>
-        <w:rPr>
-          <w:rStyle w:val="VerbatimChar"/>
-        </w:rPr>
-        <w:t>Download all (ZIP)</w:t>
-      </w:r>
-      <w:r>
-        <w:t>, at the foot of the page).</w:t>
-      </w:r>
-    </w:p>
+        <w:t xml:space="preserve">Download</w:t>
+      </w:r>
+      <w:r>
+        <w:t xml:space="preserve"> </w:t>
+      </w:r>
+      <w:r>
+        <w:t xml:space="preserve">the generated CIF files, individually or bundled as a ZIP</w:t>
+      </w:r>
+      <w:r>
+        <w:t xml:space="preserve"> </w:t>
+      </w:r>
+      <w:r>
+        <w:t xml:space="preserve">(</w:t>
+      </w:r>
+      <w:r>
+        <w:rPr>
+          <w:rStyle w:val="VerbatimChar"/>
+        </w:rPr>
+        <w:t xml:space="preserve">Download all (ZIP)</w:t>
+      </w:r>
+      <w:r>
+        <w:t xml:space="preserve">, at the foot of the page).</w:t>
+      </w:r>
+    </w:p>
+    <w:bookmarkEnd w:id="26"/>
+    <w:bookmarkStart w:id="27" w:name="building-the-exe-yourself"/>
     <w:p>
       <w:pPr>
         <w:pStyle w:val="2"/>
       </w:pPr>
-      <w:bookmarkStart w:id="7" w:name="building-the-exe-yourself"/>
-      <w:bookmarkEnd w:id="6"/>
-      <w:r>
-        <w:lastRenderedPageBreak/>
-        <w:t>Building the exe yourself</w:t>
+      <w:r>
+        <w:t xml:space="preserve">Building the exe yourself</w:t>
       </w:r>
     </w:p>
     <w:p>
@@ -910,13 +1344,13 @@
         <w:rPr>
           <w:rStyle w:val="BuiltInTok"/>
         </w:rPr>
-        <w:t>cd</w:t>
+        <w:t xml:space="preserve">cd</w:t>
       </w:r>
       <w:r>
         <w:rPr>
           <w:rStyle w:val="NormalTok"/>
         </w:rPr>
-        <w:t xml:space="preserve"> crystalstack</w:t>
+        <w:t xml:space="preserve"> crystalstacker</w:t>
       </w:r>
       <w:r>
         <w:br/>
@@ -925,7 +1359,7 @@
         <w:rPr>
           <w:rStyle w:val="NormalTok"/>
         </w:rPr>
-        <w:t>build_exe.bat</w:t>
+        <w:t xml:space="preserve">build_exe.bat</w:t>
       </w:r>
     </w:p>
     <w:p>
@@ -933,49 +1367,76 @@
         <w:pStyle w:val="FirstParagraph"/>
       </w:pPr>
       <w:r>
-        <w:t xml:space="preserve">Requires Python 3.10+ on the build machine only; the produced </w:t>
-      </w:r>
-      <w:r>
-        <w:rPr>
-          <w:rStyle w:val="VerbatimChar"/>
-        </w:rPr>
-        <w:t>dist/CrystalStack.exe</w:t>
-      </w:r>
-      <w:r>
-        <w:t xml:space="preserve"> </w:t>
-      </w:r>
-      <w:r>
-        <w:t xml:space="preserve">runs anywhere. The script creates a throwaway </w:t>
-      </w:r>
-      <w:r>
-        <w:rPr>
-          <w:rStyle w:val="VerbatimChar"/>
-        </w:rPr>
-        <w:t>build_env/</w:t>
-      </w:r>
-      <w:r>
-        <w:t xml:space="preserve"> virtual environment with the pinned versions in </w:t>
-      </w:r>
-      <w:r>
-        <w:rPr>
-          <w:rStyle w:val="VerbatimChar"/>
-        </w:rPr>
-        <w:t>requirements-build.txt</w:t>
-      </w:r>
-      <w:r>
-        <w:t xml:space="preserve">, so unrelated packages installed alongside the project cannot end up inside the exe. Use </w:t>
-      </w:r>
-      <w:r>
-        <w:rPr>
-          <w:rStyle w:val="VerbatimChar"/>
-        </w:rPr>
-        <w:t>build_exe.bat --clean</w:t>
-      </w:r>
-      <w:r>
-        <w:t xml:space="preserve"> to keep the build</w:t>
-      </w:r>
-      <w:r>
-        <w:t xml:space="preserve"> intermediates for a faster rebuild.</w:t>
+        <w:t xml:space="preserve">Requires Python 3.10+ on the build machine only; the produced</w:t>
+      </w:r>
+      <w:r>
+        <w:t xml:space="preserve"> </w:t>
+      </w:r>
+      <w:r>
+        <w:rPr>
+          <w:rStyle w:val="VerbatimChar"/>
+        </w:rPr>
+        <w:t xml:space="preserve">dist/CrystalStacker.exe</w:t>
+      </w:r>
+      <w:r>
+        <w:t xml:space="preserve"> </w:t>
+      </w:r>
+      <w:r>
+        <w:t xml:space="preserve">runs anywhere. The script creates a throwaway</w:t>
+      </w:r>
+      <w:r>
+        <w:t xml:space="preserve"> </w:t>
+      </w:r>
+      <w:r>
+        <w:rPr>
+          <w:rStyle w:val="VerbatimChar"/>
+        </w:rPr>
+        <w:t xml:space="preserve">build_env/</w:t>
+      </w:r>
+      <w:r>
+        <w:t xml:space="preserve"> </w:t>
+      </w:r>
+      <w:r>
+        <w:t xml:space="preserve">virtual environment with the pinned versions in</w:t>
+      </w:r>
+      <w:r>
+        <w:t xml:space="preserve"> </w:t>
+      </w:r>
+      <w:r>
+        <w:rPr>
+          <w:rStyle w:val="VerbatimChar"/>
+        </w:rPr>
+        <w:t xml:space="preserve">requirements-build.txt</w:t>
+      </w:r>
+      <w:r>
+        <w:t xml:space="preserve">, so unrelated packages installed alongside the project</w:t>
+      </w:r>
+      <w:r>
+        <w:t xml:space="preserve"> </w:t>
+      </w:r>
+      <w:r>
+        <w:t xml:space="preserve">cannot end up inside the exe. Use</w:t>
+      </w:r>
+      <w:r>
+        <w:t xml:space="preserve"> </w:t>
+      </w:r>
+      <w:r>
+        <w:rPr>
+          <w:rStyle w:val="VerbatimChar"/>
+        </w:rPr>
+        <w:t xml:space="preserve">build_exe.bat --clean</w:t>
+      </w:r>
+      <w:r>
+        <w:t xml:space="preserve"> </w:t>
+      </w:r>
+      <w:r>
+        <w:t xml:space="preserve">to keep the build</w:t>
+      </w:r>
+      <w:r>
+        <w:t xml:space="preserve"> </w:t>
+      </w:r>
+      <w:r>
+        <w:t xml:space="preserve">intermediates for a faster rebuild.</w:t>
       </w:r>
     </w:p>
     <w:p>
@@ -983,17 +1444,29 @@
         <w:pStyle w:val="a0"/>
       </w:pPr>
       <w:r>
-        <w:t>First launch takes 10–20 seconds: a one-file exe unpacks itself to a temporary directory before starting. Some antivirus products flag PyInstaller output and need an exclusion.</w:t>
-      </w:r>
-    </w:p>
+        <w:t xml:space="preserve">First launch takes 10–20 seconds: a one-file exe unpacks itself to a temporary</w:t>
+      </w:r>
+      <w:r>
+        <w:t xml:space="preserve"> </w:t>
+      </w:r>
+      <w:r>
+        <w:t xml:space="preserve">directory before starting. Some antivirus products flag PyInstaller output and</w:t>
+      </w:r>
+      <w:r>
+        <w:t xml:space="preserve"> </w:t>
+      </w:r>
+      <w:r>
+        <w:t xml:space="preserve">need an exclusion.</w:t>
+      </w:r>
+    </w:p>
+    <w:bookmarkEnd w:id="27"/>
+    <w:bookmarkStart w:id="28" w:name="examples"/>
     <w:p>
       <w:pPr>
         <w:pStyle w:val="2"/>
       </w:pPr>
-      <w:bookmarkStart w:id="8" w:name="examples"/>
-      <w:bookmarkEnd w:id="7"/>
-      <w:r>
-        <w:t>Examples</w:t>
+      <w:r>
+        <w:t xml:space="preserve">Examples</w:t>
       </w:r>
     </w:p>
     <w:p>
@@ -1004,63 +1477,56 @@
         <w:rPr>
           <w:rStyle w:val="VerbatimChar"/>
         </w:rPr>
-        <w:t>examples/</w:t>
-      </w:r>
-      <w:r>
-        <w:t xml:space="preserve"> ships with ready-to-run</w:t>
-      </w:r>
-      <w:r>
-        <w:t xml:space="preserve"> inputs:</w:t>
+        <w:t xml:space="preserve">examples/</w:t>
+      </w:r>
+      <w:r>
+        <w:t xml:space="preserve"> </w:t>
+      </w:r>
+      <w:r>
+        <w:t xml:space="preserve">ships with ready-to-run inputs:</w:t>
       </w:r>
     </w:p>
     <w:tbl>
       <w:tblPr>
         <w:tblStyle w:val="Table"/>
-        <w:tblW w:w="5000" w:type="pct"/>
+        <w:tblW w:type="pct" w:w="5000"/>
         <w:tblLayout w:type="fixed"/>
-        <w:tblLook w:val="0020" w:firstRow="1" w:lastRow="0" w:firstColumn="0" w:lastColumn="0" w:noHBand="0" w:noVBand="0"/>
+        <w:tblLook w:firstRow="1" w:lastRow="0" w:firstColumn="0" w:lastColumn="0" w:noHBand="0" w:noVBand="0" w:val="0020"/>
       </w:tblPr>
       <w:tblGrid>
-        <w:gridCol w:w="3542"/>
-        <w:gridCol w:w="5314"/>
+        <w:gridCol w:w="3168"/>
+        <w:gridCol w:w="4752"/>
       </w:tblGrid>
       <w:tr>
         <w:trPr>
-          <w:cnfStyle w:val="100000000000" w:firstRow="1" w:lastRow="0" w:firstColumn="0" w:lastColumn="0" w:oddVBand="0" w:evenVBand="0" w:oddHBand="0" w:evenHBand="0" w:firstRowFirstColumn="0" w:firstRowLastColumn="0" w:lastRowFirstColumn="0" w:lastRowLastColumn="0"/>
-          <w:tblHeader/>
+          <w:tblHeader w:val="on"/>
         </w:trPr>
         <w:tc>
-          <w:tcPr>
-            <w:tcW w:w="3168" w:type="dxa"/>
-          </w:tcPr>
+          <w:tcPr/>
           <w:p>
             <w:pPr>
               <w:pStyle w:val="Compact"/>
             </w:pPr>
             <w:r>
-              <w:t>File</w:t>
+              <w:t xml:space="preserve">File</w:t>
             </w:r>
           </w:p>
         </w:tc>
         <w:tc>
-          <w:tcPr>
-            <w:tcW w:w="4752" w:type="dxa"/>
-          </w:tcPr>
+          <w:tcPr/>
           <w:p>
             <w:pPr>
               <w:pStyle w:val="Compact"/>
             </w:pPr>
             <w:r>
-              <w:t>Content</w:t>
+              <w:t xml:space="preserve">Content</w:t>
             </w:r>
           </w:p>
         </w:tc>
       </w:tr>
       <w:tr>
         <w:tc>
-          <w:tcPr>
-            <w:tcW w:w="3168" w:type="dxa"/>
-          </w:tcPr>
+          <w:tcPr/>
           <w:p>
             <w:pPr>
               <w:pStyle w:val="Compact"/>
@@ -1069,29 +1535,25 @@
               <w:rPr>
                 <w:rStyle w:val="VerbatimChar"/>
               </w:rPr>
-              <w:t>COF-1_monolayer.cif</w:t>
+              <w:t xml:space="preserve">COF-1_monolayer.cif</w:t>
             </w:r>
           </w:p>
         </w:tc>
         <w:tc>
-          <w:tcPr>
-            <w:tcW w:w="4752" w:type="dxa"/>
-          </w:tcPr>
+          <w:tcPr/>
           <w:p>
             <w:pPr>
               <w:pStyle w:val="Compact"/>
             </w:pPr>
             <w:r>
-              <w:t>COF-1 monolayer, hexagonal</w:t>
+              <w:t xml:space="preserve">COF-1 monolayer, hexagonal</w:t>
             </w:r>
           </w:p>
         </w:tc>
       </w:tr>
       <w:tr>
         <w:tc>
-          <w:tcPr>
-            <w:tcW w:w="3168" w:type="dxa"/>
-          </w:tcPr>
+          <w:tcPr/>
           <w:p>
             <w:pPr>
               <w:pStyle w:val="Compact"/>
@@ -1100,29 +1562,25 @@
               <w:rPr>
                 <w:rStyle w:val="VerbatimChar"/>
               </w:rPr>
-              <w:t>COF-5_monolayer.cif</w:t>
+              <w:t xml:space="preserve">COF-5_monolayer.cif</w:t>
             </w:r>
           </w:p>
         </w:tc>
         <w:tc>
-          <w:tcPr>
-            <w:tcW w:w="4752" w:type="dxa"/>
-          </w:tcPr>
+          <w:tcPr/>
           <w:p>
             <w:pPr>
               <w:pStyle w:val="Compact"/>
             </w:pPr>
             <w:r>
-              <w:t>COF-5 monolayer, hexagonal</w:t>
+              <w:t xml:space="preserve">COF-5 monolayer, hexagonal</w:t>
             </w:r>
           </w:p>
         </w:tc>
       </w:tr>
       <w:tr>
         <w:tc>
-          <w:tcPr>
-            <w:tcW w:w="3168" w:type="dxa"/>
-          </w:tcPr>
+          <w:tcPr/>
           <w:p>
             <w:pPr>
               <w:pStyle w:val="Compact"/>
@@ -1131,29 +1589,25 @@
               <w:rPr>
                 <w:rStyle w:val="VerbatimChar"/>
               </w:rPr>
-              <w:t>CTF-1_monolayer.cif</w:t>
+              <w:t xml:space="preserve">CTF-1_monolayer.cif</w:t>
             </w:r>
           </w:p>
         </w:tc>
         <w:tc>
-          <w:tcPr>
-            <w:tcW w:w="4752" w:type="dxa"/>
-          </w:tcPr>
+          <w:tcPr/>
           <w:p>
             <w:pPr>
               <w:pStyle w:val="Compact"/>
             </w:pPr>
             <w:r>
-              <w:t>CTF-1 monolayer, hexagonal</w:t>
+              <w:t xml:space="preserve">CTF-1 monolayer, hexagonal</w:t>
             </w:r>
           </w:p>
         </w:tc>
       </w:tr>
       <w:tr>
         <w:tc>
-          <w:tcPr>
-            <w:tcW w:w="3168" w:type="dxa"/>
-          </w:tcPr>
+          <w:tcPr/>
           <w:p>
             <w:pPr>
               <w:pStyle w:val="Compact"/>
@@ -1162,29 +1616,25 @@
               <w:rPr>
                 <w:rStyle w:val="VerbatimChar"/>
               </w:rPr>
-              <w:t>Pc-PBBA_monolayer.cif</w:t>
+              <w:t xml:space="preserve">Pc-PBBA_monolayer.cif</w:t>
             </w:r>
           </w:p>
         </w:tc>
         <w:tc>
-          <w:tcPr>
-            <w:tcW w:w="4752" w:type="dxa"/>
-          </w:tcPr>
+          <w:tcPr/>
           <w:p>
             <w:pPr>
               <w:pStyle w:val="Compact"/>
             </w:pPr>
             <w:r>
-              <w:t>Pc-PBBA monolayer, square</w:t>
+              <w:t xml:space="preserve">Pc-PBBA monolayer, square</w:t>
             </w:r>
           </w:p>
         </w:tc>
       </w:tr>
       <w:tr>
         <w:tc>
-          <w:tcPr>
-            <w:tcW w:w="3168" w:type="dxa"/>
-          </w:tcPr>
+          <w:tcPr/>
           <w:p>
             <w:pPr>
               <w:pStyle w:val="Compact"/>
@@ -1193,29 +1643,25 @@
               <w:rPr>
                 <w:rStyle w:val="VerbatimChar"/>
               </w:rPr>
-              <w:t>CuPc_monolayer.cif</w:t>
+              <w:t xml:space="preserve">CuPc_monolayer.cif</w:t>
             </w:r>
           </w:p>
         </w:tc>
         <w:tc>
-          <w:tcPr>
-            <w:tcW w:w="4752" w:type="dxa"/>
-          </w:tcPr>
+          <w:tcPr/>
           <w:p>
             <w:pPr>
               <w:pStyle w:val="Compact"/>
             </w:pPr>
             <w:r>
-              <w:t>first layer extracted from the rotated reference bilayer; run the rotated mode on it to regenerate that bilayer</w:t>
+              <w:t xml:space="preserve">first layer extracted from the rotated reference bilayer; run the rotated mode on it to regenerate that bilayer</w:t>
             </w:r>
           </w:p>
         </w:tc>
       </w:tr>
       <w:tr>
         <w:tc>
-          <w:tcPr>
-            <w:tcW w:w="3168" w:type="dxa"/>
-          </w:tcPr>
+          <w:tcPr/>
           <w:p>
             <w:pPr>
               <w:pStyle w:val="Compact"/>
@@ -1224,36 +1670,31 @@
               <w:rPr>
                 <w:rStyle w:val="VerbatimChar"/>
               </w:rPr>
-              <w:t>ettb-aa.cif</w:t>
+              <w:t xml:space="preserve">ettb-aa.cif</w:t>
             </w:r>
           </w:p>
         </w:tc>
         <w:tc>
-          <w:tcPr>
-            <w:tcW w:w="4752" w:type="dxa"/>
-          </w:tcPr>
+          <w:tcPr/>
           <w:p>
             <w:pPr>
               <w:pStyle w:val="Compact"/>
             </w:pPr>
             <w:r>
-              <w:t>reported sql framework (Cu2-paddlewheel + tetratopic linker); four-fold non-primitive cell used to demonstrate the node-on-node dia</w:t>
-            </w:r>
-            <w:r>
-              <w:t>gnostic</w:t>
+              <w:t xml:space="preserve">reported sql framework (Cu2-paddlewheel + tetratopic linker); four-fold non-primitive cell used to demonstrate the node-on-node diagnostic</w:t>
             </w:r>
           </w:p>
         </w:tc>
       </w:tr>
     </w:tbl>
+    <w:bookmarkEnd w:id="28"/>
+    <w:bookmarkStart w:id="29" w:name="reference-data"/>
     <w:p>
       <w:pPr>
         <w:pStyle w:val="2"/>
       </w:pPr>
-      <w:bookmarkStart w:id="9" w:name="reference-data"/>
-      <w:bookmarkEnd w:id="8"/>
-      <w:r>
-        <w:t>Reference data</w:t>
+      <w:r>
+        <w:t xml:space="preserve">Reference data</w:t>
       </w:r>
     </w:p>
     <w:p>
@@ -1264,23 +1705,117 @@
         <w:rPr>
           <w:rStyle w:val="VerbatimChar"/>
         </w:rPr>
-        <w:t>reference/</w:t>
-      </w:r>
-      <w:r>
-        <w:t xml:space="preserve"> contains the CIF files used to validate the construction rules (eclipsed, inclined, serrated and staggered arrangements of COF-1, COF-5, CTF-1 and Pc-PBBA, plus the rotated reference). These are the structures the regress</w:t>
-      </w:r>
-      <w:r>
-        <w:t>ion tests compare against.</w:t>
-      </w:r>
-    </w:p>
+        <w:t xml:space="preserve">reference/</w:t>
+      </w:r>
+      <w:r>
+        <w:t xml:space="preserve"> </w:t>
+      </w:r>
+      <w:r>
+        <w:t xml:space="preserve">contains the CIF files used to validate the construction rules</w:t>
+      </w:r>
+      <w:r>
+        <w:t xml:space="preserve"> </w:t>
+      </w:r>
+      <w:r>
+        <w:t xml:space="preserve">(eclipsed, inclined, serrated and staggered arrangements of COF-1, COF-5,</w:t>
+      </w:r>
+      <w:r>
+        <w:t xml:space="preserve"> </w:t>
+      </w:r>
+      <w:r>
+        <w:t xml:space="preserve">CTF-1 and Pc-PBBA, plus the rotated reference). These are the structures the</w:t>
+      </w:r>
+      <w:r>
+        <w:t xml:space="preserve"> </w:t>
+      </w:r>
+      <w:r>
+        <w:t xml:space="preserve">regression tests compare against.</w:t>
+      </w:r>
+    </w:p>
+    <w:bookmarkEnd w:id="29"/>
+    <w:bookmarkStart w:id="32" w:name="documentation"/>
     <w:p>
       <w:pPr>
         <w:pStyle w:val="2"/>
       </w:pPr>
-      <w:bookmarkStart w:id="10" w:name="repository-layout"/>
-      <w:bookmarkEnd w:id="9"/>
-      <w:r>
-        <w:t>Repository layout</w:t>
+      <w:r>
+        <w:t xml:space="preserve">Documentation</w:t>
+      </w:r>
+    </w:p>
+    <w:p>
+      <w:pPr>
+        <w:pStyle w:val="FirstParagraph"/>
+      </w:pPr>
+      <w:hyperlink r:id="rId30">
+        <w:r>
+          <w:rPr>
+            <w:rStyle w:val="VerbatimChar"/>
+          </w:rPr>
+          <w:t xml:space="preserve">docs/MANUAL.md</w:t>
+        </w:r>
+      </w:hyperlink>
+      <w:r>
+        <w:t xml:space="preserve"> </w:t>
+      </w:r>
+      <w:r>
+        <w:t xml:space="preserve">is the user manual: installation, the input</w:t>
+      </w:r>
+      <w:r>
+        <w:t xml:space="preserve"> </w:t>
+      </w:r>
+      <w:r>
+        <w:t xml:space="preserve">the tool expects (including multilayer, symmetry and stacking-axis cases), every</w:t>
+      </w:r>
+      <w:r>
+        <w:t xml:space="preserve"> </w:t>
+      </w:r>
+      <w:r>
+        <w:t xml:space="preserve">parameter, what the output contains, how sheets are detected, and a</w:t>
+      </w:r>
+      <w:r>
+        <w:t xml:space="preserve"> </w:t>
+      </w:r>
+      <w:r>
+        <w:t xml:space="preserve">symptom → cause → action troubleshooting table.</w:t>
+      </w:r>
+      <w:r>
+        <w:t xml:space="preserve"> </w:t>
+      </w:r>
+      <w:hyperlink r:id="rId31">
+        <w:r>
+          <w:rPr>
+            <w:rStyle w:val="VerbatimChar"/>
+          </w:rPr>
+          <w:t xml:space="preserve">docs/cases/</w:t>
+        </w:r>
+      </w:hyperlink>
+      <w:r>
+        <w:t xml:space="preserve"> </w:t>
+      </w:r>
+      <w:r>
+        <w:t xml:space="preserve">holds four worked examples — the five stacking</w:t>
+      </w:r>
+      <w:r>
+        <w:t xml:space="preserve"> </w:t>
+      </w:r>
+      <w:r>
+        <w:t xml:space="preserve">modes from one monolayer, multilayer inputs, the rotated mode and its</w:t>
+      </w:r>
+      <w:r>
+        <w:t xml:space="preserve"> </w:t>
+      </w:r>
+      <w:r>
+        <w:t xml:space="preserve">validation, and the boundary cases where the tool warns or refuses.</w:t>
+      </w:r>
+    </w:p>
+    <w:bookmarkEnd w:id="32"/>
+    <w:bookmarkStart w:id="33" w:name="repository-layout"/>
+    <w:p>
+      <w:pPr>
+        <w:pStyle w:val="2"/>
+      </w:pPr>
+      <w:r>
+        <w:t xml:space="preserve">Repository layout</w:t>
       </w:r>
     </w:p>
     <w:p>
@@ -1291,7 +1826,7 @@
         <w:rPr>
           <w:rStyle w:val="VerbatimChar"/>
         </w:rPr>
-        <w:t>CrystalStack/</w:t>
+        <w:t xml:space="preserve">CrystalStacker/</w:t>
       </w:r>
       <w:r>
         <w:br/>
@@ -1300,7 +1835,7 @@
         <w:rPr>
           <w:rStyle w:val="VerbatimChar"/>
         </w:rPr>
-        <w:t>├── CrystalStack.exe       prebuilt single-file executable (no Python needed)</w:t>
+        <w:t xml:space="preserve">├── CrystalStacker.exe       prebuilt single-file executable (no Python needed)</w:t>
       </w:r>
       <w:r>
         <w:br/>
@@ -1309,7 +1844,7 @@
         <w:rPr>
           <w:rStyle w:val="VerbatimChar"/>
         </w:rPr>
-        <w:t>├── crystalstack/          source tree</w:t>
+        <w:t xml:space="preserve">├── crystalstacker/          source tree</w:t>
       </w:r>
       <w:r>
         <w:br/>
@@ -1318,7 +1853,7 @@
         <w:rPr>
           <w:rStyle w:val="VerbatimChar"/>
         </w:rPr>
-        <w:t>│   ├── app.py                 Flask application (UI, upload, run management)</w:t>
+        <w:t xml:space="preserve">│   ├── app.py                 Flask application (UI, upload, run management)</w:t>
       </w:r>
       <w:r>
         <w:br/>
@@ -1327,13 +1862,7 @@
         <w:rPr>
           <w:rStyle w:val="VerbatimChar"/>
         </w:rPr>
-        <w:t xml:space="preserve">│ </w:t>
-      </w:r>
-      <w:r>
-        <w:rPr>
-          <w:rStyle w:val="VerbatimChar"/>
-        </w:rPr>
-        <w:t xml:space="preserve">  ├── layer_stacking.py      core stacking engine</w:t>
+        <w:t xml:space="preserve">│   ├── layer_stacking.py      core stacking engine</w:t>
       </w:r>
       <w:r>
         <w:br/>
@@ -1342,8 +1871,7 @@
         <w:rPr>
           <w:rStyle w:val="VerbatimChar"/>
         </w:rPr>
-        <w:lastRenderedPageBreak/>
-        <w:t>│   ├── stacking_rules.py      automatic offset selection and provenance</w:t>
+        <w:t xml:space="preserve">│   ├── stacking_rules.py      automatic offset selection and provenance</w:t>
       </w:r>
       <w:r>
         <w:br/>
@@ -1352,7 +1880,7 @@
         <w:rPr>
           <w:rStyle w:val="VerbatimChar"/>
         </w:rPr>
-        <w:t>│   ├── cif_io.py              CIF reader/writer (P1, symmetry expansion)</w:t>
+        <w:t xml:space="preserve">│   ├── cif_io.py              CIF reader/writer (P1, symmetry expansion)</w:t>
       </w:r>
       <w:r>
         <w:br/>
@@ -1361,7 +1889,7 @@
         <w:rPr>
           <w:rStyle w:val="VerbatimChar"/>
         </w:rPr>
-        <w:t>│   ├── benchmark_scaling.py   timing benchmark</w:t>
+        <w:t xml:space="preserve">│   ├── stacking_axis.py       stacking-direction detection, axis relabelling,</w:t>
       </w:r>
       <w:r>
         <w:br/>
@@ -1370,13 +1898,7 @@
         <w:rPr>
           <w:rStyle w:val="VerbatimChar"/>
         </w:rPr>
-        <w:t>│   ├── tes</w:t>
-      </w:r>
-      <w:r>
-        <w:rPr>
-          <w:rStyle w:val="VerbatimChar"/>
-        </w:rPr>
-        <w:t>t_layer_stacking.py regression suite (135 checks)</w:t>
+        <w:t xml:space="preserve">│   │                           3D-framework detection (c-crossing bonds)</w:t>
       </w:r>
       <w:r>
         <w:br/>
@@ -1385,7 +1907,7 @@
         <w:rPr>
           <w:rStyle w:val="VerbatimChar"/>
         </w:rPr>
-        <w:t>│   ├── smoke_test_web.py      end-to-end web smoke test</w:t>
+        <w:t xml:space="preserve">│   ├── benchmark_scaling.py   timing benchmark</w:t>
       </w:r>
       <w:r>
         <w:br/>
@@ -1394,7 +1916,7 @@
         <w:rPr>
           <w:rStyle w:val="VerbatimChar"/>
         </w:rPr>
-        <w:t>│   ├── build_exe.py           PyInstaller build driver</w:t>
+        <w:t xml:space="preserve">│   ├── test_layer_stacking.py regression suite (161 checks)</w:t>
       </w:r>
       <w:r>
         <w:br/>
@@ -1403,7 +1925,7 @@
         <w:rPr>
           <w:rStyle w:val="VerbatimChar"/>
         </w:rPr>
-        <w:t>│   ├── build_exe.bat          one-click exe build</w:t>
+        <w:t xml:space="preserve">│   ├── smoke_test_web.py      end-to-end web smoke test</w:t>
       </w:r>
       <w:r>
         <w:br/>
@@ -1412,13 +1934,7 @@
         <w:rPr>
           <w:rStyle w:val="VerbatimChar"/>
         </w:rPr>
-        <w:t>│   ├── run_webapp.bat         Windows one</w:t>
-      </w:r>
-      <w:r>
-        <w:rPr>
-          <w:rStyle w:val="VerbatimChar"/>
-        </w:rPr>
-        <w:t>-click launcher (from source)</w:t>
+        <w:t xml:space="preserve">│   ├── docs/                  user manual and worked case studies</w:t>
       </w:r>
       <w:r>
         <w:br/>
@@ -1427,7 +1943,7 @@
         <w:rPr>
           <w:rStyle w:val="VerbatimChar"/>
         </w:rPr>
-        <w:t>│   ├── requirements.txt       runtime dependencies</w:t>
+        <w:t xml:space="preserve">│   ├── build_exe.py           PyInstaller build driver</w:t>
       </w:r>
       <w:r>
         <w:br/>
@@ -1436,7 +1952,7 @@
         <w:rPr>
           <w:rStyle w:val="VerbatimChar"/>
         </w:rPr>
-        <w:t>│   ├── requirements-build.txt pinned build-time dependencies</w:t>
+        <w:t xml:space="preserve">│   ├── build_exe.bat          one-click exe build</w:t>
       </w:r>
       <w:r>
         <w:br/>
@@ -1445,7 +1961,7 @@
         <w:rPr>
           <w:rStyle w:val="VerbatimChar"/>
         </w:rPr>
-        <w:t>│   ├── templates/  static/    web interface</w:t>
+        <w:t xml:space="preserve">│   ├── run_webapp.bat         Windows one-click launcher (from source)</w:t>
       </w:r>
       <w:r>
         <w:br/>
@@ -1454,7 +1970,7 @@
         <w:rPr>
           <w:rStyle w:val="VerbatimChar"/>
         </w:rPr>
-        <w:t>│   ├── reference/             DFT reference structures (CIF)</w:t>
+        <w:t xml:space="preserve">│   ├── requirements.txt       runtime dependencies</w:t>
       </w:r>
       <w:r>
         <w:br/>
@@ -1463,13 +1979,7 @@
         <w:rPr>
           <w:rStyle w:val="VerbatimChar"/>
         </w:rPr>
-        <w:t>│   └</w:t>
-      </w:r>
-      <w:r>
-        <w:rPr>
-          <w:rStyle w:val="VerbatimChar"/>
-        </w:rPr>
-        <w:t>── examples/              sample monolayer inputs (CIF)</w:t>
+        <w:t xml:space="preserve">│   ├── requirements-build.txt pinned build-time dependencies</w:t>
       </w:r>
       <w:r>
         <w:br/>
@@ -1478,7 +1988,7 @@
         <w:rPr>
           <w:rStyle w:val="VerbatimChar"/>
         </w:rPr>
-        <w:t>├── crystalstack.zip      source archive of the folder above</w:t>
+        <w:t xml:space="preserve">│   ├── templates/  static/    web interface</w:t>
       </w:r>
       <w:r>
         <w:br/>
@@ -1487,7 +1997,7 @@
         <w:rPr>
           <w:rStyle w:val="VerbatimChar"/>
         </w:rPr>
-        <w:t>├── README.md  README.docx</w:t>
+        <w:t xml:space="preserve">│   ├── reference/             DFT reference structures (CIF)</w:t>
       </w:r>
       <w:r>
         <w:br/>
@@ -1496,17 +2006,44 @@
         <w:rPr>
           <w:rStyle w:val="VerbatimChar"/>
         </w:rPr>
-        <w:t>└── LICENSE</w:t>
-      </w:r>
-    </w:p>
+        <w:t xml:space="preserve">│   └── examples/              sample monolayer inputs (CIF)</w:t>
+      </w:r>
+      <w:r>
+        <w:br/>
+      </w:r>
+      <w:r>
+        <w:rPr>
+          <w:rStyle w:val="VerbatimChar"/>
+        </w:rPr>
+        <w:t xml:space="preserve">├── crystalstacker.zip      source archive of the folder above</w:t>
+      </w:r>
+      <w:r>
+        <w:br/>
+      </w:r>
+      <w:r>
+        <w:rPr>
+          <w:rStyle w:val="VerbatimChar"/>
+        </w:rPr>
+        <w:t xml:space="preserve">├── README.md  README.docx</w:t>
+      </w:r>
+      <w:r>
+        <w:br/>
+      </w:r>
+      <w:r>
+        <w:rPr>
+          <w:rStyle w:val="VerbatimChar"/>
+        </w:rPr>
+        <w:t xml:space="preserve">└── LICENSE</w:t>
+      </w:r>
+    </w:p>
+    <w:bookmarkEnd w:id="33"/>
+    <w:bookmarkStart w:id="34" w:name="requirements"/>
     <w:p>
       <w:pPr>
         <w:pStyle w:val="2"/>
       </w:pPr>
-      <w:bookmarkStart w:id="11" w:name="requirements"/>
-      <w:bookmarkEnd w:id="10"/>
-      <w:r>
-        <w:t>Requirements</w:t>
+      <w:r>
+        <w:t xml:space="preserve">Requirements</w:t>
       </w:r>
     </w:p>
     <w:p>
@@ -1514,11 +2051,11 @@
         <w:pStyle w:val="Compact"/>
         <w:numPr>
           <w:ilvl w:val="0"/>
-          <w:numId w:val="4"/>
+          <w:numId w:val="1003"/>
         </w:numPr>
       </w:pPr>
       <w:r>
-        <w:t>Python ≥ 3.10</w:t>
+        <w:t xml:space="preserve">Python ≥ 3.10</w:t>
       </w:r>
     </w:p>
     <w:p>
@@ -1526,20 +2063,23 @@
         <w:pStyle w:val="Compact"/>
         <w:numPr>
           <w:ilvl w:val="0"/>
-          <w:numId w:val="4"/>
+          <w:numId w:val="1003"/>
         </w:numPr>
       </w:pPr>
       <w:r>
-        <w:t xml:space="preserve">numpy, scipy, Flask (see </w:t>
-      </w:r>
-      <w:r>
-        <w:rPr>
-          <w:rStyle w:val="VerbatimChar"/>
-        </w:rPr>
-        <w:t>requirements.txt</w:t>
-      </w:r>
-      <w:r>
-        <w:t>)</w:t>
+        <w:t xml:space="preserve">numpy, scipy, Flask (see</w:t>
+      </w:r>
+      <w:r>
+        <w:t xml:space="preserve"> </w:t>
+      </w:r>
+      <w:r>
+        <w:rPr>
+          <w:rStyle w:val="VerbatimChar"/>
+        </w:rPr>
+        <w:t xml:space="preserve">requirements.txt</w:t>
+      </w:r>
+      <w:r>
+        <w:t xml:space="preserve">)</w:t>
       </w:r>
     </w:p>
     <w:p>
@@ -1547,7 +2087,7 @@
         <w:pStyle w:val="Compact"/>
         <w:numPr>
           <w:ilvl w:val="0"/>
-          <w:numId w:val="4"/>
+          <w:numId w:val="1003"/>
         </w:numPr>
       </w:pPr>
       <w:r>
@@ -1555,32 +2095,32 @@
           <w:i/>
           <w:iCs/>
         </w:rPr>
-        <w:t>Running</w:t>
-      </w:r>
-      <w:r>
-        <w:t xml:space="preserve"> </w:t>
-      </w:r>
-      <w:r>
-        <w:rPr>
-          <w:rStyle w:val="VerbatimChar"/>
-        </w:rPr>
-        <w:t>CrystalStack.exe</w:t>
-      </w:r>
-      <w:r>
-        <w:t xml:space="preserve"> needs</w:t>
-      </w:r>
-      <w:r>
-        <w:t xml:space="preserve"> neither Python nor these packages.</w:t>
-      </w:r>
-    </w:p>
+        <w:t xml:space="preserve">Running</w:t>
+      </w:r>
+      <w:r>
+        <w:t xml:space="preserve"> </w:t>
+      </w:r>
+      <w:r>
+        <w:rPr>
+          <w:rStyle w:val="VerbatimChar"/>
+        </w:rPr>
+        <w:t xml:space="preserve">CrystalStacker.exe</w:t>
+      </w:r>
+      <w:r>
+        <w:t xml:space="preserve"> </w:t>
+      </w:r>
+      <w:r>
+        <w:t xml:space="preserve">needs neither Python nor these packages.</w:t>
+      </w:r>
+    </w:p>
+    <w:bookmarkEnd w:id="34"/>
+    <w:bookmarkStart w:id="35" w:name="tests"/>
     <w:p>
       <w:pPr>
         <w:pStyle w:val="2"/>
       </w:pPr>
-      <w:bookmarkStart w:id="12" w:name="tests"/>
-      <w:bookmarkEnd w:id="11"/>
-      <w:r>
-        <w:t>Tests</w:t>
+      <w:r>
+        <w:t xml:space="preserve">Tests</w:t>
       </w:r>
     </w:p>
     <w:p>
@@ -1591,13 +2131,13 @@
         <w:rPr>
           <w:rStyle w:val="BuiltInTok"/>
         </w:rPr>
-        <w:t>cd</w:t>
+        <w:t xml:space="preserve">cd</w:t>
       </w:r>
       <w:r>
         <w:rPr>
           <w:rStyle w:val="NormalTok"/>
         </w:rPr>
-        <w:t xml:space="preserve"> crystalstack</w:t>
+        <w:t xml:space="preserve"> crystalstacker</w:t>
       </w:r>
       <w:r>
         <w:br/>
@@ -1606,7 +2146,7 @@
         <w:rPr>
           <w:rStyle w:val="ExtensionTok"/>
         </w:rPr>
-        <w:t>python</w:t>
+        <w:t xml:space="preserve">python</w:t>
       </w:r>
       <w:r>
         <w:rPr>
@@ -1618,7 +2158,7 @@
         <w:rPr>
           <w:rStyle w:val="CommentTok"/>
         </w:rPr>
-        <w:t># 135 checks, engine + rules + CIF I/O</w:t>
+        <w:t xml:space="preserve"># 161 checks, engine + rules + CIF I/O</w:t>
       </w:r>
       <w:r>
         <w:br/>
@@ -1627,7 +2167,7 @@
         <w:rPr>
           <w:rStyle w:val="ExtensionTok"/>
         </w:rPr>
-        <w:t>python</w:t>
+        <w:t xml:space="preserve">python</w:t>
       </w:r>
       <w:r>
         <w:rPr>
@@ -1639,17 +2179,17 @@
         <w:rPr>
           <w:rStyle w:val="CommentTok"/>
         </w:rPr>
-        <w:t># end-to-end test against the Flask test client</w:t>
-      </w:r>
-    </w:p>
+        <w:t xml:space="preserve"># end-to-end test against the Flask test client</w:t>
+      </w:r>
+    </w:p>
+    <w:bookmarkEnd w:id="35"/>
+    <w:bookmarkStart w:id="37" w:name="license"/>
     <w:p>
       <w:pPr>
         <w:pStyle w:val="2"/>
       </w:pPr>
-      <w:bookmarkStart w:id="13" w:name="license"/>
-      <w:bookmarkEnd w:id="12"/>
-      <w:r>
-        <w:t>License</w:t>
+      <w:r>
+        <w:t xml:space="preserve">License</w:t>
       </w:r>
     </w:p>
     <w:p>
@@ -1657,28 +2197,31 @@
         <w:pStyle w:val="FirstParagraph"/>
       </w:pPr>
       <w:r>
-        <w:t xml:space="preserve">MIT — see </w:t>
-      </w:r>
-      <w:hyperlink r:id="rId6">
+        <w:t xml:space="preserve">MIT — see</w:t>
+      </w:r>
+      <w:r>
+        <w:t xml:space="preserve"> </w:t>
+      </w:r>
+      <w:hyperlink r:id="rId36">
         <w:r>
           <w:rPr>
             <w:rStyle w:val="af"/>
           </w:rPr>
-          <w:t>LICENSE</w:t>
+          <w:t xml:space="preserve">LICENSE</w:t>
         </w:r>
       </w:hyperlink>
       <w:r>
-        <w:t>.</w:t>
-      </w:r>
-    </w:p>
+        <w:t xml:space="preserve">.</w:t>
+      </w:r>
+    </w:p>
+    <w:bookmarkEnd w:id="37"/>
+    <w:bookmarkStart w:id="38" w:name="citation"/>
     <w:p>
       <w:pPr>
         <w:pStyle w:val="2"/>
       </w:pPr>
-      <w:bookmarkStart w:id="14" w:name="citation"/>
-      <w:bookmarkEnd w:id="13"/>
-      <w:r>
-        <w:t>Citation</w:t>
+      <w:r>
+        <w:t xml:space="preserve">Citation</w:t>
       </w:r>
     </w:p>
     <w:p>
@@ -1686,57 +2229,63 @@
         <w:pStyle w:val="FirstParagraph"/>
       </w:pPr>
       <w:r>
-        <w:t>A manuscript describing the methodology is in preparation; citation details will be added upon publication.</w:t>
+        <w:t xml:space="preserve">A manuscript describing the methodology is in preparation; citation details</w:t>
+      </w:r>
+      <w:r>
+        <w:t xml:space="preserve"> </w:t>
+      </w:r>
+      <w:r>
+        <w:t xml:space="preserve">will be added upon publication.</w:t>
       </w:r>
     </w:p>
     <w:p>
       <w:pPr>
         <w:pStyle w:val="a0"/>
       </w:pPr>
-    </w:p>
-    <w:p>
-      <w:pPr>
-        <w:pStyle w:val="a0"/>
-      </w:pPr>
-      <w:r>
-        <w:t xml:space="preserve">Ma, B.; Yan, Q.; Zhou, W.; Wu, J.; Bao, L.; Lu, X.; </w:t>
-      </w:r>
-      <w:proofErr w:type="spellStart"/>
-      <w:r>
-        <w:t>Qiu</w:t>
-      </w:r>
-      <w:proofErr w:type="spellEnd"/>
-      <w:r>
-        <w:t xml:space="preserve">, J.; Zhu, Y.; Wang, X.; </w:t>
-      </w:r>
-      <w:proofErr w:type="spellStart"/>
-      <w:r>
-        <w:t>Zhai</w:t>
-      </w:r>
-      <w:proofErr w:type="spellEnd"/>
-      <w:r>
-        <w:t>, D.; Liu, C.; Zhang, S.; Deng, W.; Lu, X. Data-Driven Synthesis of Covalent Organic Frameworks via Machine Learning with Integrated Success–Failure Data. JACS Au 2026, 6 (7), 3939–3951. https://doi.org/10.1021/jacsau.6c00493</w:t>
-      </w:r>
-      <w:bookmarkStart w:id="15" w:name="_GoBack"/>
-      <w:bookmarkEnd w:id="0"/>
-      <w:bookmarkEnd w:id="14"/>
-      <w:bookmarkEnd w:id="15"/>
-    </w:p>
+      <w:r>
+        <w:t xml:space="preserve">Ma, B.; Yan, Q.; Zhou, W.; Wu, J.; Bao, L.; Lu, X.; Qiu, J.; Zhu, Y.; Wang, X.; Zhai, D.; Liu, C.; Zhang, S.; Deng, W.; Lu, X. Data-Driven Synthesis of Covalent Organic Frameworks via Machine Learning with Integrated Success–Failure Data. JACS Au 2026, 6 (7), 3939–3951. https://doi.org/10.1021/jacsau.6c00493</w:t>
+      </w:r>
+    </w:p>
+    <w:bookmarkEnd w:id="38"/>
+    <w:bookmarkEnd w:id="39"/>
     <w:sectPr>
       <w:footnotePr>
         <w:numRestart w:val="eachSect"/>
       </w:footnotePr>
-      <w:pgSz w:w="12240" w:h="15840"/>
-      <w:pgMar w:top="1440" w:right="1800" w:bottom="1440" w:left="1800" w:header="720" w:footer="720" w:gutter="0"/>
+      <w:pgSz w:h="15840" w:w="12240"/>
+      <w:pgMar w:bottom="1440" w:footer="720" w:gutter="0" w:header="720" w:left="1800" w:right="1800" w:top="1440"/>
       <w:cols w:space="720"/>
     </w:sectPr>
   </w:body>
 </w:document>
 </file>
 
+<file path=word/comments.xml><?xml version="1.0" encoding="utf-8"?>
+<w:comments xmlns:w="http://schemas.openxmlformats.org/wordprocessingml/2006/main" xmlns:m="http://schemas.openxmlformats.org/officeDocument/2006/math" xmlns:r="http://schemas.openxmlformats.org/officeDocument/2006/relationships" xmlns:o="urn:schemas-microsoft-com:office:office" xmlns:v="urn:schemas-microsoft-com:vml" xmlns:w10="urn:schemas-microsoft-com:office:word" xmlns:a="http://schemas.openxmlformats.org/drawingml/2006/main" xmlns:pic="http://schemas.openxmlformats.org/drawingml/2006/picture" xmlns:wp="http://schemas.openxmlformats.org/drawingml/2006/wordprocessingDrawing"/>
+</file>
+
+<file path=word/footnotes.xml><?xml version="1.0" encoding="utf-8"?>
+<w:footnotes xmlns:w="http://schemas.openxmlformats.org/wordprocessingml/2006/main" xmlns:m="http://schemas.openxmlformats.org/officeDocument/2006/math" xmlns:r="http://schemas.openxmlformats.org/officeDocument/2006/relationships" xmlns:o="urn:schemas-microsoft-com:office:office" xmlns:v="urn:schemas-microsoft-com:vml" xmlns:w10="urn:schemas-microsoft-com:office:word" xmlns:a="http://schemas.openxmlformats.org/drawingml/2006/main" xmlns:pic="http://schemas.openxmlformats.org/drawingml/2006/picture" xmlns:wp="http://schemas.openxmlformats.org/drawingml/2006/wordprocessingDrawing">
+  <w:footnote w:type="continuationSeparator" w:id="0">
+    <w:p>
+      <w:r>
+        <w:continuationSeparator/>
+      </w:r>
+    </w:p>
+  </w:footnote>
+  <w:footnote w:type="separator" w:id="-1">
+    <w:p>
+      <w:r>
+        <w:separator/>
+      </w:r>
+    </w:p>
+  </w:footnote>
+</w:footnotes>
+</file>
+
 <file path=word/numbering.xml><?xml version="1.0" encoding="utf-8"?>
-<w:numbering xmlns:wpc="http://schemas.microsoft.com/office/word/2010/wordprocessingCanvas" xmlns:cx="http://schemas.microsoft.com/office/drawing/2014/chartex" xmlns:cx1="http://schemas.microsoft.com/office/drawing/2015/9/8/chartex" xmlns:cx2="http://schemas.microsoft.com/office/drawing/2015/10/21/chartex" xmlns:cx3="http://schemas.microsoft.com/office/drawing/2016/5/9/chartex" xmlns:cx4="http://schemas.microsoft.com/office/drawing/2016/5/10/chartex" xmlns:cx5="http://schemas.microsoft.com/office/drawing/2016/5/11/chartex" xmlns:cx6="http://schemas.microsoft.com/office/drawing/2016/5/12/chartex" xmlns:cx7="http://schemas.microsoft.com/office/drawing/2016/5/13/chartex" xmlns:cx8="http://schemas.microsoft.com/office/drawing/2016/5/14/chartex" xmlns:mc="http://schemas.openxmlformats.org/markup-compatibility/2006" xmlns:aink="http://schemas.microsoft.com/office/drawing/2016/ink" xmlns:am3d="http://schemas.microsoft.com/office/drawing/2017/model3d" xmlns:o="urn:schemas-microsoft-com:office:office" xmlns:r="http://schemas.openxmlformats.org/officeDocument/2006/relationships" xmlns:m="http://schemas.openxmlformats.org/officeDocument/2006/math" xmlns:v="urn:schemas-microsoft-com:vml" xmlns:wp14="http://schemas.microsoft.com/office/word/2010/wordprocessingDrawing" xmlns:wp="http://schemas.openxmlformats.org/drawingml/2006/wordprocessingDrawing" xmlns:w10="urn:schemas-microsoft-com:office:word" xmlns:w="http://schemas.openxmlformats.org/wordprocessingml/2006/main" xmlns:w14="http://schemas.microsoft.com/office/word/2010/wordml" xmlns:w15="http://schemas.microsoft.com/office/word/2012/wordml" xmlns:w16cid="http://schemas.microsoft.com/office/word/2016/wordml/cid" xmlns:w16se="http://schemas.microsoft.com/office/word/2015/wordml/symex" xmlns:wpg="http://schemas.microsoft.com/office/word/2010/wordprocessingGroup" xmlns:wpi="http://schemas.microsoft.com/office/word/2010/wordprocessingInk" xmlns:wne="http://schemas.microsoft.com/office/word/2006/wordml" xmlns:wps="http://schemas.microsoft.com/office/word/2010/wordprocessingShape" mc:Ignorable="w14 w15 w16se w16cid wp14">
-  <w:abstractNum w:abstractNumId="0" w15:restartNumberingAfterBreak="0">
+<w:numbering xmlns:aink="http://schemas.microsoft.com/office/drawing/2016/ink" xmlns:am3d="http://schemas.microsoft.com/office/drawing/2017/model3d" xmlns:cx="http://schemas.microsoft.com/office/drawing/2014/chartex" xmlns:cx1="http://schemas.microsoft.com/office/drawing/2015/9/8/chartex" xmlns:cx2="http://schemas.microsoft.com/office/drawing/2015/10/21/chartex" xmlns:cx3="http://schemas.microsoft.com/office/drawing/2016/5/9/chartex" xmlns:cx4="http://schemas.microsoft.com/office/drawing/2016/5/10/chartex" xmlns:cx5="http://schemas.microsoft.com/office/drawing/2016/5/11/chartex" xmlns:cx6="http://schemas.microsoft.com/office/drawing/2016/5/12/chartex" xmlns:cx7="http://schemas.microsoft.com/office/drawing/2016/5/13/chartex" xmlns:cx8="http://schemas.microsoft.com/office/drawing/2016/5/14/chartex" xmlns:m="http://schemas.openxmlformats.org/officeDocument/2006/math" xmlns:mc="http://schemas.openxmlformats.org/markup-compatibility/2006" xmlns:o="urn:schemas-microsoft-com:office:office" xmlns:r="http://schemas.openxmlformats.org/officeDocument/2006/relationships" xmlns:v="urn:schemas-microsoft-com:vml" xmlns:w="http://schemas.openxmlformats.org/wordprocessingml/2006/main" xmlns:w10="urn:schemas-microsoft-com:office:word" xmlns:w14="http://schemas.microsoft.com/office/word/2010/wordml" xmlns:w15="http://schemas.microsoft.com/office/word/2012/wordml" xmlns:w16cid="http://schemas.microsoft.com/office/word/2016/wordml/cid" xmlns:w16se="http://schemas.microsoft.com/office/word/2015/wordml/symex" xmlns:wne="http://schemas.microsoft.com/office/word/2006/wordml" xmlns:wp="http://schemas.openxmlformats.org/drawingml/2006/wordprocessingDrawing" xmlns:wp14="http://schemas.microsoft.com/office/word/2010/wordprocessingDrawing" xmlns:wpc="http://schemas.microsoft.com/office/word/2010/wordprocessingCanvas" xmlns:wpg="http://schemas.microsoft.com/office/word/2010/wordprocessingGroup" xmlns:wpi="http://schemas.microsoft.com/office/word/2010/wordprocessingInk" xmlns:wps="http://schemas.microsoft.com/office/word/2010/wordprocessingShape" mc:Ignorable="w14 w15 w16se w16cid wp14">
+  <w:abstractNum w15:restartNumberingAfterBreak="0" w:abstractNumId="0">
     <w:nsid w:val="0000A990"/>
     <w:multiLevelType w:val="multilevel"/>
     <w:tmpl w:val="39889CBA"/>
@@ -1745,7 +2294,7 @@
       <w:lvlText w:val=" "/>
       <w:lvlJc w:val="left"/>
       <w:pPr>
-        <w:ind w:left="720" w:hanging="360"/>
+        <w:ind w:hanging="360" w:left="720"/>
       </w:pPr>
     </w:lvl>
     <w:lvl w:ilvl="1">
@@ -1753,7 +2302,7 @@
       <w:lvlText w:val=" "/>
       <w:lvlJc w:val="left"/>
       <w:pPr>
-        <w:ind w:left="1440" w:hanging="360"/>
+        <w:ind w:hanging="360" w:left="1440"/>
       </w:pPr>
     </w:lvl>
     <w:lvl w:ilvl="2">
@@ -1761,7 +2310,7 @@
       <w:lvlText w:val=" "/>
       <w:lvlJc w:val="left"/>
       <w:pPr>
-        <w:ind w:left="2160" w:hanging="360"/>
+        <w:ind w:hanging="360" w:left="2160"/>
       </w:pPr>
     </w:lvl>
     <w:lvl w:ilvl="3">
@@ -1769,7 +2318,7 @@
       <w:lvlText w:val=" "/>
       <w:lvlJc w:val="left"/>
       <w:pPr>
-        <w:ind w:left="2880" w:hanging="360"/>
+        <w:ind w:hanging="360" w:left="2880"/>
       </w:pPr>
     </w:lvl>
     <w:lvl w:ilvl="4">
@@ -1777,7 +2326,7 @@
       <w:lvlText w:val=" "/>
       <w:lvlJc w:val="left"/>
       <w:pPr>
-        <w:ind w:left="3600" w:hanging="360"/>
+        <w:ind w:hanging="360" w:left="3600"/>
       </w:pPr>
     </w:lvl>
     <w:lvl w:ilvl="5">
@@ -1785,7 +2334,7 @@
       <w:lvlText w:val=" "/>
       <w:lvlJc w:val="left"/>
       <w:pPr>
-        <w:ind w:left="4320" w:hanging="360"/>
+        <w:ind w:hanging="360" w:left="4320"/>
       </w:pPr>
     </w:lvl>
     <w:lvl w:ilvl="6">
@@ -1793,7 +2342,7 @@
       <w:lvlText w:val=" "/>
       <w:lvlJc w:val="left"/>
       <w:pPr>
-        <w:ind w:left="5040" w:hanging="360"/>
+        <w:ind w:hanging="360" w:left="5040"/>
       </w:pPr>
     </w:lvl>
     <w:lvl w:ilvl="7">
@@ -1801,7 +2350,7 @@
       <w:lvlText w:val=" "/>
       <w:lvlJc w:val="left"/>
       <w:pPr>
-        <w:ind w:left="5760" w:hanging="360"/>
+        <w:ind w:hanging="360" w:left="5760"/>
       </w:pPr>
     </w:lvl>
     <w:lvl w:ilvl="8">
@@ -1809,11 +2358,11 @@
       <w:lvlText w:val=" "/>
       <w:lvlJc w:val="left"/>
       <w:pPr>
-        <w:ind w:left="6480" w:hanging="360"/>
+        <w:ind w:hanging="360" w:left="6480"/>
       </w:pPr>
     </w:lvl>
   </w:abstractNum>
-  <w:abstractNum w:abstractNumId="1" w15:restartNumberingAfterBreak="0">
+  <w:abstractNum w15:restartNumberingAfterBreak="0" w:abstractNumId="1">
     <w:nsid w:val="0000A991"/>
     <w:multiLevelType w:val="multilevel"/>
     <w:tmpl w:val="3AA661AC"/>
@@ -1822,6 +2371,271 @@
       <w:lvlText w:val=""/>
       <w:lvlJc w:val="left"/>
       <w:pPr>
+        <w:ind w:hanging="360" w:left="720"/>
+      </w:pPr>
+      <w:rPr>
+        <w:rFonts w:ascii="Symbol" w:cs="Symbol" w:hAnsi="Symbol" w:hint="default"/>
+      </w:rPr>
+    </w:lvl>
+    <w:lvl w:ilvl="1">
+      <w:numFmt w:val="bullet"/>
+      <w:lvlText w:val="o"/>
+      <w:lvlJc w:val="left"/>
+      <w:pPr>
+        <w:ind w:hanging="360" w:left="1440"/>
+      </w:pPr>
+      <w:rPr>
+        <w:rFonts w:ascii="Courier New" w:cs="Courier New" w:hAnsi="Courier New" w:hint="default"/>
+      </w:rPr>
+    </w:lvl>
+    <w:lvl w:ilvl="2">
+      <w:numFmt w:val="bullet"/>
+      <w:lvlText w:val=""/>
+      <w:lvlJc w:val="left"/>
+      <w:pPr>
+        <w:ind w:hanging="360" w:left="2160"/>
+      </w:pPr>
+      <w:rPr>
+        <w:rFonts w:ascii="Wingdings" w:cs="Wingdings" w:hAnsi="Wingdings" w:hint="default"/>
+      </w:rPr>
+    </w:lvl>
+    <w:lvl w:ilvl="3">
+      <w:numFmt w:val="bullet"/>
+      <w:lvlText w:val=""/>
+      <w:lvlJc w:val="left"/>
+      <w:pPr>
+        <w:ind w:hanging="360" w:left="2880"/>
+      </w:pPr>
+      <w:rPr>
+        <w:rFonts w:ascii="Symbol" w:cs="Symbol" w:hAnsi="Symbol" w:hint="default"/>
+      </w:rPr>
+    </w:lvl>
+    <w:lvl w:ilvl="4">
+      <w:numFmt w:val="bullet"/>
+      <w:lvlText w:val="o"/>
+      <w:lvlJc w:val="left"/>
+      <w:pPr>
+        <w:ind w:hanging="360" w:left="3600"/>
+      </w:pPr>
+      <w:rPr>
+        <w:rFonts w:ascii="Courier New" w:cs="Courier New" w:hAnsi="Courier New" w:hint="default"/>
+      </w:rPr>
+    </w:lvl>
+    <w:lvl w:ilvl="5">
+      <w:numFmt w:val="bullet"/>
+      <w:lvlText w:val=""/>
+      <w:lvlJc w:val="left"/>
+      <w:pPr>
+        <w:ind w:hanging="360" w:left="4320"/>
+      </w:pPr>
+      <w:rPr>
+        <w:rFonts w:ascii="Wingdings" w:cs="Wingdings" w:hAnsi="Wingdings" w:hint="default"/>
+      </w:rPr>
+    </w:lvl>
+    <w:lvl w:ilvl="6">
+      <w:numFmt w:val="bullet"/>
+      <w:lvlText w:val=""/>
+      <w:lvlJc w:val="left"/>
+      <w:pPr>
+        <w:ind w:hanging="360" w:left="5040"/>
+      </w:pPr>
+      <w:rPr>
+        <w:rFonts w:ascii="Symbol" w:cs="Symbol" w:hAnsi="Symbol" w:hint="default"/>
+      </w:rPr>
+    </w:lvl>
+    <w:lvl w:ilvl="7">
+      <w:numFmt w:val="bullet"/>
+      <w:lvlText w:val="o"/>
+      <w:lvlJc w:val="left"/>
+      <w:pPr>
+        <w:ind w:hanging="360" w:left="5760"/>
+      </w:pPr>
+      <w:rPr>
+        <w:rFonts w:ascii="Courier New" w:cs="Courier New" w:hAnsi="Courier New" w:hint="default"/>
+      </w:rPr>
+    </w:lvl>
+    <w:lvl w:ilvl="8">
+      <w:numFmt w:val="bullet"/>
+      <w:lvlText w:val=""/>
+      <w:lvlJc w:val="left"/>
+      <w:pPr>
+        <w:ind w:hanging="360" w:left="6480"/>
+      </w:pPr>
+      <w:rPr>
+        <w:rFonts w:ascii="Wingdings" w:cs="Wingdings" w:hAnsi="Wingdings" w:hint="default"/>
+      </w:rPr>
+    </w:lvl>
+  </w:abstractNum>
+  <w:abstractNum w15:restartNumberingAfterBreak="0" w:abstractNumId="2">
+    <w:nsid w:val="00A99411"/>
+    <w:multiLevelType w:val="multilevel"/>
+    <w:tmpl w:val="75F8212A"/>
+    <w:lvl w:ilvl="0">
+      <w:start w:val="1"/>
+      <w:numFmt w:val="decimal"/>
+      <w:lvlText w:val="%1."/>
+      <w:lvlJc w:val="left"/>
+      <w:pPr>
+        <w:ind w:hanging="360" w:left="720"/>
+      </w:pPr>
+    </w:lvl>
+    <w:lvl w:ilvl="1">
+      <w:start w:val="1"/>
+      <w:numFmt w:val="decimal"/>
+      <w:lvlText w:val="%2."/>
+      <w:lvlJc w:val="left"/>
+      <w:pPr>
+        <w:ind w:hanging="360" w:left="1440"/>
+      </w:pPr>
+    </w:lvl>
+    <w:lvl w:ilvl="2">
+      <w:start w:val="1"/>
+      <w:numFmt w:val="decimal"/>
+      <w:lvlText w:val="%3."/>
+      <w:lvlJc w:val="left"/>
+      <w:pPr>
+        <w:ind w:hanging="360" w:left="2160"/>
+      </w:pPr>
+    </w:lvl>
+    <w:lvl w:ilvl="3">
+      <w:start w:val="1"/>
+      <w:numFmt w:val="decimal"/>
+      <w:lvlText w:val="%4."/>
+      <w:lvlJc w:val="left"/>
+      <w:pPr>
+        <w:ind w:hanging="360" w:left="2880"/>
+      </w:pPr>
+    </w:lvl>
+    <w:lvl w:ilvl="4">
+      <w:start w:val="1"/>
+      <w:numFmt w:val="decimal"/>
+      <w:lvlText w:val="%5."/>
+      <w:lvlJc w:val="left"/>
+      <w:pPr>
+        <w:ind w:hanging="360" w:left="3600"/>
+      </w:pPr>
+    </w:lvl>
+    <w:lvl w:ilvl="5">
+      <w:start w:val="1"/>
+      <w:numFmt w:val="decimal"/>
+      <w:lvlText w:val="%6."/>
+      <w:lvlJc w:val="left"/>
+      <w:pPr>
+        <w:ind w:hanging="360" w:left="4320"/>
+      </w:pPr>
+    </w:lvl>
+    <w:lvl w:ilvl="6">
+      <w:start w:val="1"/>
+      <w:numFmt w:val="decimal"/>
+      <w:lvlText w:val="%7."/>
+      <w:lvlJc w:val="left"/>
+      <w:pPr>
+        <w:ind w:hanging="360" w:left="5040"/>
+      </w:pPr>
+    </w:lvl>
+    <w:lvl w:ilvl="7">
+      <w:start w:val="1"/>
+      <w:numFmt w:val="decimal"/>
+      <w:lvlText w:val="%8."/>
+      <w:lvlJc w:val="left"/>
+      <w:pPr>
+        <w:ind w:hanging="360" w:left="5760"/>
+      </w:pPr>
+    </w:lvl>
+    <w:lvl w:ilvl="8">
+      <w:start w:val="1"/>
+      <w:numFmt w:val="decimal"/>
+      <w:lvlText w:val="%9."/>
+      <w:lvlJc w:val="left"/>
+      <w:pPr>
+        <w:ind w:hanging="360" w:left="6480"/>
+      </w:pPr>
+    </w:lvl>
+  </w:abstractNum>
+  <w:abstractNum w:abstractNumId="990">
+    <w:nsid w:val="0000A990"/>
+    <w:multiLevelType w:val="multilevel"/>
+    <w:lvl w:ilvl="0">
+      <w:numFmt w:val="bullet"/>
+      <w:lvlText w:val=" "/>
+      <w:lvlJc w:val="left"/>
+      <w:pPr>
+        <w:ind w:left="720" w:hanging="360"/>
+      </w:pPr>
+    </w:lvl>
+    <w:lvl w:ilvl="1">
+      <w:numFmt w:val="bullet"/>
+      <w:lvlText w:val=" "/>
+      <w:lvlJc w:val="left"/>
+      <w:pPr>
+        <w:ind w:left="1440" w:hanging="360"/>
+      </w:pPr>
+    </w:lvl>
+    <w:lvl w:ilvl="2">
+      <w:numFmt w:val="bullet"/>
+      <w:lvlText w:val=" "/>
+      <w:lvlJc w:val="left"/>
+      <w:pPr>
+        <w:ind w:left="2160" w:hanging="360"/>
+      </w:pPr>
+    </w:lvl>
+    <w:lvl w:ilvl="3">
+      <w:numFmt w:val="bullet"/>
+      <w:lvlText w:val=" "/>
+      <w:lvlJc w:val="left"/>
+      <w:pPr>
+        <w:ind w:left="2880" w:hanging="360"/>
+      </w:pPr>
+    </w:lvl>
+    <w:lvl w:ilvl="4">
+      <w:numFmt w:val="bullet"/>
+      <w:lvlText w:val=" "/>
+      <w:lvlJc w:val="left"/>
+      <w:pPr>
+        <w:ind w:left="3600" w:hanging="360"/>
+      </w:pPr>
+    </w:lvl>
+    <w:lvl w:ilvl="5">
+      <w:numFmt w:val="bullet"/>
+      <w:lvlText w:val=" "/>
+      <w:lvlJc w:val="left"/>
+      <w:pPr>
+        <w:ind w:left="4320" w:hanging="360"/>
+      </w:pPr>
+    </w:lvl>
+    <w:lvl w:ilvl="6">
+      <w:numFmt w:val="bullet"/>
+      <w:lvlText w:val=" "/>
+      <w:lvlJc w:val="left"/>
+      <w:pPr>
+        <w:ind w:left="5040" w:hanging="360"/>
+      </w:pPr>
+    </w:lvl>
+    <w:lvl w:ilvl="7">
+      <w:numFmt w:val="bullet"/>
+      <w:lvlText w:val=" "/>
+      <w:lvlJc w:val="left"/>
+      <w:pPr>
+        <w:ind w:left="5760" w:hanging="360"/>
+      </w:pPr>
+    </w:lvl>
+    <w:lvl w:ilvl="8">
+      <w:numFmt w:val="bullet"/>
+      <w:lvlText w:val=" "/>
+      <w:lvlJc w:val="left"/>
+      <w:pPr>
+        <w:ind w:left="6480" w:hanging="360"/>
+      </w:pPr>
+    </w:lvl>
+  </w:abstractNum>
+  <w:abstractNum w:abstractNumId="991">
+    <w:nsid w:val="0000A991"/>
+    <w:multiLevelType w:val="multilevel"/>
+    <w:lvl w:ilvl="0">
+      <w:numFmt w:val="bullet"/>
+      <w:lvlText w:val=""/>
+      <w:lvlJc w:val="left"/>
+      <w:pPr>
         <w:ind w:left="720" w:hanging="360"/>
       </w:pPr>
       <w:rPr>
@@ -1917,10 +2731,9 @@
       </w:rPr>
     </w:lvl>
   </w:abstractNum>
-  <w:abstractNum w:abstractNumId="2" w15:restartNumberingAfterBreak="0">
+  <w:abstractNum w:abstractNumId="99411">
     <w:nsid w:val="00A99411"/>
     <w:multiLevelType w:val="multilevel"/>
-    <w:tmpl w:val="75F8212A"/>
     <w:lvl w:ilvl="0">
       <w:start w:val="1"/>
       <w:numFmt w:val="decimal"/>
@@ -2042,6 +2855,45 @@
   <w:num w:numId="4">
     <w:abstractNumId w:val="1"/>
   </w:num>
+  <w:num w:numId="1000">
+    <w:abstractNumId w:val="990"/>
+  </w:num>
+  <w:num w:numId="1001">
+    <w:abstractNumId w:val="991"/>
+  </w:num>
+  <w:num w:numId="1002">
+    <w:abstractNumId w:val="99411"/>
+    <w:lvlOverride w:ilvl="0">
+      <w:startOverride w:val="1"/>
+    </w:lvlOverride>
+    <w:lvlOverride w:ilvl="1">
+      <w:startOverride w:val="1"/>
+    </w:lvlOverride>
+    <w:lvlOverride w:ilvl="2">
+      <w:startOverride w:val="1"/>
+    </w:lvlOverride>
+    <w:lvlOverride w:ilvl="3">
+      <w:startOverride w:val="1"/>
+    </w:lvlOverride>
+    <w:lvlOverride w:ilvl="4">
+      <w:startOverride w:val="1"/>
+    </w:lvlOverride>
+    <w:lvlOverride w:ilvl="5">
+      <w:startOverride w:val="1"/>
+    </w:lvlOverride>
+    <w:lvlOverride w:ilvl="6">
+      <w:startOverride w:val="1"/>
+    </w:lvlOverride>
+    <w:lvlOverride w:ilvl="7">
+      <w:startOverride w:val="1"/>
+    </w:lvlOverride>
+    <w:lvlOverride w:ilvl="8">
+      <w:startOverride w:val="1"/>
+    </w:lvlOverride>
+  </w:num>
+  <w:num w:numId="1003">
+    <w:abstractNumId w:val="991"/>
+  </w:num>
 </w:numbering>
 </file>
 
@@ -2050,10 +2902,10 @@
   <w:docDefaults>
     <w:rPrDefault>
       <w:rPr>
-        <w:rFonts w:asciiTheme="minorHAnsi" w:eastAsiaTheme="minorEastAsia" w:hAnsiTheme="minorHAnsi" w:cstheme="minorBidi"/>
+        <w:rFonts w:asciiTheme="minorHAnsi" w:cstheme="minorBidi" w:eastAsiaTheme="minorEastAsia" w:hAnsiTheme="minorHAnsi"/>
         <w:sz w:val="24"/>
         <w:szCs w:val="24"/>
-        <w:lang w:val="en-US" w:eastAsia="en-US" w:bidi="ar-SA"/>
+        <w:lang w:bidi="ar-SA" w:eastAsia="en-US" w:val="en-US"/>
       </w:rPr>
     </w:rPrDefault>
     <w:pPrDefault>
@@ -2062,7 +2914,7 @@
       </w:pPr>
     </w:pPrDefault>
   </w:docDefaults>
-  <w:latentStyles w:defLockedState="0" w:defUIPriority="0" w:defSemiHidden="0" w:defUnhideWhenUsed="0" w:defQFormat="0" w:count="375">
+  <w:latentStyles w:count="375" w:defLockedState="0" w:defQFormat="0" w:defSemiHidden="0" w:defUIPriority="0" w:defUnhideWhenUsed="0">
     <w:lsdException w:name="heading 6" w:semiHidden="1" w:unhideWhenUsed="1"/>
     <w:lsdException w:name="index 3" w:semiHidden="1" w:unhideWhenUsed="1"/>
     <w:lsdException w:name="index 4" w:semiHidden="1" w:unhideWhenUsed="1"/>
@@ -2391,11 +3243,11 @@
     <w:lsdException w:name="Hashtag" w:semiHidden="1" w:uiPriority="99" w:unhideWhenUsed="1"/>
     <w:lsdException w:name="Unresolved Mention" w:semiHidden="1" w:uiPriority="99" w:unhideWhenUsed="1"/>
   </w:latentStyles>
-  <w:style w:type="paragraph" w:default="1" w:styleId="a">
+  <w:style w:default="1" w:styleId="a" w:type="paragraph">
     <w:name w:val="Normal"/>
     <w:qFormat/>
   </w:style>
-  <w:style w:type="paragraph" w:styleId="1">
+  <w:style w:styleId="1" w:type="paragraph">
     <w:name w:val="heading 1"/>
     <w:basedOn w:val="a"/>
     <w:next w:val="a0"/>
@@ -2406,17 +3258,17 @@
     <w:pPr>
       <w:keepNext/>
       <w:keepLines/>
-      <w:spacing w:before="360" w:after="80"/>
+      <w:spacing w:after="80" w:before="360"/>
       <w:outlineLvl w:val="0"/>
     </w:pPr>
     <w:rPr>
-      <w:rFonts w:asciiTheme="majorHAnsi" w:eastAsiaTheme="majorEastAsia" w:hAnsiTheme="majorHAnsi" w:cstheme="majorBidi"/>
-      <w:color w:val="0F4761" w:themeColor="accent1" w:themeShade="BF"/>
+      <w:rFonts w:asciiTheme="majorHAnsi" w:cstheme="majorBidi" w:eastAsiaTheme="majorEastAsia" w:hAnsiTheme="majorHAnsi"/>
+      <w:color w:themeColor="accent1" w:themeShade="BF" w:val="0F4761"/>
       <w:sz w:val="40"/>
       <w:szCs w:val="40"/>
     </w:rPr>
   </w:style>
-  <w:style w:type="paragraph" w:styleId="2">
+  <w:style w:styleId="2" w:type="paragraph">
     <w:name w:val="heading 2"/>
     <w:basedOn w:val="a"/>
     <w:next w:val="a0"/>
@@ -2429,17 +3281,17 @@
     <w:pPr>
       <w:keepNext/>
       <w:keepLines/>
-      <w:spacing w:before="160" w:after="80"/>
+      <w:spacing w:after="80" w:before="160"/>
       <w:outlineLvl w:val="1"/>
     </w:pPr>
     <w:rPr>
-      <w:rFonts w:asciiTheme="majorHAnsi" w:eastAsiaTheme="majorEastAsia" w:hAnsiTheme="majorHAnsi" w:cstheme="majorBidi"/>
-      <w:color w:val="0F4761" w:themeColor="accent1" w:themeShade="BF"/>
+      <w:rFonts w:asciiTheme="majorHAnsi" w:cstheme="majorBidi" w:eastAsiaTheme="majorEastAsia" w:hAnsiTheme="majorHAnsi"/>
+      <w:color w:themeColor="accent1" w:themeShade="BF" w:val="0F4761"/>
       <w:sz w:val="32"/>
       <w:szCs w:val="32"/>
     </w:rPr>
   </w:style>
-  <w:style w:type="paragraph" w:styleId="3">
+  <w:style w:styleId="3" w:type="paragraph">
     <w:name w:val="heading 3"/>
     <w:basedOn w:val="a"/>
     <w:next w:val="a0"/>
@@ -2452,17 +3304,17 @@
     <w:pPr>
       <w:keepNext/>
       <w:keepLines/>
-      <w:spacing w:before="160" w:after="80"/>
+      <w:spacing w:after="80" w:before="160"/>
       <w:outlineLvl w:val="2"/>
     </w:pPr>
     <w:rPr>
-      <w:rFonts w:eastAsiaTheme="majorEastAsia" w:cstheme="majorBidi"/>
-      <w:color w:val="0F4761" w:themeColor="accent1" w:themeShade="BF"/>
+      <w:rFonts w:cstheme="majorBidi" w:eastAsiaTheme="majorEastAsia"/>
+      <w:color w:themeColor="accent1" w:themeShade="BF" w:val="0F4761"/>
       <w:sz w:val="28"/>
       <w:szCs w:val="28"/>
     </w:rPr>
   </w:style>
-  <w:style w:type="paragraph" w:styleId="4">
+  <w:style w:styleId="4" w:type="paragraph">
     <w:name w:val="heading 4"/>
     <w:basedOn w:val="a"/>
     <w:next w:val="a0"/>
@@ -2475,17 +3327,17 @@
     <w:pPr>
       <w:keepNext/>
       <w:keepLines/>
-      <w:spacing w:before="80" w:after="40"/>
+      <w:spacing w:after="40" w:before="80"/>
       <w:outlineLvl w:val="3"/>
     </w:pPr>
     <w:rPr>
-      <w:rFonts w:eastAsiaTheme="majorEastAsia" w:cstheme="majorBidi"/>
+      <w:rFonts w:cstheme="majorBidi" w:eastAsiaTheme="majorEastAsia"/>
       <w:i/>
       <w:iCs/>
-      <w:color w:val="0F4761" w:themeColor="accent1" w:themeShade="BF"/>
-    </w:rPr>
-  </w:style>
-  <w:style w:type="paragraph" w:styleId="5">
+      <w:color w:themeColor="accent1" w:themeShade="BF" w:val="0F4761"/>
+    </w:rPr>
+  </w:style>
+  <w:style w:styleId="5" w:type="paragraph">
     <w:name w:val="heading 5"/>
     <w:basedOn w:val="a"/>
     <w:next w:val="a0"/>
@@ -2498,15 +3350,15 @@
     <w:pPr>
       <w:keepNext/>
       <w:keepLines/>
-      <w:spacing w:before="80" w:after="40"/>
+      <w:spacing w:after="40" w:before="80"/>
       <w:outlineLvl w:val="4"/>
     </w:pPr>
     <w:rPr>
-      <w:rFonts w:eastAsiaTheme="majorEastAsia" w:cstheme="majorBidi"/>
-      <w:color w:val="0F4761" w:themeColor="accent1" w:themeShade="BF"/>
-    </w:rPr>
-  </w:style>
-  <w:style w:type="paragraph" w:styleId="6">
+      <w:rFonts w:cstheme="majorBidi" w:eastAsiaTheme="majorEastAsia"/>
+      <w:color w:themeColor="accent1" w:themeShade="BF" w:val="0F4761"/>
+    </w:rPr>
+  </w:style>
+  <w:style w:styleId="6" w:type="paragraph">
     <w:name w:val="heading 6"/>
     <w:basedOn w:val="a"/>
     <w:next w:val="a0"/>
@@ -2519,17 +3371,17 @@
     <w:pPr>
       <w:keepNext/>
       <w:keepLines/>
-      <w:spacing w:before="40" w:after="0"/>
+      <w:spacing w:after="0" w:before="40"/>
       <w:outlineLvl w:val="5"/>
     </w:pPr>
     <w:rPr>
-      <w:rFonts w:eastAsiaTheme="majorEastAsia" w:cstheme="majorBidi"/>
+      <w:rFonts w:cstheme="majorBidi" w:eastAsiaTheme="majorEastAsia"/>
       <w:i/>
       <w:iCs/>
-      <w:color w:val="595959" w:themeColor="text1" w:themeTint="A6"/>
-    </w:rPr>
-  </w:style>
-  <w:style w:type="paragraph" w:styleId="7">
+      <w:color w:themeColor="text1" w:themeTint="A6" w:val="595959"/>
+    </w:rPr>
+  </w:style>
+  <w:style w:styleId="7" w:type="paragraph">
     <w:name w:val="heading 7"/>
     <w:basedOn w:val="a"/>
     <w:next w:val="a0"/>
@@ -2542,15 +3394,15 @@
     <w:pPr>
       <w:keepNext/>
       <w:keepLines/>
-      <w:spacing w:before="40" w:after="0"/>
+      <w:spacing w:after="0" w:before="40"/>
       <w:outlineLvl w:val="6"/>
     </w:pPr>
     <w:rPr>
-      <w:rFonts w:eastAsiaTheme="majorEastAsia" w:cstheme="majorBidi"/>
-      <w:color w:val="595959" w:themeColor="text1" w:themeTint="A6"/>
-    </w:rPr>
-  </w:style>
-  <w:style w:type="paragraph" w:styleId="8">
+      <w:rFonts w:cstheme="majorBidi" w:eastAsiaTheme="majorEastAsia"/>
+      <w:color w:themeColor="text1" w:themeTint="A6" w:val="595959"/>
+    </w:rPr>
+  </w:style>
+  <w:style w:styleId="8" w:type="paragraph">
     <w:name w:val="heading 8"/>
     <w:basedOn w:val="a"/>
     <w:next w:val="a0"/>
@@ -2567,13 +3419,13 @@
       <w:outlineLvl w:val="7"/>
     </w:pPr>
     <w:rPr>
-      <w:rFonts w:eastAsiaTheme="majorEastAsia" w:cstheme="majorBidi"/>
+      <w:rFonts w:cstheme="majorBidi" w:eastAsiaTheme="majorEastAsia"/>
       <w:i/>
       <w:iCs/>
-      <w:color w:val="272727" w:themeColor="text1" w:themeTint="D8"/>
-    </w:rPr>
-  </w:style>
-  <w:style w:type="paragraph" w:styleId="9">
+      <w:color w:themeColor="text1" w:themeTint="D8" w:val="272727"/>
+    </w:rPr>
+  </w:style>
+  <w:style w:styleId="9" w:type="paragraph">
     <w:name w:val="heading 9"/>
     <w:basedOn w:val="a"/>
     <w:next w:val="a0"/>
@@ -2590,60 +3442,60 @@
       <w:outlineLvl w:val="8"/>
     </w:pPr>
     <w:rPr>
-      <w:rFonts w:eastAsiaTheme="majorEastAsia" w:cstheme="majorBidi"/>
-      <w:color w:val="272727" w:themeColor="text1" w:themeTint="D8"/>
-    </w:rPr>
-  </w:style>
-  <w:style w:type="character" w:default="1" w:styleId="a1">
+      <w:rFonts w:cstheme="majorBidi" w:eastAsiaTheme="majorEastAsia"/>
+      <w:color w:themeColor="text1" w:themeTint="D8" w:val="272727"/>
+    </w:rPr>
+  </w:style>
+  <w:style w:default="1" w:styleId="a1" w:type="character">
     <w:name w:val="Default Paragraph Font"/>
     <w:uiPriority w:val="1"/>
     <w:semiHidden/>
     <w:unhideWhenUsed/>
   </w:style>
-  <w:style w:type="table" w:default="1" w:styleId="a2">
+  <w:style w:default="1" w:styleId="a2" w:type="table">
     <w:name w:val="Normal Table"/>
     <w:uiPriority w:val="99"/>
     <w:semiHidden/>
     <w:unhideWhenUsed/>
     <w:tblPr>
-      <w:tblInd w:w="0" w:type="dxa"/>
+      <w:tblInd w:type="dxa" w:w="0"/>
       <w:tblCellMar>
-        <w:top w:w="0" w:type="dxa"/>
-        <w:left w:w="108" w:type="dxa"/>
-        <w:bottom w:w="0" w:type="dxa"/>
-        <w:right w:w="108" w:type="dxa"/>
+        <w:top w:type="dxa" w:w="0"/>
+        <w:left w:type="dxa" w:w="108"/>
+        <w:bottom w:type="dxa" w:w="0"/>
+        <w:right w:type="dxa" w:w="108"/>
       </w:tblCellMar>
     </w:tblPr>
   </w:style>
-  <w:style w:type="numbering" w:default="1" w:styleId="a3">
+  <w:style w:default="1" w:styleId="a3" w:type="numbering">
     <w:name w:val="No List"/>
     <w:uiPriority w:val="99"/>
     <w:semiHidden/>
     <w:unhideWhenUsed/>
   </w:style>
-  <w:style w:type="paragraph" w:styleId="a0">
+  <w:style w:styleId="a0" w:type="paragraph">
     <w:name w:val="Body Text"/>
     <w:basedOn w:val="a"/>
     <w:qFormat/>
     <w:pPr>
-      <w:spacing w:before="180" w:after="180"/>
+      <w:spacing w:after="180" w:before="180"/>
     </w:pPr>
   </w:style>
-  <w:style w:type="paragraph" w:customStyle="1" w:styleId="FirstParagraph">
+  <w:style w:customStyle="1" w:styleId="FirstParagraph" w:type="paragraph">
     <w:name w:val="First Paragraph"/>
     <w:basedOn w:val="a0"/>
     <w:next w:val="a0"/>
     <w:qFormat/>
   </w:style>
-  <w:style w:type="paragraph" w:customStyle="1" w:styleId="Compact">
+  <w:style w:customStyle="1" w:styleId="Compact" w:type="paragraph">
     <w:name w:val="Compact"/>
     <w:basedOn w:val="a0"/>
     <w:qFormat/>
     <w:pPr>
-      <w:spacing w:before="36" w:after="36"/>
+      <w:spacing w:after="36" w:before="36"/>
     </w:pPr>
   </w:style>
-  <w:style w:type="paragraph" w:styleId="a4">
+  <w:style w:styleId="a4" w:type="paragraph">
     <w:name w:val="Title"/>
     <w:basedOn w:val="a"/>
     <w:next w:val="a0"/>
@@ -2657,24 +3509,24 @@
       <w:jc w:val="center"/>
     </w:pPr>
     <w:rPr>
-      <w:rFonts w:asciiTheme="majorHAnsi" w:eastAsiaTheme="majorEastAsia" w:hAnsiTheme="majorHAnsi" w:cstheme="majorBidi"/>
+      <w:rFonts w:asciiTheme="majorHAnsi" w:cstheme="majorBidi" w:eastAsiaTheme="majorEastAsia" w:hAnsiTheme="majorHAnsi"/>
       <w:sz w:val="56"/>
       <w:szCs w:val="56"/>
     </w:rPr>
   </w:style>
-  <w:style w:type="character" w:customStyle="1" w:styleId="a5">
+  <w:style w:customStyle="1" w:styleId="a5" w:type="character">
     <w:name w:val="标题 字符"/>
     <w:basedOn w:val="a1"/>
     <w:link w:val="a4"/>
     <w:uiPriority w:val="10"/>
     <w:rsid w:val="00A10FD9"/>
     <w:rPr>
-      <w:rFonts w:asciiTheme="majorHAnsi" w:eastAsiaTheme="majorEastAsia" w:hAnsiTheme="majorHAnsi" w:cstheme="majorBidi"/>
+      <w:rFonts w:asciiTheme="majorHAnsi" w:cstheme="majorBidi" w:eastAsiaTheme="majorEastAsia" w:hAnsiTheme="majorHAnsi"/>
       <w:sz w:val="56"/>
       <w:szCs w:val="56"/>
     </w:rPr>
   </w:style>
-  <w:style w:type="paragraph" w:styleId="a6">
+  <w:style w:styleId="a6" w:type="paragraph">
     <w:name w:val="Subtitle"/>
     <w:basedOn w:val="a4"/>
     <w:next w:val="a0"/>
@@ -2693,21 +3545,21 @@
       <w:szCs w:val="28"/>
     </w:rPr>
   </w:style>
-  <w:style w:type="character" w:customStyle="1" w:styleId="a7">
+  <w:style w:customStyle="1" w:styleId="a7" w:type="character">
     <w:name w:val="副标题 字符"/>
     <w:basedOn w:val="a1"/>
     <w:link w:val="a6"/>
     <w:uiPriority w:val="11"/>
     <w:rsid w:val="00A10FD9"/>
     <w:rPr>
-      <w:rFonts w:eastAsiaTheme="majorEastAsia" w:cstheme="majorBidi"/>
-      <w:color w:val="595959" w:themeColor="text1" w:themeTint="A6"/>
+      <w:rFonts w:cstheme="majorBidi" w:eastAsiaTheme="majorEastAsia"/>
+      <w:color w:themeColor="text1" w:themeTint="A6" w:val="595959"/>
       <w:spacing w:val="15"/>
       <w:sz w:val="28"/>
       <w:szCs w:val="28"/>
     </w:rPr>
   </w:style>
-  <w:style w:type="paragraph" w:customStyle="1" w:styleId="Author">
+  <w:style w:customStyle="1" w:styleId="Author" w:type="paragraph">
     <w:name w:val="Author"/>
     <w:basedOn w:val="a4"/>
     <w:next w:val="a0"/>
@@ -2721,7 +3573,7 @@
       <w:szCs w:val="24"/>
     </w:rPr>
   </w:style>
-  <w:style w:type="paragraph" w:styleId="a8">
+  <w:style w:styleId="a8" w:type="paragraph">
     <w:name w:val="Date"/>
     <w:basedOn w:val="a4"/>
     <w:next w:val="a0"/>
@@ -2735,7 +3587,7 @@
       <w:szCs w:val="24"/>
     </w:rPr>
   </w:style>
-  <w:style w:type="paragraph" w:customStyle="1" w:styleId="AbstractTitle">
+  <w:style w:customStyle="1" w:styleId="AbstractTitle" w:type="paragraph">
     <w:name w:val="Abstract Title"/>
     <w:basedOn w:val="a"/>
     <w:next w:val="Abstract"/>
@@ -2743,7 +3595,7 @@
     <w:pPr>
       <w:keepNext/>
       <w:keepLines/>
-      <w:spacing w:before="300" w:after="0"/>
+      <w:spacing w:after="0" w:before="300"/>
       <w:jc w:val="center"/>
     </w:pPr>
     <w:rPr>
@@ -2752,7 +3604,7 @@
       <w:szCs w:val="20"/>
     </w:rPr>
   </w:style>
-  <w:style w:type="paragraph" w:customStyle="1" w:styleId="Abstract">
+  <w:style w:customStyle="1" w:styleId="Abstract" w:type="paragraph">
     <w:name w:val="Abstract"/>
     <w:basedOn w:val="a"/>
     <w:next w:val="a0"/>
@@ -2760,32 +3612,32 @@
     <w:pPr>
       <w:keepNext/>
       <w:keepLines/>
-      <w:spacing w:before="100" w:after="300"/>
+      <w:spacing w:after="300" w:before="100"/>
     </w:pPr>
     <w:rPr>
       <w:sz w:val="20"/>
       <w:szCs w:val="20"/>
     </w:rPr>
   </w:style>
-  <w:style w:type="paragraph" w:styleId="a9">
+  <w:style w:styleId="a9" w:type="paragraph">
     <w:name w:val="Bibliography"/>
     <w:basedOn w:val="a"/>
     <w:qFormat/>
   </w:style>
-  <w:style w:type="character" w:customStyle="1" w:styleId="10">
+  <w:style w:customStyle="1" w:styleId="10" w:type="character">
     <w:name w:val="标题 1 字符"/>
     <w:basedOn w:val="a1"/>
     <w:link w:val="1"/>
     <w:uiPriority w:val="9"/>
     <w:rsid w:val="00A10FD9"/>
     <w:rPr>
-      <w:rFonts w:asciiTheme="majorHAnsi" w:eastAsiaTheme="majorEastAsia" w:hAnsiTheme="majorHAnsi" w:cstheme="majorBidi"/>
-      <w:color w:val="0F4761" w:themeColor="accent1" w:themeShade="BF"/>
+      <w:rFonts w:asciiTheme="majorHAnsi" w:cstheme="majorBidi" w:eastAsiaTheme="majorEastAsia" w:hAnsiTheme="majorHAnsi"/>
+      <w:color w:themeColor="accent1" w:themeShade="BF" w:val="0F4761"/>
       <w:sz w:val="40"/>
       <w:szCs w:val="40"/>
     </w:rPr>
   </w:style>
-  <w:style w:type="character" w:customStyle="1" w:styleId="20">
+  <w:style w:customStyle="1" w:styleId="20" w:type="character">
     <w:name w:val="标题 2 字符"/>
     <w:basedOn w:val="a1"/>
     <w:link w:val="2"/>
@@ -2793,13 +3645,13 @@
     <w:semiHidden/>
     <w:rsid w:val="00A10FD9"/>
     <w:rPr>
-      <w:rFonts w:asciiTheme="majorHAnsi" w:eastAsiaTheme="majorEastAsia" w:hAnsiTheme="majorHAnsi" w:cstheme="majorBidi"/>
-      <w:color w:val="0F4761" w:themeColor="accent1" w:themeShade="BF"/>
+      <w:rFonts w:asciiTheme="majorHAnsi" w:cstheme="majorBidi" w:eastAsiaTheme="majorEastAsia" w:hAnsiTheme="majorHAnsi"/>
+      <w:color w:themeColor="accent1" w:themeShade="BF" w:val="0F4761"/>
       <w:sz w:val="32"/>
       <w:szCs w:val="32"/>
     </w:rPr>
   </w:style>
-  <w:style w:type="character" w:customStyle="1" w:styleId="30">
+  <w:style w:customStyle="1" w:styleId="30" w:type="character">
     <w:name w:val="标题 3 字符"/>
     <w:basedOn w:val="a1"/>
     <w:link w:val="3"/>
@@ -2807,13 +3659,13 @@
     <w:semiHidden/>
     <w:rsid w:val="00A10FD9"/>
     <w:rPr>
-      <w:rFonts w:eastAsiaTheme="majorEastAsia" w:cstheme="majorBidi"/>
-      <w:color w:val="0F4761" w:themeColor="accent1" w:themeShade="BF"/>
+      <w:rFonts w:cstheme="majorBidi" w:eastAsiaTheme="majorEastAsia"/>
+      <w:color w:themeColor="accent1" w:themeShade="BF" w:val="0F4761"/>
       <w:sz w:val="28"/>
       <w:szCs w:val="28"/>
     </w:rPr>
   </w:style>
-  <w:style w:type="character" w:customStyle="1" w:styleId="40">
+  <w:style w:customStyle="1" w:styleId="40" w:type="character">
     <w:name w:val="标题 4 字符"/>
     <w:basedOn w:val="a1"/>
     <w:link w:val="4"/>
@@ -2821,13 +3673,13 @@
     <w:semiHidden/>
     <w:rsid w:val="00A10FD9"/>
     <w:rPr>
-      <w:rFonts w:eastAsiaTheme="majorEastAsia" w:cstheme="majorBidi"/>
+      <w:rFonts w:cstheme="majorBidi" w:eastAsiaTheme="majorEastAsia"/>
       <w:i/>
       <w:iCs/>
-      <w:color w:val="0F4761" w:themeColor="accent1" w:themeShade="BF"/>
-    </w:rPr>
-  </w:style>
-  <w:style w:type="character" w:customStyle="1" w:styleId="50">
+      <w:color w:themeColor="accent1" w:themeShade="BF" w:val="0F4761"/>
+    </w:rPr>
+  </w:style>
+  <w:style w:customStyle="1" w:styleId="50" w:type="character">
     <w:name w:val="标题 5 字符"/>
     <w:basedOn w:val="a1"/>
     <w:link w:val="5"/>
@@ -2835,11 +3687,11 @@
     <w:semiHidden/>
     <w:rsid w:val="00A10FD9"/>
     <w:rPr>
-      <w:rFonts w:eastAsiaTheme="majorEastAsia" w:cstheme="majorBidi"/>
-      <w:color w:val="0F4761" w:themeColor="accent1" w:themeShade="BF"/>
-    </w:rPr>
-  </w:style>
-  <w:style w:type="character" w:customStyle="1" w:styleId="60">
+      <w:rFonts w:cstheme="majorBidi" w:eastAsiaTheme="majorEastAsia"/>
+      <w:color w:themeColor="accent1" w:themeShade="BF" w:val="0F4761"/>
+    </w:rPr>
+  </w:style>
+  <w:style w:customStyle="1" w:styleId="60" w:type="character">
     <w:name w:val="标题 6 字符"/>
     <w:basedOn w:val="a1"/>
     <w:link w:val="6"/>
@@ -2847,13 +3699,13 @@
     <w:semiHidden/>
     <w:rsid w:val="00A10FD9"/>
     <w:rPr>
-      <w:rFonts w:eastAsiaTheme="majorEastAsia" w:cstheme="majorBidi"/>
+      <w:rFonts w:cstheme="majorBidi" w:eastAsiaTheme="majorEastAsia"/>
       <w:i/>
       <w:iCs/>
-      <w:color w:val="595959" w:themeColor="text1" w:themeTint="A6"/>
-    </w:rPr>
-  </w:style>
-  <w:style w:type="character" w:customStyle="1" w:styleId="70">
+      <w:color w:themeColor="text1" w:themeTint="A6" w:val="595959"/>
+    </w:rPr>
+  </w:style>
+  <w:style w:customStyle="1" w:styleId="70" w:type="character">
     <w:name w:val="标题 7 字符"/>
     <w:basedOn w:val="a1"/>
     <w:link w:val="7"/>
@@ -2861,11 +3713,11 @@
     <w:semiHidden/>
     <w:rsid w:val="00A10FD9"/>
     <w:rPr>
-      <w:rFonts w:eastAsiaTheme="majorEastAsia" w:cstheme="majorBidi"/>
-      <w:color w:val="595959" w:themeColor="text1" w:themeTint="A6"/>
-    </w:rPr>
-  </w:style>
-  <w:style w:type="character" w:customStyle="1" w:styleId="80">
+      <w:rFonts w:cstheme="majorBidi" w:eastAsiaTheme="majorEastAsia"/>
+      <w:color w:themeColor="text1" w:themeTint="A6" w:val="595959"/>
+    </w:rPr>
+  </w:style>
+  <w:style w:customStyle="1" w:styleId="80" w:type="character">
     <w:name w:val="标题 8 字符"/>
     <w:basedOn w:val="a1"/>
     <w:link w:val="8"/>
@@ -2873,13 +3725,13 @@
     <w:semiHidden/>
     <w:rsid w:val="00A10FD9"/>
     <w:rPr>
-      <w:rFonts w:eastAsiaTheme="majorEastAsia" w:cstheme="majorBidi"/>
+      <w:rFonts w:cstheme="majorBidi" w:eastAsiaTheme="majorEastAsia"/>
       <w:i/>
       <w:iCs/>
-      <w:color w:val="272727" w:themeColor="text1" w:themeTint="D8"/>
-    </w:rPr>
-  </w:style>
-  <w:style w:type="character" w:customStyle="1" w:styleId="90">
+      <w:color w:themeColor="text1" w:themeTint="D8" w:val="272727"/>
+    </w:rPr>
+  </w:style>
+  <w:style w:customStyle="1" w:styleId="90" w:type="character">
     <w:name w:val="标题 9 字符"/>
     <w:basedOn w:val="a1"/>
     <w:link w:val="9"/>
@@ -2887,11 +3739,11 @@
     <w:semiHidden/>
     <w:rsid w:val="00A10FD9"/>
     <w:rPr>
-      <w:rFonts w:eastAsiaTheme="majorEastAsia" w:cstheme="majorBidi"/>
-      <w:color w:val="272727" w:themeColor="text1" w:themeTint="D8"/>
-    </w:rPr>
-  </w:style>
-  <w:style w:type="paragraph" w:styleId="aa">
+      <w:rFonts w:cstheme="majorBidi" w:eastAsiaTheme="majorEastAsia"/>
+      <w:color w:themeColor="text1" w:themeTint="D8" w:val="272727"/>
+    </w:rPr>
+  </w:style>
+  <w:style w:styleId="aa" w:type="paragraph">
     <w:name w:val="Block Text"/>
     <w:basedOn w:val="a0"/>
     <w:next w:val="a0"/>
@@ -2899,18 +3751,18 @@
     <w:unhideWhenUsed/>
     <w:qFormat/>
     <w:pPr>
-      <w:spacing w:before="100" w:after="100"/>
+      <w:spacing w:after="100" w:before="100"/>
       <w:ind w:left="480" w:right="480"/>
     </w:pPr>
   </w:style>
-  <w:style w:type="paragraph" w:styleId="ab">
+  <w:style w:styleId="ab" w:type="paragraph">
     <w:name w:val="footnote text"/>
     <w:basedOn w:val="a"/>
     <w:uiPriority w:val="9"/>
     <w:unhideWhenUsed/>
     <w:qFormat/>
   </w:style>
-  <w:style w:type="paragraph" w:customStyle="1" w:styleId="FootnoteBlockText">
+  <w:style w:customStyle="1" w:styleId="FootnoteBlockText" w:type="paragraph">
     <w:name w:val="Footnote Block Text"/>
     <w:basedOn w:val="ab"/>
     <w:next w:val="ab"/>
@@ -2918,22 +3770,22 @@
     <w:unhideWhenUsed/>
     <w:qFormat/>
     <w:pPr>
-      <w:spacing w:before="100" w:after="100"/>
+      <w:spacing w:after="100" w:before="100"/>
       <w:ind w:left="480" w:right="480"/>
     </w:pPr>
   </w:style>
-  <w:style w:type="table" w:customStyle="1" w:styleId="Table">
+  <w:style w:customStyle="1" w:styleId="Table" w:type="table">
     <w:name w:val="Table"/>
     <w:semiHidden/>
     <w:unhideWhenUsed/>
     <w:qFormat/>
     <w:tblPr>
-      <w:tblInd w:w="0" w:type="dxa"/>
+      <w:tblInd w:type="dxa" w:w="0"/>
       <w:tblCellMar>
-        <w:top w:w="0" w:type="dxa"/>
-        <w:left w:w="108" w:type="dxa"/>
-        <w:bottom w:w="0" w:type="dxa"/>
-        <w:right w:w="108" w:type="dxa"/>
+        <w:top w:type="dxa" w:w="0"/>
+        <w:left w:type="dxa" w:w="108"/>
+        <w:bottom w:type="dxa" w:w="0"/>
+        <w:right w:type="dxa" w:w="108"/>
       </w:tblCellMar>
     </w:tblPr>
     <w:tblStylePr w:type="firstRow">
@@ -2945,13 +3797,13 @@
       </w:trPr>
       <w:tcPr>
         <w:tcBorders>
-          <w:bottom w:val="single" w:sz="0" w:space="0" w:color="auto"/>
+          <w:bottom w:color="auto" w:space="0" w:sz="0" w:val="single"/>
         </w:tcBorders>
         <w:vAlign w:val="bottom"/>
       </w:tcPr>
     </w:tblStylePr>
   </w:style>
-  <w:style w:type="paragraph" w:customStyle="1" w:styleId="DefinitionTerm">
+  <w:style w:customStyle="1" w:styleId="DefinitionTerm" w:type="paragraph">
     <w:name w:val="Definition Term"/>
     <w:basedOn w:val="a"/>
     <w:next w:val="Definition"/>
@@ -2964,11 +3816,11 @@
       <w:b/>
     </w:rPr>
   </w:style>
-  <w:style w:type="paragraph" w:customStyle="1" w:styleId="Definition">
+  <w:style w:customStyle="1" w:styleId="Definition" w:type="paragraph">
     <w:name w:val="Definition"/>
     <w:basedOn w:val="a"/>
   </w:style>
-  <w:style w:type="paragraph" w:styleId="ac">
+  <w:style w:styleId="ac" w:type="paragraph">
     <w:name w:val="caption"/>
     <w:basedOn w:val="a"/>
     <w:link w:val="ad"/>
@@ -2979,34 +3831,34 @@
       <w:i/>
     </w:rPr>
   </w:style>
-  <w:style w:type="paragraph" w:customStyle="1" w:styleId="TableCaption">
+  <w:style w:customStyle="1" w:styleId="TableCaption" w:type="paragraph">
     <w:name w:val="Table Caption"/>
     <w:basedOn w:val="ac"/>
     <w:pPr>
       <w:keepNext/>
     </w:pPr>
   </w:style>
-  <w:style w:type="paragraph" w:customStyle="1" w:styleId="ImageCaption">
+  <w:style w:customStyle="1" w:styleId="ImageCaption" w:type="paragraph">
     <w:name w:val="Image Caption"/>
     <w:basedOn w:val="ac"/>
   </w:style>
-  <w:style w:type="paragraph" w:customStyle="1" w:styleId="Figure">
+  <w:style w:customStyle="1" w:styleId="Figure" w:type="paragraph">
     <w:name w:val="Figure"/>
     <w:basedOn w:val="a"/>
   </w:style>
-  <w:style w:type="paragraph" w:customStyle="1" w:styleId="CaptionedFigure">
+  <w:style w:customStyle="1" w:styleId="CaptionedFigure" w:type="paragraph">
     <w:name w:val="Captioned Figure"/>
     <w:basedOn w:val="Figure"/>
     <w:pPr>
       <w:keepNext/>
     </w:pPr>
   </w:style>
-  <w:style w:type="character" w:customStyle="1" w:styleId="ad">
+  <w:style w:customStyle="1" w:styleId="ad" w:type="character">
     <w:name w:val="题注 字符"/>
     <w:basedOn w:val="a1"/>
     <w:link w:val="ac"/>
   </w:style>
-  <w:style w:type="character" w:customStyle="1" w:styleId="VerbatimChar">
+  <w:style w:customStyle="1" w:styleId="VerbatimChar" w:type="character">
     <w:name w:val="Verbatim Char"/>
     <w:basedOn w:val="ad"/>
     <w:link w:val="SourceCode"/>
@@ -3015,25 +3867,25 @@
       <w:sz w:val="22"/>
     </w:rPr>
   </w:style>
-  <w:style w:type="character" w:customStyle="1" w:styleId="SectionNumber">
+  <w:style w:customStyle="1" w:styleId="SectionNumber" w:type="character">
     <w:name w:val="Section Number"/>
     <w:basedOn w:val="ad"/>
   </w:style>
-  <w:style w:type="character" w:styleId="ae">
+  <w:style w:styleId="ae" w:type="character">
     <w:name w:val="footnote reference"/>
     <w:basedOn w:val="ad"/>
     <w:rPr>
       <w:vertAlign w:val="superscript"/>
     </w:rPr>
   </w:style>
-  <w:style w:type="character" w:styleId="af">
+  <w:style w:styleId="af" w:type="character">
     <w:name w:val="Hyperlink"/>
     <w:basedOn w:val="ad"/>
     <w:rPr>
-      <w:color w:val="156082" w:themeColor="accent1"/>
-    </w:rPr>
-  </w:style>
-  <w:style w:type="paragraph" w:styleId="TOC">
+      <w:color w:themeColor="accent1" w:val="156082"/>
+    </w:rPr>
+  </w:style>
+  <w:style w:styleId="TOC" w:type="paragraph">
     <w:name w:val="TOC Heading"/>
     <w:basedOn w:val="1"/>
     <w:next w:val="a0"/>
@@ -3045,7 +3897,7 @@
       <w:outlineLvl w:val="9"/>
     </w:pPr>
   </w:style>
-  <w:style w:type="paragraph" w:customStyle="1" w:styleId="SourceCode">
+  <w:style w:customStyle="1" w:styleId="SourceCode" w:type="paragraph">
     <w:name w:val="Source Code"/>
     <w:basedOn w:val="a"/>
     <w:link w:val="VerbatimChar"/>
@@ -3053,7 +3905,7 @@
       <w:wordWrap w:val="0"/>
     </w:pPr>
   </w:style>
-  <w:style w:type="character" w:customStyle="1" w:styleId="KeywordTok">
+  <w:style w:customStyle="1" w:styleId="KeywordTok" w:type="character">
     <w:name w:val="KeywordTok"/>
     <w:basedOn w:val="VerbatimChar"/>
     <w:rPr>
@@ -3063,7 +3915,7 @@
       <w:sz w:val="22"/>
     </w:rPr>
   </w:style>
-  <w:style w:type="character" w:customStyle="1" w:styleId="DataTypeTok">
+  <w:style w:customStyle="1" w:styleId="DataTypeTok" w:type="character">
     <w:name w:val="DataTypeTok"/>
     <w:basedOn w:val="VerbatimChar"/>
     <w:rPr>
@@ -3072,7 +3924,7 @@
       <w:sz w:val="22"/>
     </w:rPr>
   </w:style>
-  <w:style w:type="character" w:customStyle="1" w:styleId="DecValTok">
+  <w:style w:customStyle="1" w:styleId="DecValTok" w:type="character">
     <w:name w:val="DecValTok"/>
     <w:basedOn w:val="VerbatimChar"/>
     <w:rPr>
@@ -3081,7 +3933,7 @@
       <w:sz w:val="22"/>
     </w:rPr>
   </w:style>
-  <w:style w:type="character" w:customStyle="1" w:styleId="BaseNTok">
+  <w:style w:customStyle="1" w:styleId="BaseNTok" w:type="character">
     <w:name w:val="BaseNTok"/>
     <w:basedOn w:val="VerbatimChar"/>
     <w:rPr>
@@ -3090,7 +3942,7 @@
       <w:sz w:val="22"/>
     </w:rPr>
   </w:style>
-  <w:style w:type="character" w:customStyle="1" w:styleId="FloatTok">
+  <w:style w:customStyle="1" w:styleId="FloatTok" w:type="character">
     <w:name w:val="FloatTok"/>
     <w:basedOn w:val="VerbatimChar"/>
     <w:rPr>
@@ -3099,7 +3951,7 @@
       <w:sz w:val="22"/>
     </w:rPr>
   </w:style>
-  <w:style w:type="character" w:customStyle="1" w:styleId="ConstantTok">
+  <w:style w:customStyle="1" w:styleId="ConstantTok" w:type="character">
     <w:name w:val="ConstantTok"/>
     <w:basedOn w:val="VerbatimChar"/>
     <w:rPr>
@@ -3108,7 +3960,7 @@
       <w:sz w:val="22"/>
     </w:rPr>
   </w:style>
-  <w:style w:type="character" w:customStyle="1" w:styleId="CharTok">
+  <w:style w:customStyle="1" w:styleId="CharTok" w:type="character">
     <w:name w:val="CharTok"/>
     <w:basedOn w:val="VerbatimChar"/>
     <w:rPr>
@@ -3117,7 +3969,7 @@
       <w:sz w:val="22"/>
     </w:rPr>
   </w:style>
-  <w:style w:type="character" w:customStyle="1" w:styleId="SpecialCharTok">
+  <w:style w:customStyle="1" w:styleId="SpecialCharTok" w:type="character">
     <w:name w:val="SpecialCharTok"/>
     <w:basedOn w:val="VerbatimChar"/>
     <w:rPr>
@@ -3126,7 +3978,7 @@
       <w:sz w:val="22"/>
     </w:rPr>
   </w:style>
-  <w:style w:type="character" w:customStyle="1" w:styleId="StringTok">
+  <w:style w:customStyle="1" w:styleId="StringTok" w:type="character">
     <w:name w:val="StringTok"/>
     <w:basedOn w:val="VerbatimChar"/>
     <w:rPr>
@@ -3135,7 +3987,7 @@
       <w:sz w:val="22"/>
     </w:rPr>
   </w:style>
-  <w:style w:type="character" w:customStyle="1" w:styleId="VerbatimStringTok">
+  <w:style w:customStyle="1" w:styleId="VerbatimStringTok" w:type="character">
     <w:name w:val="VerbatimStringTok"/>
     <w:basedOn w:val="VerbatimChar"/>
     <w:rPr>
@@ -3144,7 +3996,7 @@
       <w:sz w:val="22"/>
     </w:rPr>
   </w:style>
-  <w:style w:type="character" w:customStyle="1" w:styleId="SpecialStringTok">
+  <w:style w:customStyle="1" w:styleId="SpecialStringTok" w:type="character">
     <w:name w:val="SpecialStringTok"/>
     <w:basedOn w:val="VerbatimChar"/>
     <w:rPr>
@@ -3153,7 +4005,7 @@
       <w:sz w:val="22"/>
     </w:rPr>
   </w:style>
-  <w:style w:type="character" w:customStyle="1" w:styleId="ImportTok">
+  <w:style w:customStyle="1" w:styleId="ImportTok" w:type="character">
     <w:name w:val="ImportTok"/>
     <w:basedOn w:val="VerbatimChar"/>
     <w:rPr>
@@ -3163,7 +4015,7 @@
       <w:sz w:val="22"/>
     </w:rPr>
   </w:style>
-  <w:style w:type="character" w:customStyle="1" w:styleId="CommentTok">
+  <w:style w:customStyle="1" w:styleId="CommentTok" w:type="character">
     <w:name w:val="CommentTok"/>
     <w:basedOn w:val="VerbatimChar"/>
     <w:rPr>
@@ -3173,7 +4025,7 @@
       <w:sz w:val="22"/>
     </w:rPr>
   </w:style>
-  <w:style w:type="character" w:customStyle="1" w:styleId="DocumentationTok">
+  <w:style w:customStyle="1" w:styleId="DocumentationTok" w:type="character">
     <w:name w:val="DocumentationTok"/>
     <w:basedOn w:val="VerbatimChar"/>
     <w:rPr>
@@ -3183,7 +4035,7 @@
       <w:sz w:val="22"/>
     </w:rPr>
   </w:style>
-  <w:style w:type="character" w:customStyle="1" w:styleId="AnnotationTok">
+  <w:style w:customStyle="1" w:styleId="AnnotationTok" w:type="character">
     <w:name w:val="AnnotationTok"/>
     <w:basedOn w:val="VerbatimChar"/>
     <w:rPr>
@@ -3194,7 +4046,7 @@
       <w:sz w:val="22"/>
     </w:rPr>
   </w:style>
-  <w:style w:type="character" w:customStyle="1" w:styleId="CommentVarTok">
+  <w:style w:customStyle="1" w:styleId="CommentVarTok" w:type="character">
     <w:name w:val="CommentVarTok"/>
     <w:basedOn w:val="VerbatimChar"/>
     <w:rPr>
@@ -3205,7 +4057,7 @@
       <w:sz w:val="22"/>
     </w:rPr>
   </w:style>
-  <w:style w:type="character" w:customStyle="1" w:styleId="OtherTok">
+  <w:style w:customStyle="1" w:styleId="OtherTok" w:type="character">
     <w:name w:val="OtherTok"/>
     <w:basedOn w:val="VerbatimChar"/>
     <w:rPr>
@@ -3214,7 +4066,7 @@
       <w:sz w:val="22"/>
     </w:rPr>
   </w:style>
-  <w:style w:type="character" w:customStyle="1" w:styleId="FunctionTok">
+  <w:style w:customStyle="1" w:styleId="FunctionTok" w:type="character">
     <w:name w:val="FunctionTok"/>
     <w:basedOn w:val="VerbatimChar"/>
     <w:rPr>
@@ -3223,7 +4075,7 @@
       <w:sz w:val="22"/>
     </w:rPr>
   </w:style>
-  <w:style w:type="character" w:customStyle="1" w:styleId="VariableTok">
+  <w:style w:customStyle="1" w:styleId="VariableTok" w:type="character">
     <w:name w:val="VariableTok"/>
     <w:basedOn w:val="VerbatimChar"/>
     <w:rPr>
@@ -3232,7 +4084,7 @@
       <w:sz w:val="22"/>
     </w:rPr>
   </w:style>
-  <w:style w:type="character" w:customStyle="1" w:styleId="ControlFlowTok">
+  <w:style w:customStyle="1" w:styleId="ControlFlowTok" w:type="character">
     <w:name w:val="ControlFlowTok"/>
     <w:basedOn w:val="VerbatimChar"/>
     <w:rPr>
@@ -3242,7 +4094,7 @@
       <w:sz w:val="22"/>
     </w:rPr>
   </w:style>
-  <w:style w:type="character" w:customStyle="1" w:styleId="OperatorTok">
+  <w:style w:customStyle="1" w:styleId="OperatorTok" w:type="character">
     <w:name w:val="OperatorTok"/>
     <w:basedOn w:val="VerbatimChar"/>
     <w:rPr>
@@ -3251,7 +4103,7 @@
       <w:sz w:val="22"/>
     </w:rPr>
   </w:style>
-  <w:style w:type="character" w:customStyle="1" w:styleId="BuiltInTok">
+  <w:style w:customStyle="1" w:styleId="BuiltInTok" w:type="character">
     <w:name w:val="BuiltInTok"/>
     <w:basedOn w:val="VerbatimChar"/>
     <w:rPr>
@@ -3260,7 +4112,7 @@
       <w:sz w:val="22"/>
     </w:rPr>
   </w:style>
-  <w:style w:type="character" w:customStyle="1" w:styleId="ExtensionTok">
+  <w:style w:customStyle="1" w:styleId="ExtensionTok" w:type="character">
     <w:name w:val="ExtensionTok"/>
     <w:basedOn w:val="VerbatimChar"/>
     <w:rPr>
@@ -3268,7 +4120,7 @@
       <w:sz w:val="22"/>
     </w:rPr>
   </w:style>
-  <w:style w:type="character" w:customStyle="1" w:styleId="PreprocessorTok">
+  <w:style w:customStyle="1" w:styleId="PreprocessorTok" w:type="character">
     <w:name w:val="PreprocessorTok"/>
     <w:basedOn w:val="VerbatimChar"/>
     <w:rPr>
@@ -3277,7 +4129,7 @@
       <w:sz w:val="22"/>
     </w:rPr>
   </w:style>
-  <w:style w:type="character" w:customStyle="1" w:styleId="AttributeTok">
+  <w:style w:customStyle="1" w:styleId="AttributeTok" w:type="character">
     <w:name w:val="AttributeTok"/>
     <w:basedOn w:val="VerbatimChar"/>
     <w:rPr>
@@ -3286,7 +4138,7 @@
       <w:sz w:val="22"/>
     </w:rPr>
   </w:style>
-  <w:style w:type="character" w:customStyle="1" w:styleId="RegionMarkerTok">
+  <w:style w:customStyle="1" w:styleId="RegionMarkerTok" w:type="character">
     <w:name w:val="RegionMarkerTok"/>
     <w:basedOn w:val="VerbatimChar"/>
     <w:rPr>
@@ -3294,7 +4146,7 @@
       <w:sz w:val="22"/>
     </w:rPr>
   </w:style>
-  <w:style w:type="character" w:customStyle="1" w:styleId="InformationTok">
+  <w:style w:customStyle="1" w:styleId="InformationTok" w:type="character">
     <w:name w:val="InformationTok"/>
     <w:basedOn w:val="VerbatimChar"/>
     <w:rPr>
@@ -3305,7 +4157,7 @@
       <w:sz w:val="22"/>
     </w:rPr>
   </w:style>
-  <w:style w:type="character" w:customStyle="1" w:styleId="WarningTok">
+  <w:style w:customStyle="1" w:styleId="WarningTok" w:type="character">
     <w:name w:val="WarningTok"/>
     <w:basedOn w:val="VerbatimChar"/>
     <w:rPr>
@@ -3316,7 +4168,7 @@
       <w:sz w:val="22"/>
     </w:rPr>
   </w:style>
-  <w:style w:type="character" w:customStyle="1" w:styleId="AlertTok">
+  <w:style w:customStyle="1" w:styleId="AlertTok" w:type="character">
     <w:name w:val="AlertTok"/>
     <w:basedOn w:val="VerbatimChar"/>
     <w:rPr>
@@ -3326,7 +4178,7 @@
       <w:sz w:val="22"/>
     </w:rPr>
   </w:style>
-  <w:style w:type="character" w:customStyle="1" w:styleId="ErrorTok">
+  <w:style w:customStyle="1" w:styleId="ErrorTok" w:type="character">
     <w:name w:val="ErrorTok"/>
     <w:basedOn w:val="VerbatimChar"/>
     <w:rPr>
@@ -3336,7 +4188,7 @@
       <w:sz w:val="22"/>
     </w:rPr>
   </w:style>
-  <w:style w:type="character" w:customStyle="1" w:styleId="NormalTok">
+  <w:style w:customStyle="1" w:styleId="NormalTok" w:type="character">
     <w:name w:val="NormalTok"/>
     <w:basedOn w:val="VerbatimChar"/>
     <w:rPr>

--- a/README.docx
+++ b/README.docx
@@ -2,7 +2,7 @@
 <file path=word/document.xml><?xml version="1.0" encoding="utf-8"?>
 <w:document xmlns:w="http://schemas.openxmlformats.org/wordprocessingml/2006/main" xmlns:m="http://schemas.openxmlformats.org/officeDocument/2006/math" xmlns:r="http://schemas.openxmlformats.org/officeDocument/2006/relationships" xmlns:o="urn:schemas-microsoft-com:office:office" xmlns:v="urn:schemas-microsoft-com:vml" xmlns:w10="urn:schemas-microsoft-com:office:word" xmlns:a="http://schemas.openxmlformats.org/drawingml/2006/main" xmlns:pic="http://schemas.openxmlformats.org/drawingml/2006/picture" xmlns:wp="http://schemas.openxmlformats.org/drawingml/2006/wordprocessingDrawing">
   <w:body>
-    <w:bookmarkStart w:id="39" w:name="crystalstacker"/>
+    <w:bookmarkStart w:id="37" w:name="crystalstacker"/>
     <w:p>
       <w:pPr>
         <w:pStyle w:val="1"/>
@@ -899,7 +899,7 @@
       </w:r>
     </w:p>
     <w:bookmarkEnd w:id="20"/>
-    <w:bookmarkStart w:id="25" w:name="quick-start"/>
+    <w:bookmarkStart w:id="24" w:name="quick-start"/>
     <w:p>
       <w:pPr>
         <w:pStyle w:val="2"/>
@@ -908,13 +908,13 @@
         <w:t xml:space="preserve">Quick start</w:t>
       </w:r>
     </w:p>
-    <w:bookmarkStart w:id="21" w:name="windows-single-file-exe-no-python-needed"/>
+    <w:bookmarkStart w:id="21" w:name="windows-from-source-one-click"/>
     <w:p>
       <w:pPr>
         <w:pStyle w:val="3"/>
       </w:pPr>
       <w:r>
-        <w:t xml:space="preserve">Windows — single-file exe (no Python needed)</w:t>
+        <w:t xml:space="preserve">Windows — from source (one-click)</w:t>
       </w:r>
     </w:p>
     <w:p>
@@ -922,7 +922,7 @@
         <w:pStyle w:val="FirstParagraph"/>
       </w:pPr>
       <w:r>
-        <w:t xml:space="preserve">Grab</w:t>
+        <w:t xml:space="preserve">Double-click</w:t>
       </w:r>
       <w:r>
         <w:t xml:space="preserve"> </w:t>
@@ -931,31 +931,13 @@
         <w:rPr>
           <w:rStyle w:val="VerbatimChar"/>
         </w:rPr>
-        <w:t xml:space="preserve">CrystalStacker.exe</w:t>
-      </w:r>
-      <w:r>
-        <w:t xml:space="preserve"> </w:t>
-      </w:r>
-      <w:r>
-        <w:t xml:space="preserve">from the repository root, copy it anywhere, and</w:t>
-      </w:r>
-      <w:r>
-        <w:t xml:space="preserve"> </w:t>
-      </w:r>
-      <w:r>
-        <w:t xml:space="preserve">double-click it. It bundles Python, Flask, NumPy and SciPy, so the target</w:t>
-      </w:r>
-      <w:r>
-        <w:t xml:space="preserve"> </w:t>
-      </w:r>
-      <w:r>
-        <w:t xml:space="preserve">machine needs nothing installed. The browser opens automatically and generated</w:t>
-      </w:r>
-      <w:r>
-        <w:t xml:space="preserve"> </w:t>
-      </w:r>
-      <w:r>
-        <w:t xml:space="preserve">structures appear in an</w:t>
+        <w:t xml:space="preserve">run_webapp.bat</w:t>
+      </w:r>
+      <w:r>
+        <w:t xml:space="preserve"> </w:t>
+      </w:r>
+      <w:r>
+        <w:t xml:space="preserve">inside</w:t>
       </w:r>
       <w:r>
         <w:t xml:space="preserve"> </w:t>
@@ -964,23 +946,124 @@
         <w:rPr>
           <w:rStyle w:val="VerbatimChar"/>
         </w:rPr>
-        <w:t xml:space="preserve">outputs/</w:t>
-      </w:r>
-      <w:r>
-        <w:t xml:space="preserve"> </w:t>
-      </w:r>
-      <w:r>
-        <w:t xml:space="preserve">folder next to the exe.</w:t>
+        <w:t xml:space="preserve">crystalstacker/</w:t>
+      </w:r>
+      <w:r>
+        <w:t xml:space="preserve">. It detects a suitable</w:t>
+      </w:r>
+      <w:r>
+        <w:t xml:space="preserve"> </w:t>
+      </w:r>
+      <w:r>
+        <w:t xml:space="preserve">Python (3.10+), creates a local</w:t>
+      </w:r>
+      <w:r>
+        <w:t xml:space="preserve"> </w:t>
+      </w:r>
+      <w:r>
+        <w:rPr>
+          <w:rStyle w:val="VerbatimChar"/>
+        </w:rPr>
+        <w:t xml:space="preserve">.venv</w:t>
+      </w:r>
+      <w:r>
+        <w:t xml:space="preserve">, installs the dependencies and starts</w:t>
+      </w:r>
+      <w:r>
+        <w:t xml:space="preserve"> </w:t>
+      </w:r>
+      <w:r>
+        <w:t xml:space="preserve">the server; the browser opens automatically.</w:t>
       </w:r>
     </w:p>
     <w:bookmarkEnd w:id="21"/>
-    <w:bookmarkStart w:id="22" w:name="windows-from-source-one-click"/>
+    <w:bookmarkStart w:id="23" w:name="any-platform"/>
     <w:p>
       <w:pPr>
         <w:pStyle w:val="3"/>
       </w:pPr>
       <w:r>
-        <w:t xml:space="preserve">Windows — from source (one-click)</w:t>
+        <w:t xml:space="preserve">Any platform</w:t>
+      </w:r>
+    </w:p>
+    <w:p>
+      <w:pPr>
+        <w:pStyle w:val="SourceCode"/>
+      </w:pPr>
+      <w:r>
+        <w:rPr>
+          <w:rStyle w:val="ExtensionTok"/>
+        </w:rPr>
+        <w:t xml:space="preserve">python</w:t>
+      </w:r>
+      <w:r>
+        <w:rPr>
+          <w:rStyle w:val="NormalTok"/>
+        </w:rPr>
+        <w:t xml:space="preserve"> </w:t>
+      </w:r>
+      <w:r>
+        <w:rPr>
+          <w:rStyle w:val="AttributeTok"/>
+        </w:rPr>
+        <w:t xml:space="preserve">-m</w:t>
+      </w:r>
+      <w:r>
+        <w:rPr>
+          <w:rStyle w:val="NormalTok"/>
+        </w:rPr>
+        <w:t xml:space="preserve"> venv .venv</w:t>
+      </w:r>
+      <w:r>
+        <w:br/>
+      </w:r>
+      <w:r>
+        <w:rPr>
+          <w:rStyle w:val="CommentTok"/>
+        </w:rPr>
+        <w:t xml:space="preserve"># activate the virtual environment, then:</w:t>
+      </w:r>
+      <w:r>
+        <w:br/>
+      </w:r>
+      <w:r>
+        <w:rPr>
+          <w:rStyle w:val="ExtensionTok"/>
+        </w:rPr>
+        <w:t xml:space="preserve">pip</w:t>
+      </w:r>
+      <w:r>
+        <w:rPr>
+          <w:rStyle w:val="NormalTok"/>
+        </w:rPr>
+        <w:t xml:space="preserve"> install </w:t>
+      </w:r>
+      <w:r>
+        <w:rPr>
+          <w:rStyle w:val="AttributeTok"/>
+        </w:rPr>
+        <w:t xml:space="preserve">-r</w:t>
+      </w:r>
+      <w:r>
+        <w:rPr>
+          <w:rStyle w:val="NormalTok"/>
+        </w:rPr>
+        <w:t xml:space="preserve"> requirements.txt</w:t>
+      </w:r>
+      <w:r>
+        <w:br/>
+      </w:r>
+      <w:r>
+        <w:rPr>
+          <w:rStyle w:val="ExtensionTok"/>
+        </w:rPr>
+        <w:t xml:space="preserve">python</w:t>
+      </w:r>
+      <w:r>
+        <w:rPr>
+          <w:rStyle w:val="NormalTok"/>
+        </w:rPr>
+        <w:t xml:space="preserve"> app.py</w:t>
       </w:r>
     </w:p>
     <w:p>
@@ -988,161 +1071,12 @@
         <w:pStyle w:val="FirstParagraph"/>
       </w:pPr>
       <w:r>
-        <w:t xml:space="preserve">Double-click</w:t>
-      </w:r>
-      <w:r>
-        <w:t xml:space="preserve"> </w:t>
-      </w:r>
-      <w:r>
-        <w:rPr>
-          <w:rStyle w:val="VerbatimChar"/>
-        </w:rPr>
-        <w:t xml:space="preserve">run_webapp.bat</w:t>
-      </w:r>
-      <w:r>
-        <w:t xml:space="preserve"> </w:t>
-      </w:r>
-      <w:r>
-        <w:t xml:space="preserve">inside</w:t>
-      </w:r>
-      <w:r>
-        <w:t xml:space="preserve"> </w:t>
-      </w:r>
-      <w:r>
-        <w:rPr>
-          <w:rStyle w:val="VerbatimChar"/>
-        </w:rPr>
-        <w:t xml:space="preserve">crystalstacker/</w:t>
-      </w:r>
-      <w:r>
-        <w:t xml:space="preserve">. It detects a suitable</w:t>
-      </w:r>
-      <w:r>
-        <w:t xml:space="preserve"> </w:t>
-      </w:r>
-      <w:r>
-        <w:t xml:space="preserve">Python (3.10+), creates a local</w:t>
-      </w:r>
-      <w:r>
-        <w:t xml:space="preserve"> </w:t>
-      </w:r>
-      <w:r>
-        <w:rPr>
-          <w:rStyle w:val="VerbatimChar"/>
-        </w:rPr>
-        <w:t xml:space="preserve">.venv</w:t>
-      </w:r>
-      <w:r>
-        <w:t xml:space="preserve">, installs the dependencies and starts</w:t>
-      </w:r>
-      <w:r>
-        <w:t xml:space="preserve"> </w:t>
-      </w:r>
-      <w:r>
-        <w:t xml:space="preserve">the server; the browser opens automatically.</w:t>
-      </w:r>
-    </w:p>
-    <w:bookmarkEnd w:id="22"/>
-    <w:bookmarkStart w:id="24" w:name="any-platform"/>
-    <w:p>
-      <w:pPr>
-        <w:pStyle w:val="3"/>
-      </w:pPr>
-      <w:r>
-        <w:t xml:space="preserve">Any platform</w:t>
-      </w:r>
-    </w:p>
-    <w:p>
-      <w:pPr>
-        <w:pStyle w:val="SourceCode"/>
-      </w:pPr>
-      <w:r>
-        <w:rPr>
-          <w:rStyle w:val="ExtensionTok"/>
-        </w:rPr>
-        <w:t xml:space="preserve">python</w:t>
-      </w:r>
-      <w:r>
-        <w:rPr>
-          <w:rStyle w:val="NormalTok"/>
-        </w:rPr>
-        <w:t xml:space="preserve"> </w:t>
-      </w:r>
-      <w:r>
-        <w:rPr>
-          <w:rStyle w:val="AttributeTok"/>
-        </w:rPr>
-        <w:t xml:space="preserve">-m</w:t>
-      </w:r>
-      <w:r>
-        <w:rPr>
-          <w:rStyle w:val="NormalTok"/>
-        </w:rPr>
-        <w:t xml:space="preserve"> venv .venv</w:t>
-      </w:r>
-      <w:r>
-        <w:br/>
-      </w:r>
-      <w:r>
-        <w:rPr>
-          <w:rStyle w:val="CommentTok"/>
-        </w:rPr>
-        <w:t xml:space="preserve"># activate the virtual environment, then:</w:t>
-      </w:r>
-      <w:r>
-        <w:br/>
-      </w:r>
-      <w:r>
-        <w:rPr>
-          <w:rStyle w:val="ExtensionTok"/>
-        </w:rPr>
-        <w:t xml:space="preserve">pip</w:t>
-      </w:r>
-      <w:r>
-        <w:rPr>
-          <w:rStyle w:val="NormalTok"/>
-        </w:rPr>
-        <w:t xml:space="preserve"> install </w:t>
-      </w:r>
-      <w:r>
-        <w:rPr>
-          <w:rStyle w:val="AttributeTok"/>
-        </w:rPr>
-        <w:t xml:space="preserve">-r</w:t>
-      </w:r>
-      <w:r>
-        <w:rPr>
-          <w:rStyle w:val="NormalTok"/>
-        </w:rPr>
-        <w:t xml:space="preserve"> requirements.txt</w:t>
-      </w:r>
-      <w:r>
-        <w:br/>
-      </w:r>
-      <w:r>
-        <w:rPr>
-          <w:rStyle w:val="ExtensionTok"/>
-        </w:rPr>
-        <w:t xml:space="preserve">python</w:t>
-      </w:r>
-      <w:r>
-        <w:rPr>
-          <w:rStyle w:val="NormalTok"/>
-        </w:rPr>
-        <w:t xml:space="preserve"> app.py</w:t>
-      </w:r>
-    </w:p>
-    <w:p>
-      <w:pPr>
-        <w:pStyle w:val="FirstParagraph"/>
-      </w:pPr>
-      <w:r>
         <w:t xml:space="preserve">Then open</w:t>
       </w:r>
       <w:r>
         <w:t xml:space="preserve"> </w:t>
       </w:r>
-      <w:hyperlink r:id="rId23">
+      <w:hyperlink r:id="rId22">
         <w:r>
           <w:rPr>
             <w:rStyle w:val="af"/>
@@ -1163,9 +1097,9 @@
         <w:t xml:space="preserve">is taken).</w:t>
       </w:r>
     </w:p>
+    <w:bookmarkEnd w:id="23"/>
     <w:bookmarkEnd w:id="24"/>
-    <w:bookmarkEnd w:id="25"/>
-    <w:bookmarkStart w:id="26" w:name="usage"/>
+    <w:bookmarkStart w:id="25" w:name="usage"/>
     <w:p>
       <w:pPr>
         <w:pStyle w:val="2"/>
@@ -1326,141 +1260,8 @@
         <w:t xml:space="preserve">, at the foot of the page).</w:t>
       </w:r>
     </w:p>
-    <w:bookmarkEnd w:id="26"/>
-    <w:bookmarkStart w:id="27" w:name="building-the-exe-yourself"/>
-    <w:p>
-      <w:pPr>
-        <w:pStyle w:val="2"/>
-      </w:pPr>
-      <w:r>
-        <w:t xml:space="preserve">Building the exe yourself</w:t>
-      </w:r>
-    </w:p>
-    <w:p>
-      <w:pPr>
-        <w:pStyle w:val="SourceCode"/>
-      </w:pPr>
-      <w:r>
-        <w:rPr>
-          <w:rStyle w:val="BuiltInTok"/>
-        </w:rPr>
-        <w:t xml:space="preserve">cd</w:t>
-      </w:r>
-      <w:r>
-        <w:rPr>
-          <w:rStyle w:val="NormalTok"/>
-        </w:rPr>
-        <w:t xml:space="preserve"> crystalstacker</w:t>
-      </w:r>
-      <w:r>
-        <w:br/>
-      </w:r>
-      <w:r>
-        <w:rPr>
-          <w:rStyle w:val="NormalTok"/>
-        </w:rPr>
-        <w:t xml:space="preserve">build_exe.bat</w:t>
-      </w:r>
-    </w:p>
-    <w:p>
-      <w:pPr>
-        <w:pStyle w:val="FirstParagraph"/>
-      </w:pPr>
-      <w:r>
-        <w:t xml:space="preserve">Requires Python 3.10+ on the build machine only; the produced</w:t>
-      </w:r>
-      <w:r>
-        <w:t xml:space="preserve"> </w:t>
-      </w:r>
-      <w:r>
-        <w:rPr>
-          <w:rStyle w:val="VerbatimChar"/>
-        </w:rPr>
-        <w:t xml:space="preserve">dist/CrystalStacker.exe</w:t>
-      </w:r>
-      <w:r>
-        <w:t xml:space="preserve"> </w:t>
-      </w:r>
-      <w:r>
-        <w:t xml:space="preserve">runs anywhere. The script creates a throwaway</w:t>
-      </w:r>
-      <w:r>
-        <w:t xml:space="preserve"> </w:t>
-      </w:r>
-      <w:r>
-        <w:rPr>
-          <w:rStyle w:val="VerbatimChar"/>
-        </w:rPr>
-        <w:t xml:space="preserve">build_env/</w:t>
-      </w:r>
-      <w:r>
-        <w:t xml:space="preserve"> </w:t>
-      </w:r>
-      <w:r>
-        <w:t xml:space="preserve">virtual environment with the pinned versions in</w:t>
-      </w:r>
-      <w:r>
-        <w:t xml:space="preserve"> </w:t>
-      </w:r>
-      <w:r>
-        <w:rPr>
-          <w:rStyle w:val="VerbatimChar"/>
-        </w:rPr>
-        <w:t xml:space="preserve">requirements-build.txt</w:t>
-      </w:r>
-      <w:r>
-        <w:t xml:space="preserve">, so unrelated packages installed alongside the project</w:t>
-      </w:r>
-      <w:r>
-        <w:t xml:space="preserve"> </w:t>
-      </w:r>
-      <w:r>
-        <w:t xml:space="preserve">cannot end up inside the exe. Use</w:t>
-      </w:r>
-      <w:r>
-        <w:t xml:space="preserve"> </w:t>
-      </w:r>
-      <w:r>
-        <w:rPr>
-          <w:rStyle w:val="VerbatimChar"/>
-        </w:rPr>
-        <w:t xml:space="preserve">build_exe.bat --clean</w:t>
-      </w:r>
-      <w:r>
-        <w:t xml:space="preserve"> </w:t>
-      </w:r>
-      <w:r>
-        <w:t xml:space="preserve">to keep the build</w:t>
-      </w:r>
-      <w:r>
-        <w:t xml:space="preserve"> </w:t>
-      </w:r>
-      <w:r>
-        <w:t xml:space="preserve">intermediates for a faster rebuild.</w:t>
-      </w:r>
-    </w:p>
-    <w:p>
-      <w:pPr>
-        <w:pStyle w:val="a0"/>
-      </w:pPr>
-      <w:r>
-        <w:t xml:space="preserve">First launch takes 10–20 seconds: a one-file exe unpacks itself to a temporary</w:t>
-      </w:r>
-      <w:r>
-        <w:t xml:space="preserve"> </w:t>
-      </w:r>
-      <w:r>
-        <w:t xml:space="preserve">directory before starting. Some antivirus products flag PyInstaller output and</w:t>
-      </w:r>
-      <w:r>
-        <w:t xml:space="preserve"> </w:t>
-      </w:r>
-      <w:r>
-        <w:t xml:space="preserve">need an exclusion.</w:t>
-      </w:r>
-    </w:p>
-    <w:bookmarkEnd w:id="27"/>
-    <w:bookmarkStart w:id="28" w:name="examples"/>
+    <w:bookmarkEnd w:id="25"/>
+    <w:bookmarkStart w:id="26" w:name="examples"/>
     <w:p>
       <w:pPr>
         <w:pStyle w:val="2"/>
@@ -1687,8 +1488,8 @@
         </w:tc>
       </w:tr>
     </w:tbl>
-    <w:bookmarkEnd w:id="28"/>
-    <w:bookmarkStart w:id="29" w:name="reference-data"/>
+    <w:bookmarkEnd w:id="26"/>
+    <w:bookmarkStart w:id="27" w:name="reference-data"/>
     <w:p>
       <w:pPr>
         <w:pStyle w:val="2"/>
@@ -1732,8 +1533,8 @@
         <w:t xml:space="preserve">regression tests compare against.</w:t>
       </w:r>
     </w:p>
-    <w:bookmarkEnd w:id="29"/>
-    <w:bookmarkStart w:id="32" w:name="documentation"/>
+    <w:bookmarkEnd w:id="27"/>
+    <w:bookmarkStart w:id="30" w:name="documentation"/>
     <w:p>
       <w:pPr>
         <w:pStyle w:val="2"/>
@@ -1746,7 +1547,7 @@
       <w:pPr>
         <w:pStyle w:val="FirstParagraph"/>
       </w:pPr>
-      <w:hyperlink r:id="rId30">
+      <w:hyperlink r:id="rId28">
         <w:r>
           <w:rPr>
             <w:rStyle w:val="VerbatimChar"/>
@@ -1781,7 +1582,7 @@
       <w:r>
         <w:t xml:space="preserve"> </w:t>
       </w:r>
-      <w:hyperlink r:id="rId31">
+      <w:hyperlink r:id="rId29">
         <w:r>
           <w:rPr>
             <w:rStyle w:val="VerbatimChar"/>
@@ -1808,8 +1609,8 @@
         <w:t xml:space="preserve">validation, and the boundary cases where the tool warns or refuses.</w:t>
       </w:r>
     </w:p>
-    <w:bookmarkEnd w:id="32"/>
-    <w:bookmarkStart w:id="33" w:name="repository-layout"/>
+    <w:bookmarkEnd w:id="30"/>
+    <w:bookmarkStart w:id="31" w:name="repository-layout"/>
     <w:p>
       <w:pPr>
         <w:pStyle w:val="2"/>
@@ -1835,7 +1636,7 @@
         <w:rPr>
           <w:rStyle w:val="VerbatimChar"/>
         </w:rPr>
-        <w:t xml:space="preserve">├── CrystalStacker.exe       prebuilt single-file executable (no Python needed)</w:t>
+        <w:t xml:space="preserve">├── crystalstacker/          source tree</w:t>
       </w:r>
       <w:r>
         <w:br/>
@@ -1844,7 +1645,7 @@
         <w:rPr>
           <w:rStyle w:val="VerbatimChar"/>
         </w:rPr>
-        <w:t xml:space="preserve">├── crystalstacker/          source tree</w:t>
+        <w:t xml:space="preserve">│   ├── app.py                 Flask application (UI, upload, run management)</w:t>
       </w:r>
       <w:r>
         <w:br/>
@@ -1853,7 +1654,7 @@
         <w:rPr>
           <w:rStyle w:val="VerbatimChar"/>
         </w:rPr>
-        <w:t xml:space="preserve">│   ├── app.py                 Flask application (UI, upload, run management)</w:t>
+        <w:t xml:space="preserve">│   ├── layer_stacking.py      core stacking engine</w:t>
       </w:r>
       <w:r>
         <w:br/>
@@ -1862,7 +1663,7 @@
         <w:rPr>
           <w:rStyle w:val="VerbatimChar"/>
         </w:rPr>
-        <w:t xml:space="preserve">│   ├── layer_stacking.py      core stacking engine</w:t>
+        <w:t xml:space="preserve">│   ├── stacking_rules.py      automatic offset selection and provenance</w:t>
       </w:r>
       <w:r>
         <w:br/>
@@ -1871,7 +1672,7 @@
         <w:rPr>
           <w:rStyle w:val="VerbatimChar"/>
         </w:rPr>
-        <w:t xml:space="preserve">│   ├── stacking_rules.py      automatic offset selection and provenance</w:t>
+        <w:t xml:space="preserve">│   ├── cif_io.py              CIF reader/writer (P1, symmetry expansion)</w:t>
       </w:r>
       <w:r>
         <w:br/>
@@ -1880,7 +1681,7 @@
         <w:rPr>
           <w:rStyle w:val="VerbatimChar"/>
         </w:rPr>
-        <w:t xml:space="preserve">│   ├── cif_io.py              CIF reader/writer (P1, symmetry expansion)</w:t>
+        <w:t xml:space="preserve">│   ├── stacking_axis.py       stacking-direction detection, axis relabelling,</w:t>
       </w:r>
       <w:r>
         <w:br/>
@@ -1889,7 +1690,7 @@
         <w:rPr>
           <w:rStyle w:val="VerbatimChar"/>
         </w:rPr>
-        <w:t xml:space="preserve">│   ├── stacking_axis.py       stacking-direction detection, axis relabelling,</w:t>
+        <w:t xml:space="preserve">│   │                           3D-framework detection (c-crossing bonds)</w:t>
       </w:r>
       <w:r>
         <w:br/>
@@ -1898,7 +1699,7 @@
         <w:rPr>
           <w:rStyle w:val="VerbatimChar"/>
         </w:rPr>
-        <w:t xml:space="preserve">│   │                           3D-framework detection (c-crossing bonds)</w:t>
+        <w:t xml:space="preserve">│   ├── benchmark_scaling.py   timing benchmark</w:t>
       </w:r>
       <w:r>
         <w:br/>
@@ -1907,7 +1708,7 @@
         <w:rPr>
           <w:rStyle w:val="VerbatimChar"/>
         </w:rPr>
-        <w:t xml:space="preserve">│   ├── benchmark_scaling.py   timing benchmark</w:t>
+        <w:t xml:space="preserve">│   ├── test_layer_stacking.py regression suite (161 checks)</w:t>
       </w:r>
       <w:r>
         <w:br/>
@@ -1916,7 +1717,7 @@
         <w:rPr>
           <w:rStyle w:val="VerbatimChar"/>
         </w:rPr>
-        <w:t xml:space="preserve">│   ├── test_layer_stacking.py regression suite (161 checks)</w:t>
+        <w:t xml:space="preserve">│   ├── smoke_test_web.py      end-to-end web smoke test</w:t>
       </w:r>
       <w:r>
         <w:br/>
@@ -1925,7 +1726,7 @@
         <w:rPr>
           <w:rStyle w:val="VerbatimChar"/>
         </w:rPr>
-        <w:t xml:space="preserve">│   ├── smoke_test_web.py      end-to-end web smoke test</w:t>
+        <w:t xml:space="preserve">│   ├── docs/                  user manual and worked case studies</w:t>
       </w:r>
       <w:r>
         <w:br/>
@@ -1934,7 +1735,7 @@
         <w:rPr>
           <w:rStyle w:val="VerbatimChar"/>
         </w:rPr>
-        <w:t xml:space="preserve">│   ├── docs/                  user manual and worked case studies</w:t>
+        <w:t xml:space="preserve">│   ├── build_exe.py           PyInstaller build driver</w:t>
       </w:r>
       <w:r>
         <w:br/>
@@ -1943,7 +1744,7 @@
         <w:rPr>
           <w:rStyle w:val="VerbatimChar"/>
         </w:rPr>
-        <w:t xml:space="preserve">│   ├── build_exe.py           PyInstaller build driver</w:t>
+        <w:t xml:space="preserve">│   ├── build_exe.bat          one-click exe build</w:t>
       </w:r>
       <w:r>
         <w:br/>
@@ -1952,7 +1753,7 @@
         <w:rPr>
           <w:rStyle w:val="VerbatimChar"/>
         </w:rPr>
-        <w:t xml:space="preserve">│   ├── build_exe.bat          one-click exe build</w:t>
+        <w:t xml:space="preserve">│   ├── run_webapp.bat         Windows one-click launcher (from source)</w:t>
       </w:r>
       <w:r>
         <w:br/>
@@ -1961,7 +1762,7 @@
         <w:rPr>
           <w:rStyle w:val="VerbatimChar"/>
         </w:rPr>
-        <w:t xml:space="preserve">│   ├── run_webapp.bat         Windows one-click launcher (from source)</w:t>
+        <w:t xml:space="preserve">│   ├── requirements.txt       runtime dependencies</w:t>
       </w:r>
       <w:r>
         <w:br/>
@@ -1970,7 +1771,7 @@
         <w:rPr>
           <w:rStyle w:val="VerbatimChar"/>
         </w:rPr>
-        <w:t xml:space="preserve">│   ├── requirements.txt       runtime dependencies</w:t>
+        <w:t xml:space="preserve">│   ├── requirements-build.txt pinned build-time dependencies</w:t>
       </w:r>
       <w:r>
         <w:br/>
@@ -1979,7 +1780,7 @@
         <w:rPr>
           <w:rStyle w:val="VerbatimChar"/>
         </w:rPr>
-        <w:t xml:space="preserve">│   ├── requirements-build.txt pinned build-time dependencies</w:t>
+        <w:t xml:space="preserve">│   ├── templates/  static/    web interface</w:t>
       </w:r>
       <w:r>
         <w:br/>
@@ -1988,7 +1789,7 @@
         <w:rPr>
           <w:rStyle w:val="VerbatimChar"/>
         </w:rPr>
-        <w:t xml:space="preserve">│   ├── templates/  static/    web interface</w:t>
+        <w:t xml:space="preserve">│   ├── reference/             DFT reference structures (CIF)</w:t>
       </w:r>
       <w:r>
         <w:br/>
@@ -1997,7 +1798,7 @@
         <w:rPr>
           <w:rStyle w:val="VerbatimChar"/>
         </w:rPr>
-        <w:t xml:space="preserve">│   ├── reference/             DFT reference structures (CIF)</w:t>
+        <w:t xml:space="preserve">│   └── examples/              sample monolayer inputs (CIF)</w:t>
       </w:r>
       <w:r>
         <w:br/>
@@ -2006,7 +1807,7 @@
         <w:rPr>
           <w:rStyle w:val="VerbatimChar"/>
         </w:rPr>
-        <w:t xml:space="preserve">│   └── examples/              sample monolayer inputs (CIF)</w:t>
+        <w:t xml:space="preserve">├── crystalstacker.zip      source archive of the folder above</w:t>
       </w:r>
       <w:r>
         <w:br/>
@@ -2015,7 +1816,7 @@
         <w:rPr>
           <w:rStyle w:val="VerbatimChar"/>
         </w:rPr>
-        <w:t xml:space="preserve">├── crystalstacker.zip      source archive of the folder above</w:t>
+        <w:t xml:space="preserve">├── README.md  README.docx</w:t>
       </w:r>
       <w:r>
         <w:br/>
@@ -2024,20 +1825,11 @@
         <w:rPr>
           <w:rStyle w:val="VerbatimChar"/>
         </w:rPr>
-        <w:t xml:space="preserve">├── README.md  README.docx</w:t>
-      </w:r>
-      <w:r>
-        <w:br/>
-      </w:r>
-      <w:r>
-        <w:rPr>
-          <w:rStyle w:val="VerbatimChar"/>
-        </w:rPr>
         <w:t xml:space="preserve">└── LICENSE</w:t>
       </w:r>
     </w:p>
-    <w:bookmarkEnd w:id="33"/>
-    <w:bookmarkStart w:id="34" w:name="requirements"/>
+    <w:bookmarkEnd w:id="31"/>
+    <w:bookmarkStart w:id="32" w:name="requirements"/>
     <w:p>
       <w:pPr>
         <w:pStyle w:val="2"/>
@@ -2082,39 +1874,8 @@
         <w:t xml:space="preserve">)</w:t>
       </w:r>
     </w:p>
-    <w:p>
-      <w:pPr>
-        <w:pStyle w:val="Compact"/>
-        <w:numPr>
-          <w:ilvl w:val="0"/>
-          <w:numId w:val="1003"/>
-        </w:numPr>
-      </w:pPr>
-      <w:r>
-        <w:rPr>
-          <w:i/>
-          <w:iCs/>
-        </w:rPr>
-        <w:t xml:space="preserve">Running</w:t>
-      </w:r>
-      <w:r>
-        <w:t xml:space="preserve"> </w:t>
-      </w:r>
-      <w:r>
-        <w:rPr>
-          <w:rStyle w:val="VerbatimChar"/>
-        </w:rPr>
-        <w:t xml:space="preserve">CrystalStacker.exe</w:t>
-      </w:r>
-      <w:r>
-        <w:t xml:space="preserve"> </w:t>
-      </w:r>
-      <w:r>
-        <w:t xml:space="preserve">needs neither Python nor these packages.</w:t>
-      </w:r>
-    </w:p>
-    <w:bookmarkEnd w:id="34"/>
-    <w:bookmarkStart w:id="35" w:name="tests"/>
+    <w:bookmarkEnd w:id="32"/>
+    <w:bookmarkStart w:id="33" w:name="tests"/>
     <w:p>
       <w:pPr>
         <w:pStyle w:val="2"/>
@@ -2182,8 +1943,8 @@
         <w:t xml:space="preserve"># end-to-end test against the Flask test client</w:t>
       </w:r>
     </w:p>
-    <w:bookmarkEnd w:id="35"/>
-    <w:bookmarkStart w:id="37" w:name="license"/>
+    <w:bookmarkEnd w:id="33"/>
+    <w:bookmarkStart w:id="35" w:name="license"/>
     <w:p>
       <w:pPr>
         <w:pStyle w:val="2"/>
@@ -2202,7 +1963,7 @@
       <w:r>
         <w:t xml:space="preserve"> </w:t>
       </w:r>
-      <w:hyperlink r:id="rId36">
+      <w:hyperlink r:id="rId34">
         <w:r>
           <w:rPr>
             <w:rStyle w:val="af"/>
@@ -2214,40 +1975,40 @@
         <w:t xml:space="preserve">.</w:t>
       </w:r>
     </w:p>
+    <w:bookmarkEnd w:id="35"/>
+    <w:bookmarkStart w:id="36" w:name="citation"/>
+    <w:p>
+      <w:pPr>
+        <w:pStyle w:val="2"/>
+      </w:pPr>
+      <w:r>
+        <w:t xml:space="preserve">Citation</w:t>
+      </w:r>
+    </w:p>
+    <w:p>
+      <w:pPr>
+        <w:pStyle w:val="FirstParagraph"/>
+      </w:pPr>
+      <w:r>
+        <w:t xml:space="preserve">A manuscript describing the methodology is in preparation; citation details</w:t>
+      </w:r>
+      <w:r>
+        <w:t xml:space="preserve"> </w:t>
+      </w:r>
+      <w:r>
+        <w:t xml:space="preserve">will be added upon publication.</w:t>
+      </w:r>
+    </w:p>
+    <w:p>
+      <w:pPr>
+        <w:pStyle w:val="a0"/>
+      </w:pPr>
+      <w:r>
+        <w:t xml:space="preserve">Ma, B.; Yan, Q.; Zhou, W.; Wu, J.; Bao, L.; Lu, X.; Qiu, J.; Zhu, Y.; Wang, X.; Zhai, D.; Liu, C.; Zhang, S.; Deng, W.; Lu, X. Data-Driven Synthesis of Covalent Organic Frameworks via Machine Learning with Integrated Success–Failure Data. JACS Au 2026, 6 (7), 3939–3951. https://doi.org/10.1021/jacsau.6c00493</w:t>
+      </w:r>
+    </w:p>
+    <w:bookmarkEnd w:id="36"/>
     <w:bookmarkEnd w:id="37"/>
-    <w:bookmarkStart w:id="38" w:name="citation"/>
-    <w:p>
-      <w:pPr>
-        <w:pStyle w:val="2"/>
-      </w:pPr>
-      <w:r>
-        <w:t xml:space="preserve">Citation</w:t>
-      </w:r>
-    </w:p>
-    <w:p>
-      <w:pPr>
-        <w:pStyle w:val="FirstParagraph"/>
-      </w:pPr>
-      <w:r>
-        <w:t xml:space="preserve">A manuscript describing the methodology is in preparation; citation details</w:t>
-      </w:r>
-      <w:r>
-        <w:t xml:space="preserve"> </w:t>
-      </w:r>
-      <w:r>
-        <w:t xml:space="preserve">will be added upon publication.</w:t>
-      </w:r>
-    </w:p>
-    <w:p>
-      <w:pPr>
-        <w:pStyle w:val="a0"/>
-      </w:pPr>
-      <w:r>
-        <w:t xml:space="preserve">Ma, B.; Yan, Q.; Zhou, W.; Wu, J.; Bao, L.; Lu, X.; Qiu, J.; Zhu, Y.; Wang, X.; Zhai, D.; Liu, C.; Zhang, S.; Deng, W.; Lu, X. Data-Driven Synthesis of Covalent Organic Frameworks via Machine Learning with Integrated Success–Failure Data. JACS Au 2026, 6 (7), 3939–3951. https://doi.org/10.1021/jacsau.6c00493</w:t>
-      </w:r>
-    </w:p>
-    <w:bookmarkEnd w:id="38"/>
-    <w:bookmarkEnd w:id="39"/>
     <w:sectPr>
       <w:footnotePr>
         <w:numRestart w:val="eachSect"/>
